--- a/Ejercicio 4/RESPUESTAS A PREGUNTAS PRE.docx
+++ b/Ejercicio 4/RESPUESTAS A PREGUNTAS PRE.docx
@@ -5,6 +5,20 @@
     <w:p>
       <w:r>
         <w:t>RESPUESTAS A PREGUNTAS PRE-DESARROLLO</w:t>
+      </w:r>
+    </w:p>
+    <w:p>
+      <w:r>
+        <w:t>BYRON PROCEL</w:t>
+      </w:r>
+      <w:r>
+        <w:br/>
+        <w:t>PROGRAMACION I</w:t>
+      </w:r>
+    </w:p>
+    <w:p>
+      <w:r>
+        <w:t>Análisis del Problema:</w:t>
       </w:r>
     </w:p>
     <w:p>
@@ -248,9 +262,7000 @@
         <w:t xml:space="preserve"> separadas. Es clara, fácil de mantener y suficiente para un máximo de 10 productos. </w:t>
       </w:r>
     </w:p>
+    <w:p>
+      <w:r>
+        <w:t>Alternativas:</w:t>
+      </w:r>
+    </w:p>
+    <w:p>
+      <w:r>
+        <w:tab/>
+        <w:t>Para resolver este problema considere dos alternativas:</w:t>
+      </w:r>
+    </w:p>
+    <w:p>
+      <w:pPr>
+        <w:pStyle w:val="Prrafodelista"/>
+        <w:numPr>
+          <w:ilvl w:val="0"/>
+          <w:numId w:val="4"/>
+        </w:numPr>
+      </w:pPr>
+      <w:r>
+        <w:t>Usar arreglos paralelos para almacenar los nombres y precios de los productos, relacionándolos por medio del índice.</w:t>
+      </w:r>
+    </w:p>
+    <w:p>
+      <w:pPr>
+        <w:pStyle w:val="Prrafodelista"/>
+        <w:numPr>
+          <w:ilvl w:val="0"/>
+          <w:numId w:val="4"/>
+        </w:numPr>
+      </w:pPr>
+      <w:r>
+        <w:t>Mantener los productos ordenados p</w:t>
+      </w:r>
+      <w:r>
+        <w:t>or</w:t>
+      </w:r>
+      <w:r>
+        <w:t xml:space="preserve"> precio para acceder </w:t>
+      </w:r>
+      <w:r>
+        <w:t>más</w:t>
+      </w:r>
+      <w:r>
+        <w:t xml:space="preserve"> rápidamente al producto mas caro y al </w:t>
+      </w:r>
+      <w:r>
+        <w:t>más</w:t>
+      </w:r>
+      <w:r>
+        <w:t xml:space="preserve"> barato.</w:t>
+      </w:r>
+    </w:p>
+    <w:p>
+      <w:pPr>
+        <w:ind w:left="720"/>
+      </w:pPr>
+      <w:r>
+        <w:t xml:space="preserve">Escogí la primera alternativa porque el sistema solo maneja un máximo de 10 productos, por lo que recorres los arreglos no afecta el rendimiento. Además, la solución escogida es </w:t>
+      </w:r>
+      <w:r>
+        <w:t>más</w:t>
+      </w:r>
+      <w:r>
+        <w:t xml:space="preserve"> simple, es fácil de implementar y cumple con las restricciones de no usar estructuras ni punteros.</w:t>
+      </w:r>
+    </w:p>
+    <w:p>
+      <w:r>
+        <w:t>Código</w:t>
+      </w:r>
+      <w:r>
+        <w:t xml:space="preserve"> Fuente: </w:t>
+      </w:r>
+    </w:p>
+    <w:p>
+      <w:pPr>
+        <w:rPr>
+          <w:rFonts w:ascii="Consolas" w:hAnsi="Consolas"/>
+          <w:b/>
+          <w:bCs/>
+          <w:i/>
+          <w:iCs/>
+          <w:sz w:val="16"/>
+          <w:szCs w:val="16"/>
+        </w:rPr>
+      </w:pPr>
+      <w:r>
+        <w:rPr>
+          <w:rFonts w:ascii="Consolas" w:hAnsi="Consolas"/>
+          <w:sz w:val="16"/>
+          <w:szCs w:val="16"/>
+        </w:rPr>
+        <w:tab/>
+      </w:r>
+      <w:proofErr w:type="spellStart"/>
+      <w:r>
+        <w:rPr>
+          <w:rFonts w:ascii="Consolas" w:hAnsi="Consolas"/>
+          <w:b/>
+          <w:bCs/>
+          <w:i/>
+          <w:iCs/>
+          <w:sz w:val="16"/>
+          <w:szCs w:val="16"/>
+        </w:rPr>
+        <w:t>Inventario.h</w:t>
+      </w:r>
+      <w:proofErr w:type="spellEnd"/>
+    </w:p>
+    <w:p>
+      <w:pPr>
+        <w:rPr>
+          <w:rFonts w:ascii="Consolas" w:hAnsi="Consolas"/>
+          <w:sz w:val="16"/>
+          <w:szCs w:val="16"/>
+        </w:rPr>
+      </w:pPr>
+      <w:r>
+        <w:rPr>
+          <w:rFonts w:ascii="Consolas" w:hAnsi="Consolas"/>
+          <w:sz w:val="16"/>
+          <w:szCs w:val="16"/>
+        </w:rPr>
+        <w:t>#ifndef INVENTARIO_H</w:t>
+      </w:r>
+    </w:p>
+    <w:p>
+      <w:pPr>
+        <w:rPr>
+          <w:rFonts w:ascii="Consolas" w:hAnsi="Consolas"/>
+          <w:sz w:val="16"/>
+          <w:szCs w:val="16"/>
+        </w:rPr>
+      </w:pPr>
+      <w:r>
+        <w:rPr>
+          <w:rFonts w:ascii="Consolas" w:hAnsi="Consolas"/>
+          <w:sz w:val="16"/>
+          <w:szCs w:val="16"/>
+        </w:rPr>
+        <w:t>#define INVENTARIO_H</w:t>
+      </w:r>
+    </w:p>
+    <w:p>
+      <w:pPr>
+        <w:rPr>
+          <w:rFonts w:ascii="Consolas" w:hAnsi="Consolas"/>
+          <w:sz w:val="16"/>
+          <w:szCs w:val="16"/>
+        </w:rPr>
+      </w:pPr>
+    </w:p>
+    <w:p>
+      <w:pPr>
+        <w:rPr>
+          <w:rFonts w:ascii="Consolas" w:hAnsi="Consolas"/>
+          <w:sz w:val="16"/>
+          <w:szCs w:val="16"/>
+        </w:rPr>
+      </w:pPr>
+      <w:r>
+        <w:rPr>
+          <w:rFonts w:ascii="Consolas" w:hAnsi="Consolas"/>
+          <w:sz w:val="16"/>
+          <w:szCs w:val="16"/>
+        </w:rPr>
+        <w:t>#define PRODUCTOS_MAX 10</w:t>
+      </w:r>
+    </w:p>
+    <w:p>
+      <w:pPr>
+        <w:rPr>
+          <w:rFonts w:ascii="Consolas" w:hAnsi="Consolas"/>
+          <w:sz w:val="16"/>
+          <w:szCs w:val="16"/>
+        </w:rPr>
+      </w:pPr>
+      <w:r>
+        <w:rPr>
+          <w:rFonts w:ascii="Consolas" w:hAnsi="Consolas"/>
+          <w:sz w:val="16"/>
+          <w:szCs w:val="16"/>
+        </w:rPr>
+        <w:t>#define LARGO_NOMBRE 31</w:t>
+      </w:r>
+    </w:p>
+    <w:p>
+      <w:pPr>
+        <w:rPr>
+          <w:rFonts w:ascii="Consolas" w:hAnsi="Consolas"/>
+          <w:sz w:val="16"/>
+          <w:szCs w:val="16"/>
+        </w:rPr>
+      </w:pPr>
+    </w:p>
+    <w:p>
+      <w:pPr>
+        <w:rPr>
+          <w:rFonts w:ascii="Consolas" w:hAnsi="Consolas"/>
+          <w:sz w:val="16"/>
+          <w:szCs w:val="16"/>
+        </w:rPr>
+      </w:pPr>
+      <w:proofErr w:type="spellStart"/>
+      <w:r>
+        <w:rPr>
+          <w:rFonts w:ascii="Consolas" w:hAnsi="Consolas"/>
+          <w:sz w:val="16"/>
+          <w:szCs w:val="16"/>
+        </w:rPr>
+        <w:t>float</w:t>
+      </w:r>
+      <w:proofErr w:type="spellEnd"/>
+      <w:r>
+        <w:rPr>
+          <w:rFonts w:ascii="Consolas" w:hAnsi="Consolas"/>
+          <w:sz w:val="16"/>
+          <w:szCs w:val="16"/>
+        </w:rPr>
+        <w:t xml:space="preserve"> </w:t>
+      </w:r>
+      <w:proofErr w:type="spellStart"/>
+      <w:proofErr w:type="gramStart"/>
+      <w:r>
+        <w:rPr>
+          <w:rFonts w:ascii="Consolas" w:hAnsi="Consolas"/>
+          <w:sz w:val="16"/>
+          <w:szCs w:val="16"/>
+        </w:rPr>
+        <w:t>calcularTotal</w:t>
+      </w:r>
+      <w:proofErr w:type="spellEnd"/>
+      <w:r>
+        <w:rPr>
+          <w:rFonts w:ascii="Consolas" w:hAnsi="Consolas"/>
+          <w:sz w:val="16"/>
+          <w:szCs w:val="16"/>
+        </w:rPr>
+        <w:t>(</w:t>
+      </w:r>
+      <w:proofErr w:type="spellStart"/>
+      <w:proofErr w:type="gramEnd"/>
+      <w:r>
+        <w:rPr>
+          <w:rFonts w:ascii="Consolas" w:hAnsi="Consolas"/>
+          <w:sz w:val="16"/>
+          <w:szCs w:val="16"/>
+        </w:rPr>
+        <w:t>float</w:t>
+      </w:r>
+      <w:proofErr w:type="spellEnd"/>
+      <w:r>
+        <w:rPr>
+          <w:rFonts w:ascii="Consolas" w:hAnsi="Consolas"/>
+          <w:sz w:val="16"/>
+          <w:szCs w:val="16"/>
+        </w:rPr>
+        <w:t xml:space="preserve"> precios[], </w:t>
+      </w:r>
+      <w:proofErr w:type="spellStart"/>
+      <w:r>
+        <w:rPr>
+          <w:rFonts w:ascii="Consolas" w:hAnsi="Consolas"/>
+          <w:sz w:val="16"/>
+          <w:szCs w:val="16"/>
+        </w:rPr>
+        <w:t>int</w:t>
+      </w:r>
+      <w:proofErr w:type="spellEnd"/>
+      <w:r>
+        <w:rPr>
+          <w:rFonts w:ascii="Consolas" w:hAnsi="Consolas"/>
+          <w:sz w:val="16"/>
+          <w:szCs w:val="16"/>
+        </w:rPr>
+        <w:t xml:space="preserve"> cantidad);</w:t>
+      </w:r>
+    </w:p>
+    <w:p>
+      <w:pPr>
+        <w:rPr>
+          <w:rFonts w:ascii="Consolas" w:hAnsi="Consolas"/>
+          <w:sz w:val="16"/>
+          <w:szCs w:val="16"/>
+        </w:rPr>
+      </w:pPr>
+    </w:p>
+    <w:p>
+      <w:pPr>
+        <w:rPr>
+          <w:rFonts w:ascii="Consolas" w:hAnsi="Consolas"/>
+          <w:sz w:val="16"/>
+          <w:szCs w:val="16"/>
+        </w:rPr>
+      </w:pPr>
+      <w:proofErr w:type="spellStart"/>
+      <w:r>
+        <w:rPr>
+          <w:rFonts w:ascii="Consolas" w:hAnsi="Consolas"/>
+          <w:sz w:val="16"/>
+          <w:szCs w:val="16"/>
+        </w:rPr>
+        <w:t>float</w:t>
+      </w:r>
+      <w:proofErr w:type="spellEnd"/>
+      <w:r>
+        <w:rPr>
+          <w:rFonts w:ascii="Consolas" w:hAnsi="Consolas"/>
+          <w:sz w:val="16"/>
+          <w:szCs w:val="16"/>
+        </w:rPr>
+        <w:t xml:space="preserve"> </w:t>
+      </w:r>
+      <w:proofErr w:type="spellStart"/>
+      <w:proofErr w:type="gramStart"/>
+      <w:r>
+        <w:rPr>
+          <w:rFonts w:ascii="Consolas" w:hAnsi="Consolas"/>
+          <w:sz w:val="16"/>
+          <w:szCs w:val="16"/>
+        </w:rPr>
+        <w:t>calcularPromedio</w:t>
+      </w:r>
+      <w:proofErr w:type="spellEnd"/>
+      <w:r>
+        <w:rPr>
+          <w:rFonts w:ascii="Consolas" w:hAnsi="Consolas"/>
+          <w:sz w:val="16"/>
+          <w:szCs w:val="16"/>
+        </w:rPr>
+        <w:t>(</w:t>
+      </w:r>
+      <w:proofErr w:type="spellStart"/>
+      <w:proofErr w:type="gramEnd"/>
+      <w:r>
+        <w:rPr>
+          <w:rFonts w:ascii="Consolas" w:hAnsi="Consolas"/>
+          <w:sz w:val="16"/>
+          <w:szCs w:val="16"/>
+        </w:rPr>
+        <w:t>float</w:t>
+      </w:r>
+      <w:proofErr w:type="spellEnd"/>
+      <w:r>
+        <w:rPr>
+          <w:rFonts w:ascii="Consolas" w:hAnsi="Consolas"/>
+          <w:sz w:val="16"/>
+          <w:szCs w:val="16"/>
+        </w:rPr>
+        <w:t xml:space="preserve"> precios[], </w:t>
+      </w:r>
+      <w:proofErr w:type="spellStart"/>
+      <w:r>
+        <w:rPr>
+          <w:rFonts w:ascii="Consolas" w:hAnsi="Consolas"/>
+          <w:sz w:val="16"/>
+          <w:szCs w:val="16"/>
+        </w:rPr>
+        <w:t>int</w:t>
+      </w:r>
+      <w:proofErr w:type="spellEnd"/>
+      <w:r>
+        <w:rPr>
+          <w:rFonts w:ascii="Consolas" w:hAnsi="Consolas"/>
+          <w:sz w:val="16"/>
+          <w:szCs w:val="16"/>
+        </w:rPr>
+        <w:t xml:space="preserve"> cantidad);</w:t>
+      </w:r>
+    </w:p>
+    <w:p>
+      <w:pPr>
+        <w:rPr>
+          <w:rFonts w:ascii="Consolas" w:hAnsi="Consolas"/>
+          <w:sz w:val="16"/>
+          <w:szCs w:val="16"/>
+        </w:rPr>
+      </w:pPr>
+    </w:p>
+    <w:p>
+      <w:pPr>
+        <w:rPr>
+          <w:rFonts w:ascii="Consolas" w:hAnsi="Consolas"/>
+          <w:sz w:val="16"/>
+          <w:szCs w:val="16"/>
+        </w:rPr>
+      </w:pPr>
+      <w:proofErr w:type="spellStart"/>
+      <w:r>
+        <w:rPr>
+          <w:rFonts w:ascii="Consolas" w:hAnsi="Consolas"/>
+          <w:sz w:val="16"/>
+          <w:szCs w:val="16"/>
+        </w:rPr>
+        <w:t>int</w:t>
+      </w:r>
+      <w:proofErr w:type="spellEnd"/>
+      <w:r>
+        <w:rPr>
+          <w:rFonts w:ascii="Consolas" w:hAnsi="Consolas"/>
+          <w:sz w:val="16"/>
+          <w:szCs w:val="16"/>
+        </w:rPr>
+        <w:t xml:space="preserve"> </w:t>
+      </w:r>
+      <w:proofErr w:type="spellStart"/>
+      <w:proofErr w:type="gramStart"/>
+      <w:r>
+        <w:rPr>
+          <w:rFonts w:ascii="Consolas" w:hAnsi="Consolas"/>
+          <w:sz w:val="16"/>
+          <w:szCs w:val="16"/>
+        </w:rPr>
+        <w:t>obtenerIndiceMasCaro</w:t>
+      </w:r>
+      <w:proofErr w:type="spellEnd"/>
+      <w:r>
+        <w:rPr>
+          <w:rFonts w:ascii="Consolas" w:hAnsi="Consolas"/>
+          <w:sz w:val="16"/>
+          <w:szCs w:val="16"/>
+        </w:rPr>
+        <w:t>(</w:t>
+      </w:r>
+      <w:proofErr w:type="spellStart"/>
+      <w:proofErr w:type="gramEnd"/>
+      <w:r>
+        <w:rPr>
+          <w:rFonts w:ascii="Consolas" w:hAnsi="Consolas"/>
+          <w:sz w:val="16"/>
+          <w:szCs w:val="16"/>
+        </w:rPr>
+        <w:t>float</w:t>
+      </w:r>
+      <w:proofErr w:type="spellEnd"/>
+      <w:r>
+        <w:rPr>
+          <w:rFonts w:ascii="Consolas" w:hAnsi="Consolas"/>
+          <w:sz w:val="16"/>
+          <w:szCs w:val="16"/>
+        </w:rPr>
+        <w:t xml:space="preserve"> precios[], </w:t>
+      </w:r>
+      <w:proofErr w:type="spellStart"/>
+      <w:r>
+        <w:rPr>
+          <w:rFonts w:ascii="Consolas" w:hAnsi="Consolas"/>
+          <w:sz w:val="16"/>
+          <w:szCs w:val="16"/>
+        </w:rPr>
+        <w:t>int</w:t>
+      </w:r>
+      <w:proofErr w:type="spellEnd"/>
+      <w:r>
+        <w:rPr>
+          <w:rFonts w:ascii="Consolas" w:hAnsi="Consolas"/>
+          <w:sz w:val="16"/>
+          <w:szCs w:val="16"/>
+        </w:rPr>
+        <w:t xml:space="preserve"> cantidad);</w:t>
+      </w:r>
+    </w:p>
+    <w:p>
+      <w:pPr>
+        <w:rPr>
+          <w:rFonts w:ascii="Consolas" w:hAnsi="Consolas"/>
+          <w:sz w:val="16"/>
+          <w:szCs w:val="16"/>
+        </w:rPr>
+      </w:pPr>
+    </w:p>
+    <w:p>
+      <w:pPr>
+        <w:rPr>
+          <w:rFonts w:ascii="Consolas" w:hAnsi="Consolas"/>
+          <w:sz w:val="16"/>
+          <w:szCs w:val="16"/>
+        </w:rPr>
+      </w:pPr>
+      <w:proofErr w:type="spellStart"/>
+      <w:r>
+        <w:rPr>
+          <w:rFonts w:ascii="Consolas" w:hAnsi="Consolas"/>
+          <w:sz w:val="16"/>
+          <w:szCs w:val="16"/>
+        </w:rPr>
+        <w:t>int</w:t>
+      </w:r>
+      <w:proofErr w:type="spellEnd"/>
+      <w:r>
+        <w:rPr>
+          <w:rFonts w:ascii="Consolas" w:hAnsi="Consolas"/>
+          <w:sz w:val="16"/>
+          <w:szCs w:val="16"/>
+        </w:rPr>
+        <w:t xml:space="preserve"> </w:t>
+      </w:r>
+      <w:proofErr w:type="spellStart"/>
+      <w:proofErr w:type="gramStart"/>
+      <w:r>
+        <w:rPr>
+          <w:rFonts w:ascii="Consolas" w:hAnsi="Consolas"/>
+          <w:sz w:val="16"/>
+          <w:szCs w:val="16"/>
+        </w:rPr>
+        <w:t>obtenerIndiceMasBarato</w:t>
+      </w:r>
+      <w:proofErr w:type="spellEnd"/>
+      <w:r>
+        <w:rPr>
+          <w:rFonts w:ascii="Consolas" w:hAnsi="Consolas"/>
+          <w:sz w:val="16"/>
+          <w:szCs w:val="16"/>
+        </w:rPr>
+        <w:t>(</w:t>
+      </w:r>
+      <w:proofErr w:type="spellStart"/>
+      <w:proofErr w:type="gramEnd"/>
+      <w:r>
+        <w:rPr>
+          <w:rFonts w:ascii="Consolas" w:hAnsi="Consolas"/>
+          <w:sz w:val="16"/>
+          <w:szCs w:val="16"/>
+        </w:rPr>
+        <w:t>float</w:t>
+      </w:r>
+      <w:proofErr w:type="spellEnd"/>
+      <w:r>
+        <w:rPr>
+          <w:rFonts w:ascii="Consolas" w:hAnsi="Consolas"/>
+          <w:sz w:val="16"/>
+          <w:szCs w:val="16"/>
+        </w:rPr>
+        <w:t xml:space="preserve"> precios[], </w:t>
+      </w:r>
+      <w:proofErr w:type="spellStart"/>
+      <w:r>
+        <w:rPr>
+          <w:rFonts w:ascii="Consolas" w:hAnsi="Consolas"/>
+          <w:sz w:val="16"/>
+          <w:szCs w:val="16"/>
+        </w:rPr>
+        <w:t>int</w:t>
+      </w:r>
+      <w:proofErr w:type="spellEnd"/>
+      <w:r>
+        <w:rPr>
+          <w:rFonts w:ascii="Consolas" w:hAnsi="Consolas"/>
+          <w:sz w:val="16"/>
+          <w:szCs w:val="16"/>
+        </w:rPr>
+        <w:t xml:space="preserve"> cantidad);</w:t>
+      </w:r>
+    </w:p>
+    <w:p>
+      <w:pPr>
+        <w:rPr>
+          <w:rFonts w:ascii="Consolas" w:hAnsi="Consolas"/>
+          <w:sz w:val="16"/>
+          <w:szCs w:val="16"/>
+        </w:rPr>
+      </w:pPr>
+    </w:p>
+    <w:p>
+      <w:pPr>
+        <w:rPr>
+          <w:rFonts w:ascii="Consolas" w:hAnsi="Consolas"/>
+          <w:sz w:val="16"/>
+          <w:szCs w:val="16"/>
+        </w:rPr>
+      </w:pPr>
+      <w:proofErr w:type="spellStart"/>
+      <w:r>
+        <w:rPr>
+          <w:rFonts w:ascii="Consolas" w:hAnsi="Consolas"/>
+          <w:sz w:val="16"/>
+          <w:szCs w:val="16"/>
+        </w:rPr>
+        <w:t>int</w:t>
+      </w:r>
+      <w:proofErr w:type="spellEnd"/>
+      <w:r>
+        <w:rPr>
+          <w:rFonts w:ascii="Consolas" w:hAnsi="Consolas"/>
+          <w:sz w:val="16"/>
+          <w:szCs w:val="16"/>
+        </w:rPr>
+        <w:t xml:space="preserve"> </w:t>
+      </w:r>
+      <w:proofErr w:type="spellStart"/>
+      <w:proofErr w:type="gramStart"/>
+      <w:r>
+        <w:rPr>
+          <w:rFonts w:ascii="Consolas" w:hAnsi="Consolas"/>
+          <w:sz w:val="16"/>
+          <w:szCs w:val="16"/>
+        </w:rPr>
+        <w:t>ingresarProductos</w:t>
+      </w:r>
+      <w:proofErr w:type="spellEnd"/>
+      <w:r>
+        <w:rPr>
+          <w:rFonts w:ascii="Consolas" w:hAnsi="Consolas"/>
+          <w:sz w:val="16"/>
+          <w:szCs w:val="16"/>
+        </w:rPr>
+        <w:t>(</w:t>
+      </w:r>
+      <w:proofErr w:type="spellStart"/>
+      <w:proofErr w:type="gramEnd"/>
+      <w:r>
+        <w:rPr>
+          <w:rFonts w:ascii="Consolas" w:hAnsi="Consolas"/>
+          <w:sz w:val="16"/>
+          <w:szCs w:val="16"/>
+        </w:rPr>
+        <w:t>char</w:t>
+      </w:r>
+      <w:proofErr w:type="spellEnd"/>
+      <w:r>
+        <w:rPr>
+          <w:rFonts w:ascii="Consolas" w:hAnsi="Consolas"/>
+          <w:sz w:val="16"/>
+          <w:szCs w:val="16"/>
+        </w:rPr>
+        <w:t xml:space="preserve"> nombres[][LARGO_NOMBRE], </w:t>
+      </w:r>
+      <w:proofErr w:type="spellStart"/>
+      <w:r>
+        <w:rPr>
+          <w:rFonts w:ascii="Consolas" w:hAnsi="Consolas"/>
+          <w:sz w:val="16"/>
+          <w:szCs w:val="16"/>
+        </w:rPr>
+        <w:t>float</w:t>
+      </w:r>
+      <w:proofErr w:type="spellEnd"/>
+      <w:r>
+        <w:rPr>
+          <w:rFonts w:ascii="Consolas" w:hAnsi="Consolas"/>
+          <w:sz w:val="16"/>
+          <w:szCs w:val="16"/>
+        </w:rPr>
+        <w:t xml:space="preserve"> precios[]);</w:t>
+      </w:r>
+    </w:p>
+    <w:p>
+      <w:pPr>
+        <w:rPr>
+          <w:rFonts w:ascii="Consolas" w:hAnsi="Consolas"/>
+          <w:sz w:val="16"/>
+          <w:szCs w:val="16"/>
+        </w:rPr>
+      </w:pPr>
+    </w:p>
+    <w:p>
+      <w:pPr>
+        <w:rPr>
+          <w:rFonts w:ascii="Consolas" w:hAnsi="Consolas"/>
+          <w:sz w:val="16"/>
+          <w:szCs w:val="16"/>
+        </w:rPr>
+      </w:pPr>
+      <w:proofErr w:type="spellStart"/>
+      <w:r>
+        <w:rPr>
+          <w:rFonts w:ascii="Consolas" w:hAnsi="Consolas"/>
+          <w:sz w:val="16"/>
+          <w:szCs w:val="16"/>
+        </w:rPr>
+        <w:t>int</w:t>
+      </w:r>
+      <w:proofErr w:type="spellEnd"/>
+      <w:r>
+        <w:rPr>
+          <w:rFonts w:ascii="Consolas" w:hAnsi="Consolas"/>
+          <w:sz w:val="16"/>
+          <w:szCs w:val="16"/>
+        </w:rPr>
+        <w:t xml:space="preserve"> </w:t>
+      </w:r>
+      <w:proofErr w:type="spellStart"/>
+      <w:proofErr w:type="gramStart"/>
+      <w:r>
+        <w:rPr>
+          <w:rFonts w:ascii="Consolas" w:hAnsi="Consolas"/>
+          <w:sz w:val="16"/>
+          <w:szCs w:val="16"/>
+        </w:rPr>
+        <w:t>buscarProductoPorNombre</w:t>
+      </w:r>
+      <w:proofErr w:type="spellEnd"/>
+      <w:r>
+        <w:rPr>
+          <w:rFonts w:ascii="Consolas" w:hAnsi="Consolas"/>
+          <w:sz w:val="16"/>
+          <w:szCs w:val="16"/>
+        </w:rPr>
+        <w:t>(</w:t>
+      </w:r>
+      <w:proofErr w:type="spellStart"/>
+      <w:proofErr w:type="gramEnd"/>
+      <w:r>
+        <w:rPr>
+          <w:rFonts w:ascii="Consolas" w:hAnsi="Consolas"/>
+          <w:sz w:val="16"/>
+          <w:szCs w:val="16"/>
+        </w:rPr>
+        <w:t>char</w:t>
+      </w:r>
+      <w:proofErr w:type="spellEnd"/>
+      <w:r>
+        <w:rPr>
+          <w:rFonts w:ascii="Consolas" w:hAnsi="Consolas"/>
+          <w:sz w:val="16"/>
+          <w:szCs w:val="16"/>
+        </w:rPr>
+        <w:t xml:space="preserve"> nombres[][LARGO_NOMBRE], </w:t>
+      </w:r>
+      <w:proofErr w:type="spellStart"/>
+      <w:r>
+        <w:rPr>
+          <w:rFonts w:ascii="Consolas" w:hAnsi="Consolas"/>
+          <w:sz w:val="16"/>
+          <w:szCs w:val="16"/>
+        </w:rPr>
+        <w:t>int</w:t>
+      </w:r>
+      <w:proofErr w:type="spellEnd"/>
+      <w:r>
+        <w:rPr>
+          <w:rFonts w:ascii="Consolas" w:hAnsi="Consolas"/>
+          <w:sz w:val="16"/>
+          <w:szCs w:val="16"/>
+        </w:rPr>
+        <w:t xml:space="preserve"> cantidad, </w:t>
+      </w:r>
+      <w:proofErr w:type="spellStart"/>
+      <w:r>
+        <w:rPr>
+          <w:rFonts w:ascii="Consolas" w:hAnsi="Consolas"/>
+          <w:sz w:val="16"/>
+          <w:szCs w:val="16"/>
+        </w:rPr>
+        <w:t>char</w:t>
+      </w:r>
+      <w:proofErr w:type="spellEnd"/>
+      <w:r>
+        <w:rPr>
+          <w:rFonts w:ascii="Consolas" w:hAnsi="Consolas"/>
+          <w:sz w:val="16"/>
+          <w:szCs w:val="16"/>
+        </w:rPr>
+        <w:t xml:space="preserve"> </w:t>
+      </w:r>
+      <w:proofErr w:type="spellStart"/>
+      <w:r>
+        <w:rPr>
+          <w:rFonts w:ascii="Consolas" w:hAnsi="Consolas"/>
+          <w:sz w:val="16"/>
+          <w:szCs w:val="16"/>
+        </w:rPr>
+        <w:t>nombreBuscado</w:t>
+      </w:r>
+      <w:proofErr w:type="spellEnd"/>
+      <w:r>
+        <w:rPr>
+          <w:rFonts w:ascii="Consolas" w:hAnsi="Consolas"/>
+          <w:sz w:val="16"/>
+          <w:szCs w:val="16"/>
+        </w:rPr>
+        <w:t>[]);</w:t>
+      </w:r>
+    </w:p>
+    <w:p>
+      <w:pPr>
+        <w:rPr>
+          <w:rFonts w:ascii="Consolas" w:hAnsi="Consolas"/>
+          <w:sz w:val="16"/>
+          <w:szCs w:val="16"/>
+        </w:rPr>
+      </w:pPr>
+    </w:p>
+    <w:p>
+      <w:pPr>
+        <w:rPr>
+          <w:rFonts w:ascii="Consolas" w:hAnsi="Consolas"/>
+          <w:sz w:val="16"/>
+          <w:szCs w:val="16"/>
+        </w:rPr>
+      </w:pPr>
+      <w:r>
+        <w:rPr>
+          <w:rFonts w:ascii="Consolas" w:hAnsi="Consolas"/>
+          <w:sz w:val="16"/>
+          <w:szCs w:val="16"/>
+        </w:rPr>
+        <w:t>#endif</w:t>
+      </w:r>
+    </w:p>
+    <w:p>
+      <w:pPr>
+        <w:rPr>
+          <w:rFonts w:ascii="Consolas" w:hAnsi="Consolas"/>
+          <w:sz w:val="16"/>
+          <w:szCs w:val="16"/>
+        </w:rPr>
+      </w:pPr>
+    </w:p>
+    <w:p>
+      <w:pPr>
+        <w:rPr>
+          <w:rFonts w:ascii="Consolas" w:hAnsi="Consolas"/>
+          <w:b/>
+          <w:bCs/>
+          <w:i/>
+          <w:iCs/>
+          <w:sz w:val="16"/>
+          <w:szCs w:val="16"/>
+        </w:rPr>
+      </w:pPr>
+      <w:r>
+        <w:rPr>
+          <w:rFonts w:ascii="Consolas" w:hAnsi="Consolas"/>
+          <w:sz w:val="16"/>
+          <w:szCs w:val="16"/>
+        </w:rPr>
+        <w:tab/>
+      </w:r>
+      <w:proofErr w:type="spellStart"/>
+      <w:r>
+        <w:rPr>
+          <w:rFonts w:ascii="Consolas" w:hAnsi="Consolas"/>
+          <w:b/>
+          <w:bCs/>
+          <w:i/>
+          <w:iCs/>
+          <w:sz w:val="16"/>
+          <w:szCs w:val="16"/>
+        </w:rPr>
+        <w:t>Inventario.c</w:t>
+      </w:r>
+      <w:proofErr w:type="spellEnd"/>
+    </w:p>
+    <w:p>
+      <w:pPr>
+        <w:rPr>
+          <w:rFonts w:ascii="Consolas" w:hAnsi="Consolas"/>
+          <w:sz w:val="16"/>
+          <w:szCs w:val="16"/>
+          <w:lang w:val="en-US"/>
+        </w:rPr>
+      </w:pPr>
+      <w:r>
+        <w:rPr>
+          <w:rFonts w:ascii="Consolas" w:hAnsi="Consolas"/>
+          <w:sz w:val="16"/>
+          <w:szCs w:val="16"/>
+          <w:lang w:val="en-US"/>
+        </w:rPr>
+        <w:t>#include &lt;</w:t>
+      </w:r>
+      <w:proofErr w:type="spellStart"/>
+      <w:r>
+        <w:rPr>
+          <w:rFonts w:ascii="Consolas" w:hAnsi="Consolas"/>
+          <w:sz w:val="16"/>
+          <w:szCs w:val="16"/>
+          <w:lang w:val="en-US"/>
+        </w:rPr>
+        <w:t>stdio.h</w:t>
+      </w:r>
+      <w:proofErr w:type="spellEnd"/>
+      <w:r>
+        <w:rPr>
+          <w:rFonts w:ascii="Consolas" w:hAnsi="Consolas"/>
+          <w:sz w:val="16"/>
+          <w:szCs w:val="16"/>
+          <w:lang w:val="en-US"/>
+        </w:rPr>
+        <w:t>&gt;</w:t>
+      </w:r>
+    </w:p>
+    <w:p>
+      <w:pPr>
+        <w:rPr>
+          <w:rFonts w:ascii="Consolas" w:hAnsi="Consolas"/>
+          <w:sz w:val="16"/>
+          <w:szCs w:val="16"/>
+          <w:lang w:val="en-US"/>
+        </w:rPr>
+      </w:pPr>
+      <w:r>
+        <w:rPr>
+          <w:rFonts w:ascii="Consolas" w:hAnsi="Consolas"/>
+          <w:sz w:val="16"/>
+          <w:szCs w:val="16"/>
+          <w:lang w:val="en-US"/>
+        </w:rPr>
+        <w:t>#include &lt;</w:t>
+      </w:r>
+      <w:proofErr w:type="spellStart"/>
+      <w:r>
+        <w:rPr>
+          <w:rFonts w:ascii="Consolas" w:hAnsi="Consolas"/>
+          <w:sz w:val="16"/>
+          <w:szCs w:val="16"/>
+          <w:lang w:val="en-US"/>
+        </w:rPr>
+        <w:t>string.h</w:t>
+      </w:r>
+      <w:proofErr w:type="spellEnd"/>
+      <w:r>
+        <w:rPr>
+          <w:rFonts w:ascii="Consolas" w:hAnsi="Consolas"/>
+          <w:sz w:val="16"/>
+          <w:szCs w:val="16"/>
+          <w:lang w:val="en-US"/>
+        </w:rPr>
+        <w:t>&gt;</w:t>
+      </w:r>
+    </w:p>
+    <w:p>
+      <w:pPr>
+        <w:rPr>
+          <w:rFonts w:ascii="Consolas" w:hAnsi="Consolas"/>
+          <w:sz w:val="16"/>
+          <w:szCs w:val="16"/>
+        </w:rPr>
+      </w:pPr>
+      <w:r>
+        <w:rPr>
+          <w:rFonts w:ascii="Consolas" w:hAnsi="Consolas"/>
+          <w:sz w:val="16"/>
+          <w:szCs w:val="16"/>
+        </w:rPr>
+        <w:t>#include "</w:t>
+      </w:r>
+      <w:proofErr w:type="spellStart"/>
+      <w:r>
+        <w:rPr>
+          <w:rFonts w:ascii="Consolas" w:hAnsi="Consolas"/>
+          <w:sz w:val="16"/>
+          <w:szCs w:val="16"/>
+        </w:rPr>
+        <w:t>inventario.h</w:t>
+      </w:r>
+      <w:proofErr w:type="spellEnd"/>
+      <w:r>
+        <w:rPr>
+          <w:rFonts w:ascii="Consolas" w:hAnsi="Consolas"/>
+          <w:sz w:val="16"/>
+          <w:szCs w:val="16"/>
+        </w:rPr>
+        <w:t>"</w:t>
+      </w:r>
+    </w:p>
+    <w:p>
+      <w:pPr>
+        <w:rPr>
+          <w:rFonts w:ascii="Consolas" w:hAnsi="Consolas"/>
+          <w:sz w:val="16"/>
+          <w:szCs w:val="16"/>
+        </w:rPr>
+      </w:pPr>
+    </w:p>
+    <w:p>
+      <w:pPr>
+        <w:rPr>
+          <w:rFonts w:ascii="Consolas" w:hAnsi="Consolas"/>
+          <w:sz w:val="16"/>
+          <w:szCs w:val="16"/>
+        </w:rPr>
+      </w:pPr>
+      <w:proofErr w:type="spellStart"/>
+      <w:r>
+        <w:rPr>
+          <w:rFonts w:ascii="Consolas" w:hAnsi="Consolas"/>
+          <w:sz w:val="16"/>
+          <w:szCs w:val="16"/>
+        </w:rPr>
+        <w:t>float</w:t>
+      </w:r>
+      <w:proofErr w:type="spellEnd"/>
+      <w:r>
+        <w:rPr>
+          <w:rFonts w:ascii="Consolas" w:hAnsi="Consolas"/>
+          <w:sz w:val="16"/>
+          <w:szCs w:val="16"/>
+        </w:rPr>
+        <w:t xml:space="preserve"> </w:t>
+      </w:r>
+      <w:proofErr w:type="spellStart"/>
+      <w:proofErr w:type="gramStart"/>
+      <w:r>
+        <w:rPr>
+          <w:rFonts w:ascii="Consolas" w:hAnsi="Consolas"/>
+          <w:sz w:val="16"/>
+          <w:szCs w:val="16"/>
+        </w:rPr>
+        <w:t>calcularTotal</w:t>
+      </w:r>
+      <w:proofErr w:type="spellEnd"/>
+      <w:r>
+        <w:rPr>
+          <w:rFonts w:ascii="Consolas" w:hAnsi="Consolas"/>
+          <w:sz w:val="16"/>
+          <w:szCs w:val="16"/>
+        </w:rPr>
+        <w:t>(</w:t>
+      </w:r>
+      <w:proofErr w:type="spellStart"/>
+      <w:proofErr w:type="gramEnd"/>
+      <w:r>
+        <w:rPr>
+          <w:rFonts w:ascii="Consolas" w:hAnsi="Consolas"/>
+          <w:sz w:val="16"/>
+          <w:szCs w:val="16"/>
+        </w:rPr>
+        <w:t>float</w:t>
+      </w:r>
+      <w:proofErr w:type="spellEnd"/>
+      <w:r>
+        <w:rPr>
+          <w:rFonts w:ascii="Consolas" w:hAnsi="Consolas"/>
+          <w:sz w:val="16"/>
+          <w:szCs w:val="16"/>
+        </w:rPr>
+        <w:t xml:space="preserve"> precios[], </w:t>
+      </w:r>
+      <w:proofErr w:type="spellStart"/>
+      <w:r>
+        <w:rPr>
+          <w:rFonts w:ascii="Consolas" w:hAnsi="Consolas"/>
+          <w:sz w:val="16"/>
+          <w:szCs w:val="16"/>
+        </w:rPr>
+        <w:t>int</w:t>
+      </w:r>
+      <w:proofErr w:type="spellEnd"/>
+      <w:r>
+        <w:rPr>
+          <w:rFonts w:ascii="Consolas" w:hAnsi="Consolas"/>
+          <w:sz w:val="16"/>
+          <w:szCs w:val="16"/>
+        </w:rPr>
+        <w:t xml:space="preserve"> cantidad)</w:t>
+      </w:r>
+    </w:p>
+    <w:p>
+      <w:pPr>
+        <w:rPr>
+          <w:rFonts w:ascii="Consolas" w:hAnsi="Consolas"/>
+          <w:sz w:val="16"/>
+          <w:szCs w:val="16"/>
+        </w:rPr>
+      </w:pPr>
+      <w:r>
+        <w:rPr>
+          <w:rFonts w:ascii="Consolas" w:hAnsi="Consolas"/>
+          <w:sz w:val="16"/>
+          <w:szCs w:val="16"/>
+        </w:rPr>
+        <w:t>{</w:t>
+      </w:r>
+    </w:p>
+    <w:p>
+      <w:pPr>
+        <w:rPr>
+          <w:rFonts w:ascii="Consolas" w:hAnsi="Consolas"/>
+          <w:sz w:val="16"/>
+          <w:szCs w:val="16"/>
+        </w:rPr>
+      </w:pPr>
+      <w:r>
+        <w:rPr>
+          <w:rFonts w:ascii="Consolas" w:hAnsi="Consolas"/>
+          <w:sz w:val="16"/>
+          <w:szCs w:val="16"/>
+        </w:rPr>
+        <w:t>    // 1. Crear acumulador</w:t>
+      </w:r>
+    </w:p>
+    <w:p>
+      <w:pPr>
+        <w:rPr>
+          <w:rFonts w:ascii="Consolas" w:hAnsi="Consolas"/>
+          <w:sz w:val="16"/>
+          <w:szCs w:val="16"/>
+          <w:lang w:val="en-US"/>
+        </w:rPr>
+      </w:pPr>
+      <w:r>
+        <w:rPr>
+          <w:rFonts w:ascii="Consolas" w:hAnsi="Consolas"/>
+          <w:sz w:val="16"/>
+          <w:szCs w:val="16"/>
+        </w:rPr>
+        <w:t xml:space="preserve">    </w:t>
+      </w:r>
+      <w:r>
+        <w:rPr>
+          <w:rFonts w:ascii="Consolas" w:hAnsi="Consolas"/>
+          <w:sz w:val="16"/>
+          <w:szCs w:val="16"/>
+          <w:lang w:val="en-US"/>
+        </w:rPr>
+        <w:t>float total = 0.</w:t>
+      </w:r>
+      <w:proofErr w:type="gramStart"/>
+      <w:r>
+        <w:rPr>
+          <w:rFonts w:ascii="Consolas" w:hAnsi="Consolas"/>
+          <w:sz w:val="16"/>
+          <w:szCs w:val="16"/>
+          <w:lang w:val="en-US"/>
+        </w:rPr>
+        <w:t>0f;</w:t>
+      </w:r>
+      <w:proofErr w:type="gramEnd"/>
+    </w:p>
+    <w:p>
+      <w:pPr>
+        <w:rPr>
+          <w:rFonts w:ascii="Consolas" w:hAnsi="Consolas"/>
+          <w:sz w:val="16"/>
+          <w:szCs w:val="16"/>
+          <w:lang w:val="en-US"/>
+        </w:rPr>
+      </w:pPr>
+      <w:r>
+        <w:rPr>
+          <w:rFonts w:ascii="Consolas" w:hAnsi="Consolas"/>
+          <w:sz w:val="16"/>
+          <w:szCs w:val="16"/>
+          <w:lang w:val="en-US"/>
+        </w:rPr>
+        <w:t xml:space="preserve">    int </w:t>
+      </w:r>
+      <w:proofErr w:type="gramStart"/>
+      <w:r>
+        <w:rPr>
+          <w:rFonts w:ascii="Consolas" w:hAnsi="Consolas"/>
+          <w:sz w:val="16"/>
+          <w:szCs w:val="16"/>
+          <w:lang w:val="en-US"/>
+        </w:rPr>
+        <w:t>i;</w:t>
+      </w:r>
+      <w:proofErr w:type="gramEnd"/>
+    </w:p>
+    <w:p>
+      <w:pPr>
+        <w:rPr>
+          <w:rFonts w:ascii="Consolas" w:hAnsi="Consolas"/>
+          <w:sz w:val="16"/>
+          <w:szCs w:val="16"/>
+        </w:rPr>
+      </w:pPr>
+      <w:r>
+        <w:rPr>
+          <w:rFonts w:ascii="Consolas" w:hAnsi="Consolas"/>
+          <w:sz w:val="16"/>
+          <w:szCs w:val="16"/>
+          <w:lang w:val="en-US"/>
+        </w:rPr>
+        <w:t xml:space="preserve">    </w:t>
+      </w:r>
+      <w:r>
+        <w:rPr>
+          <w:rFonts w:ascii="Consolas" w:hAnsi="Consolas"/>
+          <w:sz w:val="16"/>
+          <w:szCs w:val="16"/>
+        </w:rPr>
+        <w:t xml:space="preserve">// 2. Recorrer los precios con un </w:t>
+      </w:r>
+      <w:proofErr w:type="spellStart"/>
+      <w:r>
+        <w:rPr>
+          <w:rFonts w:ascii="Consolas" w:hAnsi="Consolas"/>
+          <w:sz w:val="16"/>
+          <w:szCs w:val="16"/>
+        </w:rPr>
+        <w:t>for</w:t>
+      </w:r>
+      <w:proofErr w:type="spellEnd"/>
+    </w:p>
+    <w:p>
+      <w:pPr>
+        <w:rPr>
+          <w:rFonts w:ascii="Consolas" w:hAnsi="Consolas"/>
+          <w:sz w:val="16"/>
+          <w:szCs w:val="16"/>
+          <w:lang w:val="en-US"/>
+        </w:rPr>
+      </w:pPr>
+      <w:r>
+        <w:rPr>
+          <w:rFonts w:ascii="Consolas" w:hAnsi="Consolas"/>
+          <w:sz w:val="16"/>
+          <w:szCs w:val="16"/>
+        </w:rPr>
+        <w:t xml:space="preserve">    </w:t>
+      </w:r>
+      <w:r>
+        <w:rPr>
+          <w:rFonts w:ascii="Consolas" w:hAnsi="Consolas"/>
+          <w:sz w:val="16"/>
+          <w:szCs w:val="16"/>
+          <w:lang w:val="en-US"/>
+        </w:rPr>
+        <w:t>for (</w:t>
+      </w:r>
+      <w:proofErr w:type="spellStart"/>
+      <w:r>
+        <w:rPr>
+          <w:rFonts w:ascii="Consolas" w:hAnsi="Consolas"/>
+          <w:sz w:val="16"/>
+          <w:szCs w:val="16"/>
+          <w:lang w:val="en-US"/>
+        </w:rPr>
+        <w:t>i</w:t>
+      </w:r>
+      <w:proofErr w:type="spellEnd"/>
+      <w:r>
+        <w:rPr>
+          <w:rFonts w:ascii="Consolas" w:hAnsi="Consolas"/>
+          <w:sz w:val="16"/>
+          <w:szCs w:val="16"/>
+          <w:lang w:val="en-US"/>
+        </w:rPr>
+        <w:t xml:space="preserve"> = 0; </w:t>
+      </w:r>
+      <w:proofErr w:type="spellStart"/>
+      <w:r>
+        <w:rPr>
+          <w:rFonts w:ascii="Consolas" w:hAnsi="Consolas"/>
+          <w:sz w:val="16"/>
+          <w:szCs w:val="16"/>
+          <w:lang w:val="en-US"/>
+        </w:rPr>
+        <w:t>i</w:t>
+      </w:r>
+      <w:proofErr w:type="spellEnd"/>
+      <w:r>
+        <w:rPr>
+          <w:rFonts w:ascii="Consolas" w:hAnsi="Consolas"/>
+          <w:sz w:val="16"/>
+          <w:szCs w:val="16"/>
+          <w:lang w:val="en-US"/>
+        </w:rPr>
+        <w:t xml:space="preserve"> &lt; </w:t>
+      </w:r>
+      <w:proofErr w:type="spellStart"/>
+      <w:r>
+        <w:rPr>
+          <w:rFonts w:ascii="Consolas" w:hAnsi="Consolas"/>
+          <w:sz w:val="16"/>
+          <w:szCs w:val="16"/>
+          <w:lang w:val="en-US"/>
+        </w:rPr>
+        <w:t>cantidad</w:t>
+      </w:r>
+      <w:proofErr w:type="spellEnd"/>
+      <w:r>
+        <w:rPr>
+          <w:rFonts w:ascii="Consolas" w:hAnsi="Consolas"/>
+          <w:sz w:val="16"/>
+          <w:szCs w:val="16"/>
+          <w:lang w:val="en-US"/>
+        </w:rPr>
+        <w:t xml:space="preserve">; </w:t>
+      </w:r>
+      <w:proofErr w:type="spellStart"/>
+      <w:r>
+        <w:rPr>
+          <w:rFonts w:ascii="Consolas" w:hAnsi="Consolas"/>
+          <w:sz w:val="16"/>
+          <w:szCs w:val="16"/>
+          <w:lang w:val="en-US"/>
+        </w:rPr>
+        <w:t>i</w:t>
+      </w:r>
+      <w:proofErr w:type="spellEnd"/>
+      <w:r>
+        <w:rPr>
+          <w:rFonts w:ascii="Consolas" w:hAnsi="Consolas"/>
+          <w:sz w:val="16"/>
+          <w:szCs w:val="16"/>
+          <w:lang w:val="en-US"/>
+        </w:rPr>
+        <w:t>++) {</w:t>
+      </w:r>
+    </w:p>
+    <w:p>
+      <w:pPr>
+        <w:rPr>
+          <w:rFonts w:ascii="Consolas" w:hAnsi="Consolas"/>
+          <w:sz w:val="16"/>
+          <w:szCs w:val="16"/>
+          <w:lang w:val="en-US"/>
+        </w:rPr>
+      </w:pPr>
+      <w:r>
+        <w:rPr>
+          <w:rFonts w:ascii="Consolas" w:hAnsi="Consolas"/>
+          <w:sz w:val="16"/>
+          <w:szCs w:val="16"/>
+          <w:lang w:val="en-US"/>
+        </w:rPr>
+        <w:t xml:space="preserve">        total += </w:t>
+      </w:r>
+      <w:proofErr w:type="spellStart"/>
+      <w:r>
+        <w:rPr>
+          <w:rFonts w:ascii="Consolas" w:hAnsi="Consolas"/>
+          <w:sz w:val="16"/>
+          <w:szCs w:val="16"/>
+          <w:lang w:val="en-US"/>
+        </w:rPr>
+        <w:t>precios</w:t>
+      </w:r>
+      <w:proofErr w:type="spellEnd"/>
+      <w:r>
+        <w:rPr>
+          <w:rFonts w:ascii="Consolas" w:hAnsi="Consolas"/>
+          <w:sz w:val="16"/>
+          <w:szCs w:val="16"/>
+          <w:lang w:val="en-US"/>
+        </w:rPr>
+        <w:t>[</w:t>
+      </w:r>
+      <w:proofErr w:type="spellStart"/>
+      <w:r>
+        <w:rPr>
+          <w:rFonts w:ascii="Consolas" w:hAnsi="Consolas"/>
+          <w:sz w:val="16"/>
+          <w:szCs w:val="16"/>
+          <w:lang w:val="en-US"/>
+        </w:rPr>
+        <w:t>i</w:t>
+      </w:r>
+      <w:proofErr w:type="spellEnd"/>
+      <w:proofErr w:type="gramStart"/>
+      <w:r>
+        <w:rPr>
+          <w:rFonts w:ascii="Consolas" w:hAnsi="Consolas"/>
+          <w:sz w:val="16"/>
+          <w:szCs w:val="16"/>
+          <w:lang w:val="en-US"/>
+        </w:rPr>
+        <w:t>];</w:t>
+      </w:r>
+      <w:proofErr w:type="gramEnd"/>
+    </w:p>
+    <w:p>
+      <w:pPr>
+        <w:rPr>
+          <w:rFonts w:ascii="Consolas" w:hAnsi="Consolas"/>
+          <w:sz w:val="16"/>
+          <w:szCs w:val="16"/>
+          <w:lang w:val="en-US"/>
+        </w:rPr>
+      </w:pPr>
+      <w:r>
+        <w:rPr>
+          <w:rFonts w:ascii="Consolas" w:hAnsi="Consolas"/>
+          <w:sz w:val="16"/>
+          <w:szCs w:val="16"/>
+          <w:lang w:val="en-US"/>
+        </w:rPr>
+        <w:t>    }</w:t>
+      </w:r>
+    </w:p>
+    <w:p>
+      <w:pPr>
+        <w:rPr>
+          <w:rFonts w:ascii="Consolas" w:hAnsi="Consolas"/>
+          <w:sz w:val="16"/>
+          <w:szCs w:val="16"/>
+          <w:lang w:val="en-US"/>
+        </w:rPr>
+      </w:pPr>
+      <w:r>
+        <w:rPr>
+          <w:rFonts w:ascii="Consolas" w:hAnsi="Consolas"/>
+          <w:sz w:val="16"/>
+          <w:szCs w:val="16"/>
+          <w:lang w:val="en-US"/>
+        </w:rPr>
+        <w:t xml:space="preserve">    return </w:t>
+      </w:r>
+      <w:proofErr w:type="gramStart"/>
+      <w:r>
+        <w:rPr>
+          <w:rFonts w:ascii="Consolas" w:hAnsi="Consolas"/>
+          <w:sz w:val="16"/>
+          <w:szCs w:val="16"/>
+          <w:lang w:val="en-US"/>
+        </w:rPr>
+        <w:t>total;</w:t>
+      </w:r>
+      <w:proofErr w:type="gramEnd"/>
+    </w:p>
+    <w:p>
+      <w:pPr>
+        <w:rPr>
+          <w:rFonts w:ascii="Consolas" w:hAnsi="Consolas"/>
+          <w:sz w:val="16"/>
+          <w:szCs w:val="16"/>
+        </w:rPr>
+      </w:pPr>
+      <w:r>
+        <w:rPr>
+          <w:rFonts w:ascii="Consolas" w:hAnsi="Consolas"/>
+          <w:sz w:val="16"/>
+          <w:szCs w:val="16"/>
+        </w:rPr>
+        <w:t>}</w:t>
+      </w:r>
+    </w:p>
+    <w:p>
+      <w:pPr>
+        <w:rPr>
+          <w:rFonts w:ascii="Consolas" w:hAnsi="Consolas"/>
+          <w:sz w:val="16"/>
+          <w:szCs w:val="16"/>
+        </w:rPr>
+      </w:pPr>
+    </w:p>
+    <w:p>
+      <w:pPr>
+        <w:rPr>
+          <w:rFonts w:ascii="Consolas" w:hAnsi="Consolas"/>
+          <w:sz w:val="16"/>
+          <w:szCs w:val="16"/>
+        </w:rPr>
+      </w:pPr>
+      <w:proofErr w:type="spellStart"/>
+      <w:r>
+        <w:rPr>
+          <w:rFonts w:ascii="Consolas" w:hAnsi="Consolas"/>
+          <w:sz w:val="16"/>
+          <w:szCs w:val="16"/>
+        </w:rPr>
+        <w:t>float</w:t>
+      </w:r>
+      <w:proofErr w:type="spellEnd"/>
+      <w:r>
+        <w:rPr>
+          <w:rFonts w:ascii="Consolas" w:hAnsi="Consolas"/>
+          <w:sz w:val="16"/>
+          <w:szCs w:val="16"/>
+        </w:rPr>
+        <w:t xml:space="preserve"> </w:t>
+      </w:r>
+      <w:proofErr w:type="spellStart"/>
+      <w:proofErr w:type="gramStart"/>
+      <w:r>
+        <w:rPr>
+          <w:rFonts w:ascii="Consolas" w:hAnsi="Consolas"/>
+          <w:sz w:val="16"/>
+          <w:szCs w:val="16"/>
+        </w:rPr>
+        <w:t>calcularPromedio</w:t>
+      </w:r>
+      <w:proofErr w:type="spellEnd"/>
+      <w:r>
+        <w:rPr>
+          <w:rFonts w:ascii="Consolas" w:hAnsi="Consolas"/>
+          <w:sz w:val="16"/>
+          <w:szCs w:val="16"/>
+        </w:rPr>
+        <w:t>(</w:t>
+      </w:r>
+      <w:proofErr w:type="spellStart"/>
+      <w:proofErr w:type="gramEnd"/>
+      <w:r>
+        <w:rPr>
+          <w:rFonts w:ascii="Consolas" w:hAnsi="Consolas"/>
+          <w:sz w:val="16"/>
+          <w:szCs w:val="16"/>
+        </w:rPr>
+        <w:t>float</w:t>
+      </w:r>
+      <w:proofErr w:type="spellEnd"/>
+      <w:r>
+        <w:rPr>
+          <w:rFonts w:ascii="Consolas" w:hAnsi="Consolas"/>
+          <w:sz w:val="16"/>
+          <w:szCs w:val="16"/>
+        </w:rPr>
+        <w:t xml:space="preserve"> precios[], </w:t>
+      </w:r>
+      <w:proofErr w:type="spellStart"/>
+      <w:r>
+        <w:rPr>
+          <w:rFonts w:ascii="Consolas" w:hAnsi="Consolas"/>
+          <w:sz w:val="16"/>
+          <w:szCs w:val="16"/>
+        </w:rPr>
+        <w:t>int</w:t>
+      </w:r>
+      <w:proofErr w:type="spellEnd"/>
+      <w:r>
+        <w:rPr>
+          <w:rFonts w:ascii="Consolas" w:hAnsi="Consolas"/>
+          <w:sz w:val="16"/>
+          <w:szCs w:val="16"/>
+        </w:rPr>
+        <w:t xml:space="preserve"> cantidad)</w:t>
+      </w:r>
+    </w:p>
+    <w:p>
+      <w:pPr>
+        <w:rPr>
+          <w:rFonts w:ascii="Consolas" w:hAnsi="Consolas"/>
+          <w:sz w:val="16"/>
+          <w:szCs w:val="16"/>
+        </w:rPr>
+      </w:pPr>
+      <w:r>
+        <w:rPr>
+          <w:rFonts w:ascii="Consolas" w:hAnsi="Consolas"/>
+          <w:sz w:val="16"/>
+          <w:szCs w:val="16"/>
+        </w:rPr>
+        <w:t>{</w:t>
+      </w:r>
+    </w:p>
+    <w:p>
+      <w:pPr>
+        <w:rPr>
+          <w:rFonts w:ascii="Consolas" w:hAnsi="Consolas"/>
+          <w:sz w:val="16"/>
+          <w:szCs w:val="16"/>
+        </w:rPr>
+      </w:pPr>
+      <w:r>
+        <w:rPr>
+          <w:rFonts w:ascii="Consolas" w:hAnsi="Consolas"/>
+          <w:sz w:val="16"/>
+          <w:szCs w:val="16"/>
+        </w:rPr>
+        <w:t xml:space="preserve">    </w:t>
+      </w:r>
+      <w:proofErr w:type="spellStart"/>
+      <w:r>
+        <w:rPr>
+          <w:rFonts w:ascii="Consolas" w:hAnsi="Consolas"/>
+          <w:sz w:val="16"/>
+          <w:szCs w:val="16"/>
+        </w:rPr>
+        <w:t>if</w:t>
+      </w:r>
+      <w:proofErr w:type="spellEnd"/>
+      <w:r>
+        <w:rPr>
+          <w:rFonts w:ascii="Consolas" w:hAnsi="Consolas"/>
+          <w:sz w:val="16"/>
+          <w:szCs w:val="16"/>
+        </w:rPr>
+        <w:t xml:space="preserve"> (cantidad &lt;= 0)</w:t>
+      </w:r>
+    </w:p>
+    <w:p>
+      <w:pPr>
+        <w:rPr>
+          <w:rFonts w:ascii="Consolas" w:hAnsi="Consolas"/>
+          <w:sz w:val="16"/>
+          <w:szCs w:val="16"/>
+        </w:rPr>
+      </w:pPr>
+      <w:r>
+        <w:rPr>
+          <w:rFonts w:ascii="Consolas" w:hAnsi="Consolas"/>
+          <w:sz w:val="16"/>
+          <w:szCs w:val="16"/>
+        </w:rPr>
+        <w:t>    {</w:t>
+      </w:r>
+    </w:p>
+    <w:p>
+      <w:pPr>
+        <w:rPr>
+          <w:rFonts w:ascii="Consolas" w:hAnsi="Consolas"/>
+          <w:sz w:val="16"/>
+          <w:szCs w:val="16"/>
+        </w:rPr>
+      </w:pPr>
+      <w:r>
+        <w:rPr>
+          <w:rFonts w:ascii="Consolas" w:hAnsi="Consolas"/>
+          <w:sz w:val="16"/>
+          <w:szCs w:val="16"/>
+        </w:rPr>
+        <w:t xml:space="preserve">        </w:t>
+      </w:r>
+      <w:proofErr w:type="spellStart"/>
+      <w:r>
+        <w:rPr>
+          <w:rFonts w:ascii="Consolas" w:hAnsi="Consolas"/>
+          <w:sz w:val="16"/>
+          <w:szCs w:val="16"/>
+        </w:rPr>
+        <w:t>return</w:t>
+      </w:r>
+      <w:proofErr w:type="spellEnd"/>
+      <w:r>
+        <w:rPr>
+          <w:rFonts w:ascii="Consolas" w:hAnsi="Consolas"/>
+          <w:sz w:val="16"/>
+          <w:szCs w:val="16"/>
+        </w:rPr>
+        <w:t xml:space="preserve"> 0.0f;</w:t>
+      </w:r>
+    </w:p>
+    <w:p>
+      <w:pPr>
+        <w:rPr>
+          <w:rFonts w:ascii="Consolas" w:hAnsi="Consolas"/>
+          <w:sz w:val="16"/>
+          <w:szCs w:val="16"/>
+        </w:rPr>
+      </w:pPr>
+      <w:r>
+        <w:rPr>
+          <w:rFonts w:ascii="Consolas" w:hAnsi="Consolas"/>
+          <w:sz w:val="16"/>
+          <w:szCs w:val="16"/>
+        </w:rPr>
+        <w:t>    }</w:t>
+      </w:r>
+    </w:p>
+    <w:p>
+      <w:pPr>
+        <w:rPr>
+          <w:rFonts w:ascii="Consolas" w:hAnsi="Consolas"/>
+          <w:sz w:val="16"/>
+          <w:szCs w:val="16"/>
+        </w:rPr>
+      </w:pPr>
+      <w:r>
+        <w:rPr>
+          <w:rFonts w:ascii="Consolas" w:hAnsi="Consolas"/>
+          <w:sz w:val="16"/>
+          <w:szCs w:val="16"/>
+        </w:rPr>
+        <w:t xml:space="preserve">    </w:t>
+      </w:r>
+      <w:proofErr w:type="spellStart"/>
+      <w:r>
+        <w:rPr>
+          <w:rFonts w:ascii="Consolas" w:hAnsi="Consolas"/>
+          <w:sz w:val="16"/>
+          <w:szCs w:val="16"/>
+        </w:rPr>
+        <w:t>float</w:t>
+      </w:r>
+      <w:proofErr w:type="spellEnd"/>
+      <w:r>
+        <w:rPr>
+          <w:rFonts w:ascii="Consolas" w:hAnsi="Consolas"/>
+          <w:sz w:val="16"/>
+          <w:szCs w:val="16"/>
+        </w:rPr>
+        <w:t xml:space="preserve"> total = </w:t>
+      </w:r>
+      <w:proofErr w:type="spellStart"/>
+      <w:proofErr w:type="gramStart"/>
+      <w:r>
+        <w:rPr>
+          <w:rFonts w:ascii="Consolas" w:hAnsi="Consolas"/>
+          <w:sz w:val="16"/>
+          <w:szCs w:val="16"/>
+        </w:rPr>
+        <w:t>calcularTotal</w:t>
+      </w:r>
+      <w:proofErr w:type="spellEnd"/>
+      <w:r>
+        <w:rPr>
+          <w:rFonts w:ascii="Consolas" w:hAnsi="Consolas"/>
+          <w:sz w:val="16"/>
+          <w:szCs w:val="16"/>
+        </w:rPr>
+        <w:t>(</w:t>
+      </w:r>
+      <w:proofErr w:type="gramEnd"/>
+      <w:r>
+        <w:rPr>
+          <w:rFonts w:ascii="Consolas" w:hAnsi="Consolas"/>
+          <w:sz w:val="16"/>
+          <w:szCs w:val="16"/>
+        </w:rPr>
+        <w:t>precios, cantidad);</w:t>
+      </w:r>
+    </w:p>
+    <w:p>
+      <w:pPr>
+        <w:rPr>
+          <w:rFonts w:ascii="Consolas" w:hAnsi="Consolas"/>
+          <w:sz w:val="16"/>
+          <w:szCs w:val="16"/>
+        </w:rPr>
+      </w:pPr>
+    </w:p>
+    <w:p>
+      <w:pPr>
+        <w:rPr>
+          <w:rFonts w:ascii="Consolas" w:hAnsi="Consolas"/>
+          <w:sz w:val="16"/>
+          <w:szCs w:val="16"/>
+        </w:rPr>
+      </w:pPr>
+      <w:r>
+        <w:rPr>
+          <w:rFonts w:ascii="Consolas" w:hAnsi="Consolas"/>
+          <w:sz w:val="16"/>
+          <w:szCs w:val="16"/>
+        </w:rPr>
+        <w:t xml:space="preserve">    </w:t>
+      </w:r>
+      <w:proofErr w:type="spellStart"/>
+      <w:r>
+        <w:rPr>
+          <w:rFonts w:ascii="Consolas" w:hAnsi="Consolas"/>
+          <w:sz w:val="16"/>
+          <w:szCs w:val="16"/>
+        </w:rPr>
+        <w:t>return</w:t>
+      </w:r>
+      <w:proofErr w:type="spellEnd"/>
+      <w:r>
+        <w:rPr>
+          <w:rFonts w:ascii="Consolas" w:hAnsi="Consolas"/>
+          <w:sz w:val="16"/>
+          <w:szCs w:val="16"/>
+        </w:rPr>
+        <w:t xml:space="preserve"> total/cantidad;</w:t>
+      </w:r>
+    </w:p>
+    <w:p>
+      <w:pPr>
+        <w:rPr>
+          <w:rFonts w:ascii="Consolas" w:hAnsi="Consolas"/>
+          <w:sz w:val="16"/>
+          <w:szCs w:val="16"/>
+        </w:rPr>
+      </w:pPr>
+      <w:r>
+        <w:rPr>
+          <w:rFonts w:ascii="Consolas" w:hAnsi="Consolas"/>
+          <w:sz w:val="16"/>
+          <w:szCs w:val="16"/>
+        </w:rPr>
+        <w:t>}</w:t>
+      </w:r>
+    </w:p>
+    <w:p>
+      <w:pPr>
+        <w:rPr>
+          <w:rFonts w:ascii="Consolas" w:hAnsi="Consolas"/>
+          <w:sz w:val="16"/>
+          <w:szCs w:val="16"/>
+        </w:rPr>
+      </w:pPr>
+    </w:p>
+    <w:p>
+      <w:pPr>
+        <w:rPr>
+          <w:rFonts w:ascii="Consolas" w:hAnsi="Consolas"/>
+          <w:sz w:val="16"/>
+          <w:szCs w:val="16"/>
+        </w:rPr>
+      </w:pPr>
+      <w:proofErr w:type="spellStart"/>
+      <w:r>
+        <w:rPr>
+          <w:rFonts w:ascii="Consolas" w:hAnsi="Consolas"/>
+          <w:sz w:val="16"/>
+          <w:szCs w:val="16"/>
+        </w:rPr>
+        <w:t>int</w:t>
+      </w:r>
+      <w:proofErr w:type="spellEnd"/>
+      <w:r>
+        <w:rPr>
+          <w:rFonts w:ascii="Consolas" w:hAnsi="Consolas"/>
+          <w:sz w:val="16"/>
+          <w:szCs w:val="16"/>
+        </w:rPr>
+        <w:t xml:space="preserve"> </w:t>
+      </w:r>
+      <w:proofErr w:type="spellStart"/>
+      <w:proofErr w:type="gramStart"/>
+      <w:r>
+        <w:rPr>
+          <w:rFonts w:ascii="Consolas" w:hAnsi="Consolas"/>
+          <w:sz w:val="16"/>
+          <w:szCs w:val="16"/>
+        </w:rPr>
+        <w:t>obtenerIndiceMasCaro</w:t>
+      </w:r>
+      <w:proofErr w:type="spellEnd"/>
+      <w:r>
+        <w:rPr>
+          <w:rFonts w:ascii="Consolas" w:hAnsi="Consolas"/>
+          <w:sz w:val="16"/>
+          <w:szCs w:val="16"/>
+        </w:rPr>
+        <w:t>(</w:t>
+      </w:r>
+      <w:proofErr w:type="spellStart"/>
+      <w:proofErr w:type="gramEnd"/>
+      <w:r>
+        <w:rPr>
+          <w:rFonts w:ascii="Consolas" w:hAnsi="Consolas"/>
+          <w:sz w:val="16"/>
+          <w:szCs w:val="16"/>
+        </w:rPr>
+        <w:t>float</w:t>
+      </w:r>
+      <w:proofErr w:type="spellEnd"/>
+      <w:r>
+        <w:rPr>
+          <w:rFonts w:ascii="Consolas" w:hAnsi="Consolas"/>
+          <w:sz w:val="16"/>
+          <w:szCs w:val="16"/>
+        </w:rPr>
+        <w:t xml:space="preserve"> precios[], </w:t>
+      </w:r>
+      <w:proofErr w:type="spellStart"/>
+      <w:r>
+        <w:rPr>
+          <w:rFonts w:ascii="Consolas" w:hAnsi="Consolas"/>
+          <w:sz w:val="16"/>
+          <w:szCs w:val="16"/>
+        </w:rPr>
+        <w:t>int</w:t>
+      </w:r>
+      <w:proofErr w:type="spellEnd"/>
+      <w:r>
+        <w:rPr>
+          <w:rFonts w:ascii="Consolas" w:hAnsi="Consolas"/>
+          <w:sz w:val="16"/>
+          <w:szCs w:val="16"/>
+        </w:rPr>
+        <w:t xml:space="preserve"> cantidad)</w:t>
+      </w:r>
+    </w:p>
+    <w:p>
+      <w:pPr>
+        <w:rPr>
+          <w:rFonts w:ascii="Consolas" w:hAnsi="Consolas"/>
+          <w:sz w:val="16"/>
+          <w:szCs w:val="16"/>
+          <w:lang w:val="en-US"/>
+        </w:rPr>
+      </w:pPr>
+      <w:r>
+        <w:rPr>
+          <w:rFonts w:ascii="Consolas" w:hAnsi="Consolas"/>
+          <w:sz w:val="16"/>
+          <w:szCs w:val="16"/>
+          <w:lang w:val="en-US"/>
+        </w:rPr>
+        <w:lastRenderedPageBreak/>
+        <w:t>{</w:t>
+      </w:r>
+    </w:p>
+    <w:p>
+      <w:pPr>
+        <w:rPr>
+          <w:rFonts w:ascii="Consolas" w:hAnsi="Consolas"/>
+          <w:sz w:val="16"/>
+          <w:szCs w:val="16"/>
+          <w:lang w:val="en-US"/>
+        </w:rPr>
+      </w:pPr>
+      <w:r>
+        <w:rPr>
+          <w:rFonts w:ascii="Consolas" w:hAnsi="Consolas"/>
+          <w:sz w:val="16"/>
+          <w:szCs w:val="16"/>
+          <w:lang w:val="en-US"/>
+        </w:rPr>
+        <w:t xml:space="preserve">    int </w:t>
+      </w:r>
+      <w:proofErr w:type="spellStart"/>
+      <w:r>
+        <w:rPr>
+          <w:rFonts w:ascii="Consolas" w:hAnsi="Consolas"/>
+          <w:sz w:val="16"/>
+          <w:szCs w:val="16"/>
+          <w:lang w:val="en-US"/>
+        </w:rPr>
+        <w:t>indice_max</w:t>
+      </w:r>
+      <w:proofErr w:type="spellEnd"/>
+      <w:r>
+        <w:rPr>
+          <w:rFonts w:ascii="Consolas" w:hAnsi="Consolas"/>
+          <w:sz w:val="16"/>
+          <w:szCs w:val="16"/>
+          <w:lang w:val="en-US"/>
+        </w:rPr>
+        <w:t xml:space="preserve"> = </w:t>
+      </w:r>
+      <w:proofErr w:type="gramStart"/>
+      <w:r>
+        <w:rPr>
+          <w:rFonts w:ascii="Consolas" w:hAnsi="Consolas"/>
+          <w:sz w:val="16"/>
+          <w:szCs w:val="16"/>
+          <w:lang w:val="en-US"/>
+        </w:rPr>
+        <w:t>0;</w:t>
+      </w:r>
+      <w:proofErr w:type="gramEnd"/>
+    </w:p>
+    <w:p>
+      <w:pPr>
+        <w:rPr>
+          <w:rFonts w:ascii="Consolas" w:hAnsi="Consolas"/>
+          <w:sz w:val="16"/>
+          <w:szCs w:val="16"/>
+          <w:lang w:val="en-US"/>
+        </w:rPr>
+      </w:pPr>
+      <w:r>
+        <w:rPr>
+          <w:rFonts w:ascii="Consolas" w:hAnsi="Consolas"/>
+          <w:sz w:val="16"/>
+          <w:szCs w:val="16"/>
+          <w:lang w:val="en-US"/>
+        </w:rPr>
+        <w:t xml:space="preserve">    int </w:t>
+      </w:r>
+      <w:proofErr w:type="spellStart"/>
+      <w:proofErr w:type="gramStart"/>
+      <w:r>
+        <w:rPr>
+          <w:rFonts w:ascii="Consolas" w:hAnsi="Consolas"/>
+          <w:sz w:val="16"/>
+          <w:szCs w:val="16"/>
+          <w:lang w:val="en-US"/>
+        </w:rPr>
+        <w:t>i</w:t>
+      </w:r>
+      <w:proofErr w:type="spellEnd"/>
+      <w:r>
+        <w:rPr>
+          <w:rFonts w:ascii="Consolas" w:hAnsi="Consolas"/>
+          <w:sz w:val="16"/>
+          <w:szCs w:val="16"/>
+          <w:lang w:val="en-US"/>
+        </w:rPr>
+        <w:t>;</w:t>
+      </w:r>
+      <w:proofErr w:type="gramEnd"/>
+    </w:p>
+    <w:p>
+      <w:pPr>
+        <w:rPr>
+          <w:rFonts w:ascii="Consolas" w:hAnsi="Consolas"/>
+          <w:sz w:val="16"/>
+          <w:szCs w:val="16"/>
+          <w:lang w:val="en-US"/>
+        </w:rPr>
+      </w:pPr>
+      <w:r>
+        <w:rPr>
+          <w:rFonts w:ascii="Consolas" w:hAnsi="Consolas"/>
+          <w:sz w:val="16"/>
+          <w:szCs w:val="16"/>
+          <w:lang w:val="en-US"/>
+        </w:rPr>
+        <w:t>    if (</w:t>
+      </w:r>
+      <w:proofErr w:type="spellStart"/>
+      <w:r>
+        <w:rPr>
+          <w:rFonts w:ascii="Consolas" w:hAnsi="Consolas"/>
+          <w:sz w:val="16"/>
+          <w:szCs w:val="16"/>
+          <w:lang w:val="en-US"/>
+        </w:rPr>
+        <w:t>cantidad</w:t>
+      </w:r>
+      <w:proofErr w:type="spellEnd"/>
+      <w:r>
+        <w:rPr>
+          <w:rFonts w:ascii="Consolas" w:hAnsi="Consolas"/>
+          <w:sz w:val="16"/>
+          <w:szCs w:val="16"/>
+          <w:lang w:val="en-US"/>
+        </w:rPr>
+        <w:t xml:space="preserve"> &lt;= 0) {</w:t>
+      </w:r>
+    </w:p>
+    <w:p>
+      <w:pPr>
+        <w:rPr>
+          <w:rFonts w:ascii="Consolas" w:hAnsi="Consolas"/>
+          <w:sz w:val="16"/>
+          <w:szCs w:val="16"/>
+          <w:lang w:val="en-US"/>
+        </w:rPr>
+      </w:pPr>
+      <w:r>
+        <w:rPr>
+          <w:rFonts w:ascii="Consolas" w:hAnsi="Consolas"/>
+          <w:sz w:val="16"/>
+          <w:szCs w:val="16"/>
+          <w:lang w:val="en-US"/>
+        </w:rPr>
+        <w:t xml:space="preserve">            return </w:t>
+      </w:r>
+      <w:proofErr w:type="gramStart"/>
+      <w:r>
+        <w:rPr>
+          <w:rFonts w:ascii="Consolas" w:hAnsi="Consolas"/>
+          <w:sz w:val="16"/>
+          <w:szCs w:val="16"/>
+          <w:lang w:val="en-US"/>
+        </w:rPr>
+        <w:t>-1;</w:t>
+      </w:r>
+      <w:proofErr w:type="gramEnd"/>
+    </w:p>
+    <w:p>
+      <w:pPr>
+        <w:rPr>
+          <w:rFonts w:ascii="Consolas" w:hAnsi="Consolas"/>
+          <w:sz w:val="16"/>
+          <w:szCs w:val="16"/>
+          <w:lang w:val="en-US"/>
+        </w:rPr>
+      </w:pPr>
+      <w:r>
+        <w:rPr>
+          <w:rFonts w:ascii="Consolas" w:hAnsi="Consolas"/>
+          <w:sz w:val="16"/>
+          <w:szCs w:val="16"/>
+          <w:lang w:val="en-US"/>
+        </w:rPr>
+        <w:t>        }</w:t>
+      </w:r>
+    </w:p>
+    <w:p>
+      <w:pPr>
+        <w:rPr>
+          <w:rFonts w:ascii="Consolas" w:hAnsi="Consolas"/>
+          <w:sz w:val="16"/>
+          <w:szCs w:val="16"/>
+          <w:lang w:val="en-US"/>
+        </w:rPr>
+      </w:pPr>
+      <w:r>
+        <w:rPr>
+          <w:rFonts w:ascii="Consolas" w:hAnsi="Consolas"/>
+          <w:sz w:val="16"/>
+          <w:szCs w:val="16"/>
+          <w:lang w:val="en-US"/>
+        </w:rPr>
+        <w:t>    for (</w:t>
+      </w:r>
+      <w:proofErr w:type="spellStart"/>
+      <w:r>
+        <w:rPr>
+          <w:rFonts w:ascii="Consolas" w:hAnsi="Consolas"/>
+          <w:sz w:val="16"/>
+          <w:szCs w:val="16"/>
+          <w:lang w:val="en-US"/>
+        </w:rPr>
+        <w:t>i</w:t>
+      </w:r>
+      <w:proofErr w:type="spellEnd"/>
+      <w:r>
+        <w:rPr>
+          <w:rFonts w:ascii="Consolas" w:hAnsi="Consolas"/>
+          <w:sz w:val="16"/>
+          <w:szCs w:val="16"/>
+          <w:lang w:val="en-US"/>
+        </w:rPr>
+        <w:t xml:space="preserve"> = 1; </w:t>
+      </w:r>
+      <w:proofErr w:type="spellStart"/>
+      <w:r>
+        <w:rPr>
+          <w:rFonts w:ascii="Consolas" w:hAnsi="Consolas"/>
+          <w:sz w:val="16"/>
+          <w:szCs w:val="16"/>
+          <w:lang w:val="en-US"/>
+        </w:rPr>
+        <w:t>i</w:t>
+      </w:r>
+      <w:proofErr w:type="spellEnd"/>
+      <w:r>
+        <w:rPr>
+          <w:rFonts w:ascii="Consolas" w:hAnsi="Consolas"/>
+          <w:sz w:val="16"/>
+          <w:szCs w:val="16"/>
+          <w:lang w:val="en-US"/>
+        </w:rPr>
+        <w:t xml:space="preserve"> &lt; </w:t>
+      </w:r>
+      <w:proofErr w:type="spellStart"/>
+      <w:r>
+        <w:rPr>
+          <w:rFonts w:ascii="Consolas" w:hAnsi="Consolas"/>
+          <w:sz w:val="16"/>
+          <w:szCs w:val="16"/>
+          <w:lang w:val="en-US"/>
+        </w:rPr>
+        <w:t>cantidad</w:t>
+      </w:r>
+      <w:proofErr w:type="spellEnd"/>
+      <w:r>
+        <w:rPr>
+          <w:rFonts w:ascii="Consolas" w:hAnsi="Consolas"/>
+          <w:sz w:val="16"/>
+          <w:szCs w:val="16"/>
+          <w:lang w:val="en-US"/>
+        </w:rPr>
+        <w:t xml:space="preserve">; </w:t>
+      </w:r>
+      <w:proofErr w:type="spellStart"/>
+      <w:r>
+        <w:rPr>
+          <w:rFonts w:ascii="Consolas" w:hAnsi="Consolas"/>
+          <w:sz w:val="16"/>
+          <w:szCs w:val="16"/>
+          <w:lang w:val="en-US"/>
+        </w:rPr>
+        <w:t>i</w:t>
+      </w:r>
+      <w:proofErr w:type="spellEnd"/>
+      <w:r>
+        <w:rPr>
+          <w:rFonts w:ascii="Consolas" w:hAnsi="Consolas"/>
+          <w:sz w:val="16"/>
+          <w:szCs w:val="16"/>
+          <w:lang w:val="en-US"/>
+        </w:rPr>
+        <w:t>++)</w:t>
+      </w:r>
+    </w:p>
+    <w:p>
+      <w:pPr>
+        <w:rPr>
+          <w:rFonts w:ascii="Consolas" w:hAnsi="Consolas"/>
+          <w:sz w:val="16"/>
+          <w:szCs w:val="16"/>
+        </w:rPr>
+      </w:pPr>
+      <w:r>
+        <w:rPr>
+          <w:rFonts w:ascii="Consolas" w:hAnsi="Consolas"/>
+          <w:sz w:val="16"/>
+          <w:szCs w:val="16"/>
+          <w:lang w:val="en-US"/>
+        </w:rPr>
+        <w:t xml:space="preserve">    </w:t>
+      </w:r>
+      <w:r>
+        <w:rPr>
+          <w:rFonts w:ascii="Consolas" w:hAnsi="Consolas"/>
+          <w:sz w:val="16"/>
+          <w:szCs w:val="16"/>
+        </w:rPr>
+        <w:t>{</w:t>
+      </w:r>
+    </w:p>
+    <w:p>
+      <w:pPr>
+        <w:rPr>
+          <w:rFonts w:ascii="Consolas" w:hAnsi="Consolas"/>
+          <w:sz w:val="16"/>
+          <w:szCs w:val="16"/>
+        </w:rPr>
+      </w:pPr>
+      <w:r>
+        <w:rPr>
+          <w:rFonts w:ascii="Consolas" w:hAnsi="Consolas"/>
+          <w:sz w:val="16"/>
+          <w:szCs w:val="16"/>
+        </w:rPr>
+        <w:t xml:space="preserve">        </w:t>
+      </w:r>
+      <w:proofErr w:type="spellStart"/>
+      <w:r>
+        <w:rPr>
+          <w:rFonts w:ascii="Consolas" w:hAnsi="Consolas"/>
+          <w:sz w:val="16"/>
+          <w:szCs w:val="16"/>
+        </w:rPr>
+        <w:t>if</w:t>
+      </w:r>
+      <w:proofErr w:type="spellEnd"/>
+      <w:r>
+        <w:rPr>
+          <w:rFonts w:ascii="Consolas" w:hAnsi="Consolas"/>
+          <w:sz w:val="16"/>
+          <w:szCs w:val="16"/>
+        </w:rPr>
+        <w:t xml:space="preserve"> (precios[i] &gt; precios[</w:t>
+      </w:r>
+      <w:proofErr w:type="spellStart"/>
+      <w:r>
+        <w:rPr>
+          <w:rFonts w:ascii="Consolas" w:hAnsi="Consolas"/>
+          <w:sz w:val="16"/>
+          <w:szCs w:val="16"/>
+        </w:rPr>
+        <w:t>indice_max</w:t>
+      </w:r>
+      <w:proofErr w:type="spellEnd"/>
+      <w:r>
+        <w:rPr>
+          <w:rFonts w:ascii="Consolas" w:hAnsi="Consolas"/>
+          <w:sz w:val="16"/>
+          <w:szCs w:val="16"/>
+        </w:rPr>
+        <w:t>])</w:t>
+      </w:r>
+    </w:p>
+    <w:p>
+      <w:pPr>
+        <w:rPr>
+          <w:rFonts w:ascii="Consolas" w:hAnsi="Consolas"/>
+          <w:sz w:val="16"/>
+          <w:szCs w:val="16"/>
+          <w:lang w:val="en-US"/>
+        </w:rPr>
+      </w:pPr>
+      <w:r>
+        <w:rPr>
+          <w:rFonts w:ascii="Consolas" w:hAnsi="Consolas"/>
+          <w:sz w:val="16"/>
+          <w:szCs w:val="16"/>
+        </w:rPr>
+        <w:t xml:space="preserve">        </w:t>
+      </w:r>
+      <w:r>
+        <w:rPr>
+          <w:rFonts w:ascii="Consolas" w:hAnsi="Consolas"/>
+          <w:sz w:val="16"/>
+          <w:szCs w:val="16"/>
+          <w:lang w:val="en-US"/>
+        </w:rPr>
+        <w:t>{</w:t>
+      </w:r>
+    </w:p>
+    <w:p>
+      <w:pPr>
+        <w:rPr>
+          <w:rFonts w:ascii="Consolas" w:hAnsi="Consolas"/>
+          <w:sz w:val="16"/>
+          <w:szCs w:val="16"/>
+          <w:lang w:val="en-US"/>
+        </w:rPr>
+      </w:pPr>
+      <w:r>
+        <w:rPr>
+          <w:rFonts w:ascii="Consolas" w:hAnsi="Consolas"/>
+          <w:sz w:val="16"/>
+          <w:szCs w:val="16"/>
+          <w:lang w:val="en-US"/>
+        </w:rPr>
+        <w:t xml:space="preserve">            </w:t>
+      </w:r>
+      <w:proofErr w:type="spellStart"/>
+      <w:r>
+        <w:rPr>
+          <w:rFonts w:ascii="Consolas" w:hAnsi="Consolas"/>
+          <w:sz w:val="16"/>
+          <w:szCs w:val="16"/>
+          <w:lang w:val="en-US"/>
+        </w:rPr>
+        <w:t>indice_max</w:t>
+      </w:r>
+      <w:proofErr w:type="spellEnd"/>
+      <w:r>
+        <w:rPr>
+          <w:rFonts w:ascii="Consolas" w:hAnsi="Consolas"/>
+          <w:sz w:val="16"/>
+          <w:szCs w:val="16"/>
+          <w:lang w:val="en-US"/>
+        </w:rPr>
+        <w:t xml:space="preserve"> = </w:t>
+      </w:r>
+      <w:proofErr w:type="spellStart"/>
+      <w:proofErr w:type="gramStart"/>
+      <w:r>
+        <w:rPr>
+          <w:rFonts w:ascii="Consolas" w:hAnsi="Consolas"/>
+          <w:sz w:val="16"/>
+          <w:szCs w:val="16"/>
+          <w:lang w:val="en-US"/>
+        </w:rPr>
+        <w:t>i</w:t>
+      </w:r>
+      <w:proofErr w:type="spellEnd"/>
+      <w:r>
+        <w:rPr>
+          <w:rFonts w:ascii="Consolas" w:hAnsi="Consolas"/>
+          <w:sz w:val="16"/>
+          <w:szCs w:val="16"/>
+          <w:lang w:val="en-US"/>
+        </w:rPr>
+        <w:t>;</w:t>
+      </w:r>
+      <w:proofErr w:type="gramEnd"/>
+    </w:p>
+    <w:p>
+      <w:pPr>
+        <w:rPr>
+          <w:rFonts w:ascii="Consolas" w:hAnsi="Consolas"/>
+          <w:sz w:val="16"/>
+          <w:szCs w:val="16"/>
+          <w:lang w:val="en-US"/>
+        </w:rPr>
+      </w:pPr>
+      <w:r>
+        <w:rPr>
+          <w:rFonts w:ascii="Consolas" w:hAnsi="Consolas"/>
+          <w:sz w:val="16"/>
+          <w:szCs w:val="16"/>
+          <w:lang w:val="en-US"/>
+        </w:rPr>
+        <w:t>        }</w:t>
+      </w:r>
+    </w:p>
+    <w:p>
+      <w:pPr>
+        <w:rPr>
+          <w:rFonts w:ascii="Consolas" w:hAnsi="Consolas"/>
+          <w:sz w:val="16"/>
+          <w:szCs w:val="16"/>
+          <w:lang w:val="en-US"/>
+        </w:rPr>
+      </w:pPr>
+      <w:r>
+        <w:rPr>
+          <w:rFonts w:ascii="Consolas" w:hAnsi="Consolas"/>
+          <w:sz w:val="16"/>
+          <w:szCs w:val="16"/>
+          <w:lang w:val="en-US"/>
+        </w:rPr>
+        <w:t>    }</w:t>
+      </w:r>
+    </w:p>
+    <w:p>
+      <w:pPr>
+        <w:rPr>
+          <w:rFonts w:ascii="Consolas" w:hAnsi="Consolas"/>
+          <w:sz w:val="16"/>
+          <w:szCs w:val="16"/>
+          <w:lang w:val="en-US"/>
+        </w:rPr>
+      </w:pPr>
+      <w:r>
+        <w:rPr>
+          <w:rFonts w:ascii="Consolas" w:hAnsi="Consolas"/>
+          <w:sz w:val="16"/>
+          <w:szCs w:val="16"/>
+          <w:lang w:val="en-US"/>
+        </w:rPr>
+        <w:t xml:space="preserve">    return </w:t>
+      </w:r>
+      <w:proofErr w:type="spellStart"/>
+      <w:r>
+        <w:rPr>
+          <w:rFonts w:ascii="Consolas" w:hAnsi="Consolas"/>
+          <w:sz w:val="16"/>
+          <w:szCs w:val="16"/>
+          <w:lang w:val="en-US"/>
+        </w:rPr>
+        <w:t>indice_</w:t>
+      </w:r>
+      <w:proofErr w:type="gramStart"/>
+      <w:r>
+        <w:rPr>
+          <w:rFonts w:ascii="Consolas" w:hAnsi="Consolas"/>
+          <w:sz w:val="16"/>
+          <w:szCs w:val="16"/>
+          <w:lang w:val="en-US"/>
+        </w:rPr>
+        <w:t>max</w:t>
+      </w:r>
+      <w:proofErr w:type="spellEnd"/>
+      <w:r>
+        <w:rPr>
+          <w:rFonts w:ascii="Consolas" w:hAnsi="Consolas"/>
+          <w:sz w:val="16"/>
+          <w:szCs w:val="16"/>
+          <w:lang w:val="en-US"/>
+        </w:rPr>
+        <w:t>;</w:t>
+      </w:r>
+      <w:proofErr w:type="gramEnd"/>
+    </w:p>
+    <w:p>
+      <w:pPr>
+        <w:rPr>
+          <w:rFonts w:ascii="Consolas" w:hAnsi="Consolas"/>
+          <w:sz w:val="16"/>
+          <w:szCs w:val="16"/>
+        </w:rPr>
+      </w:pPr>
+      <w:r>
+        <w:rPr>
+          <w:rFonts w:ascii="Consolas" w:hAnsi="Consolas"/>
+          <w:sz w:val="16"/>
+          <w:szCs w:val="16"/>
+        </w:rPr>
+        <w:t>}</w:t>
+      </w:r>
+    </w:p>
+    <w:p>
+      <w:pPr>
+        <w:rPr>
+          <w:rFonts w:ascii="Consolas" w:hAnsi="Consolas"/>
+          <w:sz w:val="16"/>
+          <w:szCs w:val="16"/>
+        </w:rPr>
+      </w:pPr>
+    </w:p>
+    <w:p>
+      <w:pPr>
+        <w:rPr>
+          <w:rFonts w:ascii="Consolas" w:hAnsi="Consolas"/>
+          <w:sz w:val="16"/>
+          <w:szCs w:val="16"/>
+        </w:rPr>
+      </w:pPr>
+      <w:proofErr w:type="spellStart"/>
+      <w:r>
+        <w:rPr>
+          <w:rFonts w:ascii="Consolas" w:hAnsi="Consolas"/>
+          <w:sz w:val="16"/>
+          <w:szCs w:val="16"/>
+        </w:rPr>
+        <w:t>int</w:t>
+      </w:r>
+      <w:proofErr w:type="spellEnd"/>
+      <w:r>
+        <w:rPr>
+          <w:rFonts w:ascii="Consolas" w:hAnsi="Consolas"/>
+          <w:sz w:val="16"/>
+          <w:szCs w:val="16"/>
+        </w:rPr>
+        <w:t xml:space="preserve"> </w:t>
+      </w:r>
+      <w:proofErr w:type="spellStart"/>
+      <w:proofErr w:type="gramStart"/>
+      <w:r>
+        <w:rPr>
+          <w:rFonts w:ascii="Consolas" w:hAnsi="Consolas"/>
+          <w:sz w:val="16"/>
+          <w:szCs w:val="16"/>
+        </w:rPr>
+        <w:t>obtenerIndiceMasBarato</w:t>
+      </w:r>
+      <w:proofErr w:type="spellEnd"/>
+      <w:r>
+        <w:rPr>
+          <w:rFonts w:ascii="Consolas" w:hAnsi="Consolas"/>
+          <w:sz w:val="16"/>
+          <w:szCs w:val="16"/>
+        </w:rPr>
+        <w:t>(</w:t>
+      </w:r>
+      <w:proofErr w:type="spellStart"/>
+      <w:proofErr w:type="gramEnd"/>
+      <w:r>
+        <w:rPr>
+          <w:rFonts w:ascii="Consolas" w:hAnsi="Consolas"/>
+          <w:sz w:val="16"/>
+          <w:szCs w:val="16"/>
+        </w:rPr>
+        <w:t>float</w:t>
+      </w:r>
+      <w:proofErr w:type="spellEnd"/>
+      <w:r>
+        <w:rPr>
+          <w:rFonts w:ascii="Consolas" w:hAnsi="Consolas"/>
+          <w:sz w:val="16"/>
+          <w:szCs w:val="16"/>
+        </w:rPr>
+        <w:t xml:space="preserve"> precios[], </w:t>
+      </w:r>
+      <w:proofErr w:type="spellStart"/>
+      <w:r>
+        <w:rPr>
+          <w:rFonts w:ascii="Consolas" w:hAnsi="Consolas"/>
+          <w:sz w:val="16"/>
+          <w:szCs w:val="16"/>
+        </w:rPr>
+        <w:t>int</w:t>
+      </w:r>
+      <w:proofErr w:type="spellEnd"/>
+      <w:r>
+        <w:rPr>
+          <w:rFonts w:ascii="Consolas" w:hAnsi="Consolas"/>
+          <w:sz w:val="16"/>
+          <w:szCs w:val="16"/>
+        </w:rPr>
+        <w:t xml:space="preserve"> cantidad)</w:t>
+      </w:r>
+    </w:p>
+    <w:p>
+      <w:pPr>
+        <w:rPr>
+          <w:rFonts w:ascii="Consolas" w:hAnsi="Consolas"/>
+          <w:sz w:val="16"/>
+          <w:szCs w:val="16"/>
+          <w:lang w:val="en-US"/>
+        </w:rPr>
+      </w:pPr>
+      <w:r>
+        <w:rPr>
+          <w:rFonts w:ascii="Consolas" w:hAnsi="Consolas"/>
+          <w:sz w:val="16"/>
+          <w:szCs w:val="16"/>
+          <w:lang w:val="en-US"/>
+        </w:rPr>
+        <w:t>{</w:t>
+      </w:r>
+    </w:p>
+    <w:p>
+      <w:pPr>
+        <w:rPr>
+          <w:rFonts w:ascii="Consolas" w:hAnsi="Consolas"/>
+          <w:sz w:val="16"/>
+          <w:szCs w:val="16"/>
+          <w:lang w:val="en-US"/>
+        </w:rPr>
+      </w:pPr>
+      <w:r>
+        <w:rPr>
+          <w:rFonts w:ascii="Consolas" w:hAnsi="Consolas"/>
+          <w:sz w:val="16"/>
+          <w:szCs w:val="16"/>
+          <w:lang w:val="en-US"/>
+        </w:rPr>
+        <w:t xml:space="preserve">    int </w:t>
+      </w:r>
+      <w:proofErr w:type="spellStart"/>
+      <w:r>
+        <w:rPr>
+          <w:rFonts w:ascii="Consolas" w:hAnsi="Consolas"/>
+          <w:sz w:val="16"/>
+          <w:szCs w:val="16"/>
+          <w:lang w:val="en-US"/>
+        </w:rPr>
+        <w:t>indice_min</w:t>
+      </w:r>
+      <w:proofErr w:type="spellEnd"/>
+      <w:r>
+        <w:rPr>
+          <w:rFonts w:ascii="Consolas" w:hAnsi="Consolas"/>
+          <w:sz w:val="16"/>
+          <w:szCs w:val="16"/>
+          <w:lang w:val="en-US"/>
+        </w:rPr>
+        <w:t xml:space="preserve"> = </w:t>
+      </w:r>
+      <w:proofErr w:type="gramStart"/>
+      <w:r>
+        <w:rPr>
+          <w:rFonts w:ascii="Consolas" w:hAnsi="Consolas"/>
+          <w:sz w:val="16"/>
+          <w:szCs w:val="16"/>
+          <w:lang w:val="en-US"/>
+        </w:rPr>
+        <w:t>0;</w:t>
+      </w:r>
+      <w:proofErr w:type="gramEnd"/>
+    </w:p>
+    <w:p>
+      <w:pPr>
+        <w:rPr>
+          <w:rFonts w:ascii="Consolas" w:hAnsi="Consolas"/>
+          <w:sz w:val="16"/>
+          <w:szCs w:val="16"/>
+          <w:lang w:val="en-US"/>
+        </w:rPr>
+      </w:pPr>
+      <w:r>
+        <w:rPr>
+          <w:rFonts w:ascii="Consolas" w:hAnsi="Consolas"/>
+          <w:sz w:val="16"/>
+          <w:szCs w:val="16"/>
+          <w:lang w:val="en-US"/>
+        </w:rPr>
+        <w:t xml:space="preserve">    int </w:t>
+      </w:r>
+      <w:proofErr w:type="spellStart"/>
+      <w:proofErr w:type="gramStart"/>
+      <w:r>
+        <w:rPr>
+          <w:rFonts w:ascii="Consolas" w:hAnsi="Consolas"/>
+          <w:sz w:val="16"/>
+          <w:szCs w:val="16"/>
+          <w:lang w:val="en-US"/>
+        </w:rPr>
+        <w:t>i</w:t>
+      </w:r>
+      <w:proofErr w:type="spellEnd"/>
+      <w:r>
+        <w:rPr>
+          <w:rFonts w:ascii="Consolas" w:hAnsi="Consolas"/>
+          <w:sz w:val="16"/>
+          <w:szCs w:val="16"/>
+          <w:lang w:val="en-US"/>
+        </w:rPr>
+        <w:t>;</w:t>
+      </w:r>
+      <w:proofErr w:type="gramEnd"/>
+    </w:p>
+    <w:p>
+      <w:pPr>
+        <w:rPr>
+          <w:rFonts w:ascii="Consolas" w:hAnsi="Consolas"/>
+          <w:sz w:val="16"/>
+          <w:szCs w:val="16"/>
+          <w:lang w:val="en-US"/>
+        </w:rPr>
+      </w:pPr>
+      <w:r>
+        <w:rPr>
+          <w:rFonts w:ascii="Consolas" w:hAnsi="Consolas"/>
+          <w:sz w:val="16"/>
+          <w:szCs w:val="16"/>
+          <w:lang w:val="en-US"/>
+        </w:rPr>
+        <w:t>    if (</w:t>
+      </w:r>
+      <w:proofErr w:type="spellStart"/>
+      <w:r>
+        <w:rPr>
+          <w:rFonts w:ascii="Consolas" w:hAnsi="Consolas"/>
+          <w:sz w:val="16"/>
+          <w:szCs w:val="16"/>
+          <w:lang w:val="en-US"/>
+        </w:rPr>
+        <w:t>cantidad</w:t>
+      </w:r>
+      <w:proofErr w:type="spellEnd"/>
+      <w:r>
+        <w:rPr>
+          <w:rFonts w:ascii="Consolas" w:hAnsi="Consolas"/>
+          <w:sz w:val="16"/>
+          <w:szCs w:val="16"/>
+          <w:lang w:val="en-US"/>
+        </w:rPr>
+        <w:t xml:space="preserve"> &lt;= 0) {</w:t>
+      </w:r>
+    </w:p>
+    <w:p>
+      <w:pPr>
+        <w:rPr>
+          <w:rFonts w:ascii="Consolas" w:hAnsi="Consolas"/>
+          <w:sz w:val="16"/>
+          <w:szCs w:val="16"/>
+          <w:lang w:val="en-US"/>
+        </w:rPr>
+      </w:pPr>
+      <w:r>
+        <w:rPr>
+          <w:rFonts w:ascii="Consolas" w:hAnsi="Consolas"/>
+          <w:sz w:val="16"/>
+          <w:szCs w:val="16"/>
+          <w:lang w:val="en-US"/>
+        </w:rPr>
+        <w:t xml:space="preserve">            return </w:t>
+      </w:r>
+      <w:proofErr w:type="gramStart"/>
+      <w:r>
+        <w:rPr>
+          <w:rFonts w:ascii="Consolas" w:hAnsi="Consolas"/>
+          <w:sz w:val="16"/>
+          <w:szCs w:val="16"/>
+          <w:lang w:val="en-US"/>
+        </w:rPr>
+        <w:t>-1;</w:t>
+      </w:r>
+      <w:proofErr w:type="gramEnd"/>
+    </w:p>
+    <w:p>
+      <w:pPr>
+        <w:rPr>
+          <w:rFonts w:ascii="Consolas" w:hAnsi="Consolas"/>
+          <w:sz w:val="16"/>
+          <w:szCs w:val="16"/>
+          <w:lang w:val="en-US"/>
+        </w:rPr>
+      </w:pPr>
+      <w:r>
+        <w:rPr>
+          <w:rFonts w:ascii="Consolas" w:hAnsi="Consolas"/>
+          <w:sz w:val="16"/>
+          <w:szCs w:val="16"/>
+          <w:lang w:val="en-US"/>
+        </w:rPr>
+        <w:t>        }</w:t>
+      </w:r>
+    </w:p>
+    <w:p>
+      <w:pPr>
+        <w:rPr>
+          <w:rFonts w:ascii="Consolas" w:hAnsi="Consolas"/>
+          <w:sz w:val="16"/>
+          <w:szCs w:val="16"/>
+          <w:lang w:val="en-US"/>
+        </w:rPr>
+      </w:pPr>
+      <w:r>
+        <w:rPr>
+          <w:rFonts w:ascii="Consolas" w:hAnsi="Consolas"/>
+          <w:sz w:val="16"/>
+          <w:szCs w:val="16"/>
+          <w:lang w:val="en-US"/>
+        </w:rPr>
+        <w:t>    for (</w:t>
+      </w:r>
+      <w:proofErr w:type="spellStart"/>
+      <w:r>
+        <w:rPr>
+          <w:rFonts w:ascii="Consolas" w:hAnsi="Consolas"/>
+          <w:sz w:val="16"/>
+          <w:szCs w:val="16"/>
+          <w:lang w:val="en-US"/>
+        </w:rPr>
+        <w:t>i</w:t>
+      </w:r>
+      <w:proofErr w:type="spellEnd"/>
+      <w:r>
+        <w:rPr>
+          <w:rFonts w:ascii="Consolas" w:hAnsi="Consolas"/>
+          <w:sz w:val="16"/>
+          <w:szCs w:val="16"/>
+          <w:lang w:val="en-US"/>
+        </w:rPr>
+        <w:t xml:space="preserve"> = 1; </w:t>
+      </w:r>
+      <w:proofErr w:type="spellStart"/>
+      <w:r>
+        <w:rPr>
+          <w:rFonts w:ascii="Consolas" w:hAnsi="Consolas"/>
+          <w:sz w:val="16"/>
+          <w:szCs w:val="16"/>
+          <w:lang w:val="en-US"/>
+        </w:rPr>
+        <w:t>i</w:t>
+      </w:r>
+      <w:proofErr w:type="spellEnd"/>
+      <w:r>
+        <w:rPr>
+          <w:rFonts w:ascii="Consolas" w:hAnsi="Consolas"/>
+          <w:sz w:val="16"/>
+          <w:szCs w:val="16"/>
+          <w:lang w:val="en-US"/>
+        </w:rPr>
+        <w:t xml:space="preserve"> &lt; </w:t>
+      </w:r>
+      <w:proofErr w:type="spellStart"/>
+      <w:r>
+        <w:rPr>
+          <w:rFonts w:ascii="Consolas" w:hAnsi="Consolas"/>
+          <w:sz w:val="16"/>
+          <w:szCs w:val="16"/>
+          <w:lang w:val="en-US"/>
+        </w:rPr>
+        <w:t>cantidad</w:t>
+      </w:r>
+      <w:proofErr w:type="spellEnd"/>
+      <w:r>
+        <w:rPr>
+          <w:rFonts w:ascii="Consolas" w:hAnsi="Consolas"/>
+          <w:sz w:val="16"/>
+          <w:szCs w:val="16"/>
+          <w:lang w:val="en-US"/>
+        </w:rPr>
+        <w:t xml:space="preserve">; </w:t>
+      </w:r>
+      <w:proofErr w:type="spellStart"/>
+      <w:r>
+        <w:rPr>
+          <w:rFonts w:ascii="Consolas" w:hAnsi="Consolas"/>
+          <w:sz w:val="16"/>
+          <w:szCs w:val="16"/>
+          <w:lang w:val="en-US"/>
+        </w:rPr>
+        <w:t>i</w:t>
+      </w:r>
+      <w:proofErr w:type="spellEnd"/>
+      <w:r>
+        <w:rPr>
+          <w:rFonts w:ascii="Consolas" w:hAnsi="Consolas"/>
+          <w:sz w:val="16"/>
+          <w:szCs w:val="16"/>
+          <w:lang w:val="en-US"/>
+        </w:rPr>
+        <w:t>++)</w:t>
+      </w:r>
+    </w:p>
+    <w:p>
+      <w:pPr>
+        <w:rPr>
+          <w:rFonts w:ascii="Consolas" w:hAnsi="Consolas"/>
+          <w:sz w:val="16"/>
+          <w:szCs w:val="16"/>
+        </w:rPr>
+      </w:pPr>
+      <w:r>
+        <w:rPr>
+          <w:rFonts w:ascii="Consolas" w:hAnsi="Consolas"/>
+          <w:sz w:val="16"/>
+          <w:szCs w:val="16"/>
+          <w:lang w:val="en-US"/>
+        </w:rPr>
+        <w:t xml:space="preserve">    </w:t>
+      </w:r>
+      <w:r>
+        <w:rPr>
+          <w:rFonts w:ascii="Consolas" w:hAnsi="Consolas"/>
+          <w:sz w:val="16"/>
+          <w:szCs w:val="16"/>
+        </w:rPr>
+        <w:t>{</w:t>
+      </w:r>
+    </w:p>
+    <w:p>
+      <w:pPr>
+        <w:rPr>
+          <w:rFonts w:ascii="Consolas" w:hAnsi="Consolas"/>
+          <w:sz w:val="16"/>
+          <w:szCs w:val="16"/>
+        </w:rPr>
+      </w:pPr>
+      <w:r>
+        <w:rPr>
+          <w:rFonts w:ascii="Consolas" w:hAnsi="Consolas"/>
+          <w:sz w:val="16"/>
+          <w:szCs w:val="16"/>
+        </w:rPr>
+        <w:t xml:space="preserve">        </w:t>
+      </w:r>
+      <w:proofErr w:type="spellStart"/>
+      <w:r>
+        <w:rPr>
+          <w:rFonts w:ascii="Consolas" w:hAnsi="Consolas"/>
+          <w:sz w:val="16"/>
+          <w:szCs w:val="16"/>
+        </w:rPr>
+        <w:t>if</w:t>
+      </w:r>
+      <w:proofErr w:type="spellEnd"/>
+      <w:r>
+        <w:rPr>
+          <w:rFonts w:ascii="Consolas" w:hAnsi="Consolas"/>
+          <w:sz w:val="16"/>
+          <w:szCs w:val="16"/>
+        </w:rPr>
+        <w:t xml:space="preserve"> (precios[i] &lt; precios[</w:t>
+      </w:r>
+      <w:proofErr w:type="spellStart"/>
+      <w:r>
+        <w:rPr>
+          <w:rFonts w:ascii="Consolas" w:hAnsi="Consolas"/>
+          <w:sz w:val="16"/>
+          <w:szCs w:val="16"/>
+        </w:rPr>
+        <w:t>indice_min</w:t>
+      </w:r>
+      <w:proofErr w:type="spellEnd"/>
+      <w:r>
+        <w:rPr>
+          <w:rFonts w:ascii="Consolas" w:hAnsi="Consolas"/>
+          <w:sz w:val="16"/>
+          <w:szCs w:val="16"/>
+        </w:rPr>
+        <w:t>])</w:t>
+      </w:r>
+    </w:p>
+    <w:p>
+      <w:pPr>
+        <w:rPr>
+          <w:rFonts w:ascii="Consolas" w:hAnsi="Consolas"/>
+          <w:sz w:val="16"/>
+          <w:szCs w:val="16"/>
+          <w:lang w:val="en-US"/>
+        </w:rPr>
+      </w:pPr>
+      <w:r>
+        <w:rPr>
+          <w:rFonts w:ascii="Consolas" w:hAnsi="Consolas"/>
+          <w:sz w:val="16"/>
+          <w:szCs w:val="16"/>
+        </w:rPr>
+        <w:t xml:space="preserve">        </w:t>
+      </w:r>
+      <w:r>
+        <w:rPr>
+          <w:rFonts w:ascii="Consolas" w:hAnsi="Consolas"/>
+          <w:sz w:val="16"/>
+          <w:szCs w:val="16"/>
+          <w:lang w:val="en-US"/>
+        </w:rPr>
+        <w:t>{</w:t>
+      </w:r>
+    </w:p>
+    <w:p>
+      <w:pPr>
+        <w:rPr>
+          <w:rFonts w:ascii="Consolas" w:hAnsi="Consolas"/>
+          <w:sz w:val="16"/>
+          <w:szCs w:val="16"/>
+          <w:lang w:val="en-US"/>
+        </w:rPr>
+      </w:pPr>
+      <w:r>
+        <w:rPr>
+          <w:rFonts w:ascii="Consolas" w:hAnsi="Consolas"/>
+          <w:sz w:val="16"/>
+          <w:szCs w:val="16"/>
+          <w:lang w:val="en-US"/>
+        </w:rPr>
+        <w:t xml:space="preserve">            </w:t>
+      </w:r>
+      <w:proofErr w:type="spellStart"/>
+      <w:r>
+        <w:rPr>
+          <w:rFonts w:ascii="Consolas" w:hAnsi="Consolas"/>
+          <w:sz w:val="16"/>
+          <w:szCs w:val="16"/>
+          <w:lang w:val="en-US"/>
+        </w:rPr>
+        <w:t>indice_min</w:t>
+      </w:r>
+      <w:proofErr w:type="spellEnd"/>
+      <w:r>
+        <w:rPr>
+          <w:rFonts w:ascii="Consolas" w:hAnsi="Consolas"/>
+          <w:sz w:val="16"/>
+          <w:szCs w:val="16"/>
+          <w:lang w:val="en-US"/>
+        </w:rPr>
+        <w:t xml:space="preserve"> = </w:t>
+      </w:r>
+      <w:proofErr w:type="spellStart"/>
+      <w:proofErr w:type="gramStart"/>
+      <w:r>
+        <w:rPr>
+          <w:rFonts w:ascii="Consolas" w:hAnsi="Consolas"/>
+          <w:sz w:val="16"/>
+          <w:szCs w:val="16"/>
+          <w:lang w:val="en-US"/>
+        </w:rPr>
+        <w:t>i</w:t>
+      </w:r>
+      <w:proofErr w:type="spellEnd"/>
+      <w:r>
+        <w:rPr>
+          <w:rFonts w:ascii="Consolas" w:hAnsi="Consolas"/>
+          <w:sz w:val="16"/>
+          <w:szCs w:val="16"/>
+          <w:lang w:val="en-US"/>
+        </w:rPr>
+        <w:t>;</w:t>
+      </w:r>
+      <w:proofErr w:type="gramEnd"/>
+    </w:p>
+    <w:p>
+      <w:pPr>
+        <w:rPr>
+          <w:rFonts w:ascii="Consolas" w:hAnsi="Consolas"/>
+          <w:sz w:val="16"/>
+          <w:szCs w:val="16"/>
+          <w:lang w:val="en-US"/>
+        </w:rPr>
+      </w:pPr>
+      <w:r>
+        <w:rPr>
+          <w:rFonts w:ascii="Consolas" w:hAnsi="Consolas"/>
+          <w:sz w:val="16"/>
+          <w:szCs w:val="16"/>
+          <w:lang w:val="en-US"/>
+        </w:rPr>
+        <w:t>        }</w:t>
+      </w:r>
+    </w:p>
+    <w:p>
+      <w:pPr>
+        <w:rPr>
+          <w:rFonts w:ascii="Consolas" w:hAnsi="Consolas"/>
+          <w:sz w:val="16"/>
+          <w:szCs w:val="16"/>
+          <w:lang w:val="en-US"/>
+        </w:rPr>
+      </w:pPr>
+      <w:r>
+        <w:rPr>
+          <w:rFonts w:ascii="Consolas" w:hAnsi="Consolas"/>
+          <w:sz w:val="16"/>
+          <w:szCs w:val="16"/>
+          <w:lang w:val="en-US"/>
+        </w:rPr>
+        <w:t>    }</w:t>
+      </w:r>
+    </w:p>
+    <w:p>
+      <w:pPr>
+        <w:rPr>
+          <w:rFonts w:ascii="Consolas" w:hAnsi="Consolas"/>
+          <w:sz w:val="16"/>
+          <w:szCs w:val="16"/>
+          <w:lang w:val="en-US"/>
+        </w:rPr>
+      </w:pPr>
+      <w:r>
+        <w:rPr>
+          <w:rFonts w:ascii="Consolas" w:hAnsi="Consolas"/>
+          <w:sz w:val="16"/>
+          <w:szCs w:val="16"/>
+          <w:lang w:val="en-US"/>
+        </w:rPr>
+        <w:t xml:space="preserve">    return </w:t>
+      </w:r>
+      <w:proofErr w:type="spellStart"/>
+      <w:r>
+        <w:rPr>
+          <w:rFonts w:ascii="Consolas" w:hAnsi="Consolas"/>
+          <w:sz w:val="16"/>
+          <w:szCs w:val="16"/>
+          <w:lang w:val="en-US"/>
+        </w:rPr>
+        <w:t>indice_</w:t>
+      </w:r>
+      <w:proofErr w:type="gramStart"/>
+      <w:r>
+        <w:rPr>
+          <w:rFonts w:ascii="Consolas" w:hAnsi="Consolas"/>
+          <w:sz w:val="16"/>
+          <w:szCs w:val="16"/>
+          <w:lang w:val="en-US"/>
+        </w:rPr>
+        <w:t>min</w:t>
+      </w:r>
+      <w:proofErr w:type="spellEnd"/>
+      <w:r>
+        <w:rPr>
+          <w:rFonts w:ascii="Consolas" w:hAnsi="Consolas"/>
+          <w:sz w:val="16"/>
+          <w:szCs w:val="16"/>
+          <w:lang w:val="en-US"/>
+        </w:rPr>
+        <w:t>;</w:t>
+      </w:r>
+      <w:proofErr w:type="gramEnd"/>
+    </w:p>
+    <w:p>
+      <w:pPr>
+        <w:rPr>
+          <w:rFonts w:ascii="Consolas" w:hAnsi="Consolas"/>
+          <w:sz w:val="16"/>
+          <w:szCs w:val="16"/>
+        </w:rPr>
+      </w:pPr>
+      <w:r>
+        <w:rPr>
+          <w:rFonts w:ascii="Consolas" w:hAnsi="Consolas"/>
+          <w:sz w:val="16"/>
+          <w:szCs w:val="16"/>
+        </w:rPr>
+        <w:t>}</w:t>
+      </w:r>
+    </w:p>
+    <w:p>
+      <w:pPr>
+        <w:rPr>
+          <w:rFonts w:ascii="Consolas" w:hAnsi="Consolas"/>
+          <w:sz w:val="16"/>
+          <w:szCs w:val="16"/>
+        </w:rPr>
+      </w:pPr>
+    </w:p>
+    <w:p>
+      <w:pPr>
+        <w:rPr>
+          <w:rFonts w:ascii="Consolas" w:hAnsi="Consolas"/>
+          <w:sz w:val="16"/>
+          <w:szCs w:val="16"/>
+        </w:rPr>
+      </w:pPr>
+      <w:proofErr w:type="spellStart"/>
+      <w:r>
+        <w:rPr>
+          <w:rFonts w:ascii="Consolas" w:hAnsi="Consolas"/>
+          <w:sz w:val="16"/>
+          <w:szCs w:val="16"/>
+        </w:rPr>
+        <w:t>int</w:t>
+      </w:r>
+      <w:proofErr w:type="spellEnd"/>
+      <w:r>
+        <w:rPr>
+          <w:rFonts w:ascii="Consolas" w:hAnsi="Consolas"/>
+          <w:sz w:val="16"/>
+          <w:szCs w:val="16"/>
+        </w:rPr>
+        <w:t xml:space="preserve"> </w:t>
+      </w:r>
+      <w:proofErr w:type="spellStart"/>
+      <w:proofErr w:type="gramStart"/>
+      <w:r>
+        <w:rPr>
+          <w:rFonts w:ascii="Consolas" w:hAnsi="Consolas"/>
+          <w:sz w:val="16"/>
+          <w:szCs w:val="16"/>
+        </w:rPr>
+        <w:t>ingresarProductos</w:t>
+      </w:r>
+      <w:proofErr w:type="spellEnd"/>
+      <w:r>
+        <w:rPr>
+          <w:rFonts w:ascii="Consolas" w:hAnsi="Consolas"/>
+          <w:sz w:val="16"/>
+          <w:szCs w:val="16"/>
+        </w:rPr>
+        <w:t>(</w:t>
+      </w:r>
+      <w:proofErr w:type="spellStart"/>
+      <w:proofErr w:type="gramEnd"/>
+      <w:r>
+        <w:rPr>
+          <w:rFonts w:ascii="Consolas" w:hAnsi="Consolas"/>
+          <w:sz w:val="16"/>
+          <w:szCs w:val="16"/>
+        </w:rPr>
+        <w:t>char</w:t>
+      </w:r>
+      <w:proofErr w:type="spellEnd"/>
+      <w:r>
+        <w:rPr>
+          <w:rFonts w:ascii="Consolas" w:hAnsi="Consolas"/>
+          <w:sz w:val="16"/>
+          <w:szCs w:val="16"/>
+        </w:rPr>
+        <w:t xml:space="preserve"> nombres[][LARGO_NOMBRE], </w:t>
+      </w:r>
+      <w:proofErr w:type="spellStart"/>
+      <w:r>
+        <w:rPr>
+          <w:rFonts w:ascii="Consolas" w:hAnsi="Consolas"/>
+          <w:sz w:val="16"/>
+          <w:szCs w:val="16"/>
+        </w:rPr>
+        <w:t>float</w:t>
+      </w:r>
+      <w:proofErr w:type="spellEnd"/>
+      <w:r>
+        <w:rPr>
+          <w:rFonts w:ascii="Consolas" w:hAnsi="Consolas"/>
+          <w:sz w:val="16"/>
+          <w:szCs w:val="16"/>
+        </w:rPr>
+        <w:t xml:space="preserve"> precios[])</w:t>
+      </w:r>
+    </w:p>
+    <w:p>
+      <w:pPr>
+        <w:rPr>
+          <w:rFonts w:ascii="Consolas" w:hAnsi="Consolas"/>
+          <w:sz w:val="16"/>
+          <w:szCs w:val="16"/>
+          <w:lang w:val="en-US"/>
+        </w:rPr>
+      </w:pPr>
+      <w:r>
+        <w:rPr>
+          <w:rFonts w:ascii="Consolas" w:hAnsi="Consolas"/>
+          <w:sz w:val="16"/>
+          <w:szCs w:val="16"/>
+          <w:lang w:val="en-US"/>
+        </w:rPr>
+        <w:t>{</w:t>
+      </w:r>
+    </w:p>
+    <w:p>
+      <w:pPr>
+        <w:rPr>
+          <w:rFonts w:ascii="Consolas" w:hAnsi="Consolas"/>
+          <w:sz w:val="16"/>
+          <w:szCs w:val="16"/>
+          <w:lang w:val="en-US"/>
+        </w:rPr>
+      </w:pPr>
+      <w:r>
+        <w:rPr>
+          <w:rFonts w:ascii="Consolas" w:hAnsi="Consolas"/>
+          <w:sz w:val="16"/>
+          <w:szCs w:val="16"/>
+          <w:lang w:val="en-US"/>
+        </w:rPr>
+        <w:t xml:space="preserve">    int </w:t>
+      </w:r>
+      <w:proofErr w:type="spellStart"/>
+      <w:r>
+        <w:rPr>
+          <w:rFonts w:ascii="Consolas" w:hAnsi="Consolas"/>
+          <w:sz w:val="16"/>
+          <w:szCs w:val="16"/>
+          <w:lang w:val="en-US"/>
+        </w:rPr>
+        <w:t>cantidad</w:t>
+      </w:r>
+      <w:proofErr w:type="spellEnd"/>
+      <w:r>
+        <w:rPr>
+          <w:rFonts w:ascii="Consolas" w:hAnsi="Consolas"/>
+          <w:sz w:val="16"/>
+          <w:szCs w:val="16"/>
+          <w:lang w:val="en-US"/>
+        </w:rPr>
+        <w:t xml:space="preserve"> = </w:t>
+      </w:r>
+      <w:proofErr w:type="gramStart"/>
+      <w:r>
+        <w:rPr>
+          <w:rFonts w:ascii="Consolas" w:hAnsi="Consolas"/>
+          <w:sz w:val="16"/>
+          <w:szCs w:val="16"/>
+          <w:lang w:val="en-US"/>
+        </w:rPr>
+        <w:t>0;</w:t>
+      </w:r>
+      <w:proofErr w:type="gramEnd"/>
+    </w:p>
+    <w:p>
+      <w:pPr>
+        <w:rPr>
+          <w:rFonts w:ascii="Consolas" w:hAnsi="Consolas"/>
+          <w:sz w:val="16"/>
+          <w:szCs w:val="16"/>
+          <w:lang w:val="en-US"/>
+        </w:rPr>
+      </w:pPr>
+      <w:r>
+        <w:rPr>
+          <w:rFonts w:ascii="Consolas" w:hAnsi="Consolas"/>
+          <w:sz w:val="16"/>
+          <w:szCs w:val="16"/>
+          <w:lang w:val="en-US"/>
+        </w:rPr>
+        <w:t xml:space="preserve">    int </w:t>
+      </w:r>
+      <w:proofErr w:type="spellStart"/>
+      <w:proofErr w:type="gramStart"/>
+      <w:r>
+        <w:rPr>
+          <w:rFonts w:ascii="Consolas" w:hAnsi="Consolas"/>
+          <w:sz w:val="16"/>
+          <w:szCs w:val="16"/>
+          <w:lang w:val="en-US"/>
+        </w:rPr>
+        <w:t>i</w:t>
+      </w:r>
+      <w:proofErr w:type="spellEnd"/>
+      <w:r>
+        <w:rPr>
+          <w:rFonts w:ascii="Consolas" w:hAnsi="Consolas"/>
+          <w:sz w:val="16"/>
+          <w:szCs w:val="16"/>
+          <w:lang w:val="en-US"/>
+        </w:rPr>
+        <w:t>;</w:t>
+      </w:r>
+      <w:proofErr w:type="gramEnd"/>
+    </w:p>
+    <w:p>
+      <w:pPr>
+        <w:rPr>
+          <w:rFonts w:ascii="Consolas" w:hAnsi="Consolas"/>
+          <w:sz w:val="16"/>
+          <w:szCs w:val="16"/>
+          <w:lang w:val="en-US"/>
+        </w:rPr>
+      </w:pPr>
+      <w:r>
+        <w:rPr>
+          <w:rFonts w:ascii="Consolas" w:hAnsi="Consolas"/>
+          <w:sz w:val="16"/>
+          <w:szCs w:val="16"/>
+          <w:lang w:val="en-US"/>
+        </w:rPr>
+        <w:t>    do</w:t>
+      </w:r>
+    </w:p>
+    <w:p>
+      <w:pPr>
+        <w:rPr>
+          <w:rFonts w:ascii="Consolas" w:hAnsi="Consolas"/>
+          <w:sz w:val="16"/>
+          <w:szCs w:val="16"/>
+          <w:lang w:val="en-US"/>
+        </w:rPr>
+      </w:pPr>
+      <w:r>
+        <w:rPr>
+          <w:rFonts w:ascii="Consolas" w:hAnsi="Consolas"/>
+          <w:sz w:val="16"/>
+          <w:szCs w:val="16"/>
+          <w:lang w:val="en-US"/>
+        </w:rPr>
+        <w:t>    {</w:t>
+      </w:r>
+    </w:p>
+    <w:p>
+      <w:pPr>
+        <w:rPr>
+          <w:rFonts w:ascii="Consolas" w:hAnsi="Consolas"/>
+          <w:sz w:val="16"/>
+          <w:szCs w:val="16"/>
+        </w:rPr>
+      </w:pPr>
+      <w:r>
+        <w:rPr>
+          <w:rFonts w:ascii="Consolas" w:hAnsi="Consolas"/>
+          <w:sz w:val="16"/>
+          <w:szCs w:val="16"/>
+          <w:lang w:val="en-US"/>
+        </w:rPr>
+        <w:t xml:space="preserve">        </w:t>
+      </w:r>
+      <w:proofErr w:type="spellStart"/>
+      <w:proofErr w:type="gramStart"/>
+      <w:r>
+        <w:rPr>
+          <w:rFonts w:ascii="Consolas" w:hAnsi="Consolas"/>
+          <w:sz w:val="16"/>
+          <w:szCs w:val="16"/>
+        </w:rPr>
+        <w:t>printf</w:t>
+      </w:r>
+      <w:proofErr w:type="spellEnd"/>
+      <w:r>
+        <w:rPr>
+          <w:rFonts w:ascii="Consolas" w:hAnsi="Consolas"/>
+          <w:sz w:val="16"/>
+          <w:szCs w:val="16"/>
+        </w:rPr>
+        <w:t>(</w:t>
+      </w:r>
+      <w:proofErr w:type="gramEnd"/>
+      <w:r>
+        <w:rPr>
+          <w:rFonts w:ascii="Consolas" w:hAnsi="Consolas"/>
+          <w:sz w:val="16"/>
+          <w:szCs w:val="16"/>
+        </w:rPr>
+        <w:t>"\</w:t>
+      </w:r>
+      <w:proofErr w:type="spellStart"/>
+      <w:r>
+        <w:rPr>
+          <w:rFonts w:ascii="Consolas" w:hAnsi="Consolas"/>
+          <w:sz w:val="16"/>
+          <w:szCs w:val="16"/>
+        </w:rPr>
+        <w:t>nIngrese</w:t>
+      </w:r>
+      <w:proofErr w:type="spellEnd"/>
+      <w:r>
+        <w:rPr>
+          <w:rFonts w:ascii="Consolas" w:hAnsi="Consolas"/>
+          <w:sz w:val="16"/>
+          <w:szCs w:val="16"/>
+        </w:rPr>
+        <w:t xml:space="preserve"> la cantidad: ");</w:t>
+      </w:r>
+    </w:p>
+    <w:p>
+      <w:pPr>
+        <w:rPr>
+          <w:rFonts w:ascii="Consolas" w:hAnsi="Consolas"/>
+          <w:sz w:val="16"/>
+          <w:szCs w:val="16"/>
+        </w:rPr>
+      </w:pPr>
+      <w:r>
+        <w:rPr>
+          <w:rFonts w:ascii="Consolas" w:hAnsi="Consolas"/>
+          <w:sz w:val="16"/>
+          <w:szCs w:val="16"/>
+        </w:rPr>
+        <w:t xml:space="preserve">        </w:t>
+      </w:r>
+      <w:proofErr w:type="spellStart"/>
+      <w:proofErr w:type="gramStart"/>
+      <w:r>
+        <w:rPr>
+          <w:rFonts w:ascii="Consolas" w:hAnsi="Consolas"/>
+          <w:sz w:val="16"/>
+          <w:szCs w:val="16"/>
+        </w:rPr>
+        <w:t>scanf</w:t>
+      </w:r>
+      <w:proofErr w:type="spellEnd"/>
+      <w:r>
+        <w:rPr>
+          <w:rFonts w:ascii="Consolas" w:hAnsi="Consolas"/>
+          <w:sz w:val="16"/>
+          <w:szCs w:val="16"/>
+        </w:rPr>
+        <w:t>(</w:t>
+      </w:r>
+      <w:proofErr w:type="gramEnd"/>
+      <w:r>
+        <w:rPr>
+          <w:rFonts w:ascii="Consolas" w:hAnsi="Consolas"/>
+          <w:sz w:val="16"/>
+          <w:szCs w:val="16"/>
+        </w:rPr>
+        <w:t>"%d", &amp;cantidad);</w:t>
+      </w:r>
+    </w:p>
+    <w:p>
+      <w:pPr>
+        <w:rPr>
+          <w:rFonts w:ascii="Consolas" w:hAnsi="Consolas"/>
+          <w:sz w:val="16"/>
+          <w:szCs w:val="16"/>
+        </w:rPr>
+      </w:pPr>
+      <w:r>
+        <w:rPr>
+          <w:rFonts w:ascii="Consolas" w:hAnsi="Consolas"/>
+          <w:sz w:val="16"/>
+          <w:szCs w:val="16"/>
+        </w:rPr>
+        <w:t xml:space="preserve">        </w:t>
+      </w:r>
+      <w:proofErr w:type="spellStart"/>
+      <w:r>
+        <w:rPr>
+          <w:rFonts w:ascii="Consolas" w:hAnsi="Consolas"/>
+          <w:sz w:val="16"/>
+          <w:szCs w:val="16"/>
+        </w:rPr>
+        <w:t>while</w:t>
+      </w:r>
+      <w:proofErr w:type="spellEnd"/>
+      <w:r>
+        <w:rPr>
+          <w:rFonts w:ascii="Consolas" w:hAnsi="Consolas"/>
+          <w:sz w:val="16"/>
+          <w:szCs w:val="16"/>
+        </w:rPr>
+        <w:t>(</w:t>
+      </w:r>
+      <w:proofErr w:type="spellStart"/>
+      <w:proofErr w:type="gramStart"/>
+      <w:r>
+        <w:rPr>
+          <w:rFonts w:ascii="Consolas" w:hAnsi="Consolas"/>
+          <w:sz w:val="16"/>
+          <w:szCs w:val="16"/>
+        </w:rPr>
+        <w:t>getchar</w:t>
+      </w:r>
+      <w:proofErr w:type="spellEnd"/>
+      <w:r>
+        <w:rPr>
+          <w:rFonts w:ascii="Consolas" w:hAnsi="Consolas"/>
+          <w:sz w:val="16"/>
+          <w:szCs w:val="16"/>
+        </w:rPr>
+        <w:t>(</w:t>
+      </w:r>
+      <w:proofErr w:type="gramEnd"/>
+      <w:r>
+        <w:rPr>
+          <w:rFonts w:ascii="Consolas" w:hAnsi="Consolas"/>
+          <w:sz w:val="16"/>
+          <w:szCs w:val="16"/>
+        </w:rPr>
+        <w:t>) != '\n');</w:t>
+      </w:r>
+    </w:p>
+    <w:p>
+      <w:pPr>
+        <w:rPr>
+          <w:rFonts w:ascii="Consolas" w:hAnsi="Consolas"/>
+          <w:sz w:val="16"/>
+          <w:szCs w:val="16"/>
+        </w:rPr>
+      </w:pPr>
+    </w:p>
+    <w:p>
+      <w:pPr>
+        <w:rPr>
+          <w:rFonts w:ascii="Consolas" w:hAnsi="Consolas"/>
+          <w:sz w:val="16"/>
+          <w:szCs w:val="16"/>
+        </w:rPr>
+      </w:pPr>
+      <w:r>
+        <w:rPr>
+          <w:rFonts w:ascii="Consolas" w:hAnsi="Consolas"/>
+          <w:sz w:val="16"/>
+          <w:szCs w:val="16"/>
+        </w:rPr>
+        <w:t xml:space="preserve">        </w:t>
+      </w:r>
+      <w:proofErr w:type="spellStart"/>
+      <w:proofErr w:type="gramStart"/>
+      <w:r>
+        <w:rPr>
+          <w:rFonts w:ascii="Consolas" w:hAnsi="Consolas"/>
+          <w:sz w:val="16"/>
+          <w:szCs w:val="16"/>
+        </w:rPr>
+        <w:t>if</w:t>
+      </w:r>
+      <w:proofErr w:type="spellEnd"/>
+      <w:r>
+        <w:rPr>
+          <w:rFonts w:ascii="Consolas" w:hAnsi="Consolas"/>
+          <w:sz w:val="16"/>
+          <w:szCs w:val="16"/>
+        </w:rPr>
+        <w:t>(</w:t>
+      </w:r>
+      <w:proofErr w:type="gramEnd"/>
+      <w:r>
+        <w:rPr>
+          <w:rFonts w:ascii="Consolas" w:hAnsi="Consolas"/>
+          <w:sz w:val="16"/>
+          <w:szCs w:val="16"/>
+        </w:rPr>
+        <w:t>cantidad &lt; 1 || cantidad &gt; PRODUCTOS_MAX)</w:t>
+      </w:r>
+    </w:p>
+    <w:p>
+      <w:pPr>
+        <w:rPr>
+          <w:rFonts w:ascii="Consolas" w:hAnsi="Consolas"/>
+          <w:sz w:val="16"/>
+          <w:szCs w:val="16"/>
+        </w:rPr>
+      </w:pPr>
+      <w:r>
+        <w:rPr>
+          <w:rFonts w:ascii="Consolas" w:hAnsi="Consolas"/>
+          <w:sz w:val="16"/>
+          <w:szCs w:val="16"/>
+        </w:rPr>
+        <w:t>        {</w:t>
+      </w:r>
+    </w:p>
+    <w:p>
+      <w:pPr>
+        <w:rPr>
+          <w:rFonts w:ascii="Consolas" w:hAnsi="Consolas"/>
+          <w:sz w:val="16"/>
+          <w:szCs w:val="16"/>
+        </w:rPr>
+      </w:pPr>
+      <w:r>
+        <w:rPr>
+          <w:rFonts w:ascii="Consolas" w:hAnsi="Consolas"/>
+          <w:sz w:val="16"/>
+          <w:szCs w:val="16"/>
+        </w:rPr>
+        <w:t xml:space="preserve">            </w:t>
+      </w:r>
+      <w:proofErr w:type="spellStart"/>
+      <w:proofErr w:type="gramStart"/>
+      <w:r>
+        <w:rPr>
+          <w:rFonts w:ascii="Consolas" w:hAnsi="Consolas"/>
+          <w:sz w:val="16"/>
+          <w:szCs w:val="16"/>
+        </w:rPr>
+        <w:t>printf</w:t>
+      </w:r>
+      <w:proofErr w:type="spellEnd"/>
+      <w:r>
+        <w:rPr>
+          <w:rFonts w:ascii="Consolas" w:hAnsi="Consolas"/>
+          <w:sz w:val="16"/>
+          <w:szCs w:val="16"/>
+        </w:rPr>
+        <w:t>(</w:t>
+      </w:r>
+      <w:proofErr w:type="gramEnd"/>
+      <w:r>
+        <w:rPr>
+          <w:rFonts w:ascii="Consolas" w:hAnsi="Consolas"/>
+          <w:sz w:val="16"/>
+          <w:szCs w:val="16"/>
+        </w:rPr>
+        <w:t>"\</w:t>
+      </w:r>
+      <w:proofErr w:type="spellStart"/>
+      <w:r>
+        <w:rPr>
+          <w:rFonts w:ascii="Consolas" w:hAnsi="Consolas"/>
+          <w:sz w:val="16"/>
+          <w:szCs w:val="16"/>
+        </w:rPr>
+        <w:t>nCantidad</w:t>
+      </w:r>
+      <w:proofErr w:type="spellEnd"/>
+      <w:r>
+        <w:rPr>
+          <w:rFonts w:ascii="Consolas" w:hAnsi="Consolas"/>
+          <w:sz w:val="16"/>
+          <w:szCs w:val="16"/>
+        </w:rPr>
+        <w:t xml:space="preserve"> invalida. Ingrese un numero entre 1 y %d: ", PRODUCTOS_MAX);</w:t>
+      </w:r>
+    </w:p>
+    <w:p>
+      <w:pPr>
+        <w:rPr>
+          <w:rFonts w:ascii="Consolas" w:hAnsi="Consolas"/>
+          <w:sz w:val="16"/>
+          <w:szCs w:val="16"/>
+        </w:rPr>
+      </w:pPr>
+      <w:r>
+        <w:rPr>
+          <w:rFonts w:ascii="Consolas" w:hAnsi="Consolas"/>
+          <w:sz w:val="16"/>
+          <w:szCs w:val="16"/>
+        </w:rPr>
+        <w:t>        }</w:t>
+      </w:r>
+    </w:p>
+    <w:p>
+      <w:pPr>
+        <w:rPr>
+          <w:rFonts w:ascii="Consolas" w:hAnsi="Consolas"/>
+          <w:sz w:val="16"/>
+          <w:szCs w:val="16"/>
+        </w:rPr>
+      </w:pPr>
+      <w:r>
+        <w:rPr>
+          <w:rFonts w:ascii="Consolas" w:hAnsi="Consolas"/>
+          <w:sz w:val="16"/>
+          <w:szCs w:val="16"/>
+        </w:rPr>
+        <w:t xml:space="preserve">    } </w:t>
+      </w:r>
+      <w:proofErr w:type="spellStart"/>
+      <w:r>
+        <w:rPr>
+          <w:rFonts w:ascii="Consolas" w:hAnsi="Consolas"/>
+          <w:sz w:val="16"/>
+          <w:szCs w:val="16"/>
+        </w:rPr>
+        <w:t>while</w:t>
+      </w:r>
+      <w:proofErr w:type="spellEnd"/>
+      <w:r>
+        <w:rPr>
+          <w:rFonts w:ascii="Consolas" w:hAnsi="Consolas"/>
+          <w:sz w:val="16"/>
+          <w:szCs w:val="16"/>
+        </w:rPr>
+        <w:t xml:space="preserve"> (cantidad &lt; 1 || cantidad &gt; PRODUCTOS_MAX);</w:t>
+      </w:r>
+    </w:p>
+    <w:p>
+      <w:pPr>
+        <w:rPr>
+          <w:rFonts w:ascii="Consolas" w:hAnsi="Consolas"/>
+          <w:sz w:val="16"/>
+          <w:szCs w:val="16"/>
+          <w:lang w:val="en-US"/>
+        </w:rPr>
+      </w:pPr>
+      <w:r>
+        <w:rPr>
+          <w:rFonts w:ascii="Consolas" w:hAnsi="Consolas"/>
+          <w:sz w:val="16"/>
+          <w:szCs w:val="16"/>
+        </w:rPr>
+        <w:t xml:space="preserve">    </w:t>
+      </w:r>
+      <w:r>
+        <w:rPr>
+          <w:rFonts w:ascii="Consolas" w:hAnsi="Consolas"/>
+          <w:sz w:val="16"/>
+          <w:szCs w:val="16"/>
+          <w:lang w:val="en-US"/>
+        </w:rPr>
+        <w:t>for (</w:t>
+      </w:r>
+      <w:proofErr w:type="spellStart"/>
+      <w:r>
+        <w:rPr>
+          <w:rFonts w:ascii="Consolas" w:hAnsi="Consolas"/>
+          <w:sz w:val="16"/>
+          <w:szCs w:val="16"/>
+          <w:lang w:val="en-US"/>
+        </w:rPr>
+        <w:t>i</w:t>
+      </w:r>
+      <w:proofErr w:type="spellEnd"/>
+      <w:r>
+        <w:rPr>
+          <w:rFonts w:ascii="Consolas" w:hAnsi="Consolas"/>
+          <w:sz w:val="16"/>
+          <w:szCs w:val="16"/>
+          <w:lang w:val="en-US"/>
+        </w:rPr>
+        <w:t xml:space="preserve"> = 0; </w:t>
+      </w:r>
+      <w:proofErr w:type="spellStart"/>
+      <w:r>
+        <w:rPr>
+          <w:rFonts w:ascii="Consolas" w:hAnsi="Consolas"/>
+          <w:sz w:val="16"/>
+          <w:szCs w:val="16"/>
+          <w:lang w:val="en-US"/>
+        </w:rPr>
+        <w:t>i</w:t>
+      </w:r>
+      <w:proofErr w:type="spellEnd"/>
+      <w:r>
+        <w:rPr>
+          <w:rFonts w:ascii="Consolas" w:hAnsi="Consolas"/>
+          <w:sz w:val="16"/>
+          <w:szCs w:val="16"/>
+          <w:lang w:val="en-US"/>
+        </w:rPr>
+        <w:t xml:space="preserve"> &lt; </w:t>
+      </w:r>
+      <w:proofErr w:type="spellStart"/>
+      <w:r>
+        <w:rPr>
+          <w:rFonts w:ascii="Consolas" w:hAnsi="Consolas"/>
+          <w:sz w:val="16"/>
+          <w:szCs w:val="16"/>
+          <w:lang w:val="en-US"/>
+        </w:rPr>
+        <w:t>cantidad</w:t>
+      </w:r>
+      <w:proofErr w:type="spellEnd"/>
+      <w:r>
+        <w:rPr>
+          <w:rFonts w:ascii="Consolas" w:hAnsi="Consolas"/>
+          <w:sz w:val="16"/>
+          <w:szCs w:val="16"/>
+          <w:lang w:val="en-US"/>
+        </w:rPr>
+        <w:t xml:space="preserve">; </w:t>
+      </w:r>
+      <w:proofErr w:type="spellStart"/>
+      <w:r>
+        <w:rPr>
+          <w:rFonts w:ascii="Consolas" w:hAnsi="Consolas"/>
+          <w:sz w:val="16"/>
+          <w:szCs w:val="16"/>
+          <w:lang w:val="en-US"/>
+        </w:rPr>
+        <w:t>i</w:t>
+      </w:r>
+      <w:proofErr w:type="spellEnd"/>
+      <w:r>
+        <w:rPr>
+          <w:rFonts w:ascii="Consolas" w:hAnsi="Consolas"/>
+          <w:sz w:val="16"/>
+          <w:szCs w:val="16"/>
+          <w:lang w:val="en-US"/>
+        </w:rPr>
+        <w:t>++)</w:t>
+      </w:r>
+    </w:p>
+    <w:p>
+      <w:pPr>
+        <w:rPr>
+          <w:rFonts w:ascii="Consolas" w:hAnsi="Consolas"/>
+          <w:sz w:val="16"/>
+          <w:szCs w:val="16"/>
+        </w:rPr>
+      </w:pPr>
+      <w:r>
+        <w:rPr>
+          <w:rFonts w:ascii="Consolas" w:hAnsi="Consolas"/>
+          <w:sz w:val="16"/>
+          <w:szCs w:val="16"/>
+          <w:lang w:val="en-US"/>
+        </w:rPr>
+        <w:t xml:space="preserve">    </w:t>
+      </w:r>
+      <w:r>
+        <w:rPr>
+          <w:rFonts w:ascii="Consolas" w:hAnsi="Consolas"/>
+          <w:sz w:val="16"/>
+          <w:szCs w:val="16"/>
+        </w:rPr>
+        <w:t>{</w:t>
+      </w:r>
+    </w:p>
+    <w:p>
+      <w:pPr>
+        <w:rPr>
+          <w:rFonts w:ascii="Consolas" w:hAnsi="Consolas"/>
+          <w:sz w:val="16"/>
+          <w:szCs w:val="16"/>
+        </w:rPr>
+      </w:pPr>
+      <w:r>
+        <w:rPr>
+          <w:rFonts w:ascii="Consolas" w:hAnsi="Consolas"/>
+          <w:sz w:val="16"/>
+          <w:szCs w:val="16"/>
+        </w:rPr>
+        <w:t xml:space="preserve">        </w:t>
+      </w:r>
+      <w:proofErr w:type="spellStart"/>
+      <w:proofErr w:type="gramStart"/>
+      <w:r>
+        <w:rPr>
+          <w:rFonts w:ascii="Consolas" w:hAnsi="Consolas"/>
+          <w:sz w:val="16"/>
+          <w:szCs w:val="16"/>
+        </w:rPr>
+        <w:t>printf</w:t>
+      </w:r>
+      <w:proofErr w:type="spellEnd"/>
+      <w:r>
+        <w:rPr>
+          <w:rFonts w:ascii="Consolas" w:hAnsi="Consolas"/>
+          <w:sz w:val="16"/>
+          <w:szCs w:val="16"/>
+        </w:rPr>
+        <w:t>(</w:t>
+      </w:r>
+      <w:proofErr w:type="gramEnd"/>
+      <w:r>
+        <w:rPr>
+          <w:rFonts w:ascii="Consolas" w:hAnsi="Consolas"/>
+          <w:sz w:val="16"/>
+          <w:szCs w:val="16"/>
+        </w:rPr>
+        <w:t>"\</w:t>
+      </w:r>
+      <w:proofErr w:type="spellStart"/>
+      <w:r>
+        <w:rPr>
+          <w:rFonts w:ascii="Consolas" w:hAnsi="Consolas"/>
+          <w:sz w:val="16"/>
+          <w:szCs w:val="16"/>
+        </w:rPr>
+        <w:t>nIngrese</w:t>
+      </w:r>
+      <w:proofErr w:type="spellEnd"/>
+      <w:r>
+        <w:rPr>
+          <w:rFonts w:ascii="Consolas" w:hAnsi="Consolas"/>
+          <w:sz w:val="16"/>
+          <w:szCs w:val="16"/>
+        </w:rPr>
+        <w:t xml:space="preserve"> el nombre del producto: ");</w:t>
+      </w:r>
+    </w:p>
+    <w:p>
+      <w:pPr>
+        <w:rPr>
+          <w:rFonts w:ascii="Consolas" w:hAnsi="Consolas"/>
+          <w:sz w:val="16"/>
+          <w:szCs w:val="16"/>
+          <w:lang w:val="en-US"/>
+        </w:rPr>
+      </w:pPr>
+      <w:r>
+        <w:rPr>
+          <w:rFonts w:ascii="Consolas" w:hAnsi="Consolas"/>
+          <w:sz w:val="16"/>
+          <w:szCs w:val="16"/>
+        </w:rPr>
+        <w:t xml:space="preserve">        </w:t>
+      </w:r>
+      <w:proofErr w:type="spellStart"/>
+      <w:proofErr w:type="gramStart"/>
+      <w:r>
+        <w:rPr>
+          <w:rFonts w:ascii="Consolas" w:hAnsi="Consolas"/>
+          <w:sz w:val="16"/>
+          <w:szCs w:val="16"/>
+          <w:lang w:val="en-US"/>
+        </w:rPr>
+        <w:t>scanf</w:t>
+      </w:r>
+      <w:proofErr w:type="spellEnd"/>
+      <w:r>
+        <w:rPr>
+          <w:rFonts w:ascii="Consolas" w:hAnsi="Consolas"/>
+          <w:sz w:val="16"/>
+          <w:szCs w:val="16"/>
+          <w:lang w:val="en-US"/>
+        </w:rPr>
+        <w:t>(</w:t>
+      </w:r>
+      <w:proofErr w:type="gramEnd"/>
+      <w:r>
+        <w:rPr>
+          <w:rFonts w:ascii="Consolas" w:hAnsi="Consolas"/>
+          <w:sz w:val="16"/>
+          <w:szCs w:val="16"/>
+          <w:lang w:val="en-US"/>
+        </w:rPr>
+        <w:t xml:space="preserve">"%30s", </w:t>
+      </w:r>
+      <w:proofErr w:type="spellStart"/>
+      <w:r>
+        <w:rPr>
+          <w:rFonts w:ascii="Consolas" w:hAnsi="Consolas"/>
+          <w:sz w:val="16"/>
+          <w:szCs w:val="16"/>
+          <w:lang w:val="en-US"/>
+        </w:rPr>
+        <w:t>nombres</w:t>
+      </w:r>
+      <w:proofErr w:type="spellEnd"/>
+      <w:r>
+        <w:rPr>
+          <w:rFonts w:ascii="Consolas" w:hAnsi="Consolas"/>
+          <w:sz w:val="16"/>
+          <w:szCs w:val="16"/>
+          <w:lang w:val="en-US"/>
+        </w:rPr>
+        <w:t>[</w:t>
+      </w:r>
+      <w:proofErr w:type="spellStart"/>
+      <w:r>
+        <w:rPr>
+          <w:rFonts w:ascii="Consolas" w:hAnsi="Consolas"/>
+          <w:sz w:val="16"/>
+          <w:szCs w:val="16"/>
+          <w:lang w:val="en-US"/>
+        </w:rPr>
+        <w:t>i</w:t>
+      </w:r>
+      <w:proofErr w:type="spellEnd"/>
+      <w:r>
+        <w:rPr>
+          <w:rFonts w:ascii="Consolas" w:hAnsi="Consolas"/>
+          <w:sz w:val="16"/>
+          <w:szCs w:val="16"/>
+          <w:lang w:val="en-US"/>
+        </w:rPr>
+        <w:t>]);</w:t>
+      </w:r>
+    </w:p>
+    <w:p>
+      <w:pPr>
+        <w:rPr>
+          <w:rFonts w:ascii="Consolas" w:hAnsi="Consolas"/>
+          <w:sz w:val="16"/>
+          <w:szCs w:val="16"/>
+          <w:lang w:val="en-US"/>
+        </w:rPr>
+      </w:pPr>
+      <w:r>
+        <w:rPr>
+          <w:rFonts w:ascii="Consolas" w:hAnsi="Consolas"/>
+          <w:sz w:val="16"/>
+          <w:szCs w:val="16"/>
+          <w:lang w:val="en-US"/>
+        </w:rPr>
+        <w:t>        while(</w:t>
+      </w:r>
+      <w:proofErr w:type="spellStart"/>
+      <w:proofErr w:type="gramStart"/>
+      <w:r>
+        <w:rPr>
+          <w:rFonts w:ascii="Consolas" w:hAnsi="Consolas"/>
+          <w:sz w:val="16"/>
+          <w:szCs w:val="16"/>
+          <w:lang w:val="en-US"/>
+        </w:rPr>
+        <w:t>getchar</w:t>
+      </w:r>
+      <w:proofErr w:type="spellEnd"/>
+      <w:r>
+        <w:rPr>
+          <w:rFonts w:ascii="Consolas" w:hAnsi="Consolas"/>
+          <w:sz w:val="16"/>
+          <w:szCs w:val="16"/>
+          <w:lang w:val="en-US"/>
+        </w:rPr>
+        <w:t>(</w:t>
+      </w:r>
+      <w:proofErr w:type="gramEnd"/>
+      <w:r>
+        <w:rPr>
+          <w:rFonts w:ascii="Consolas" w:hAnsi="Consolas"/>
+          <w:sz w:val="16"/>
+          <w:szCs w:val="16"/>
+          <w:lang w:val="en-US"/>
+        </w:rPr>
+        <w:t>) != '\n');</w:t>
+      </w:r>
+    </w:p>
+    <w:p>
+      <w:pPr>
+        <w:rPr>
+          <w:rFonts w:ascii="Consolas" w:hAnsi="Consolas"/>
+          <w:sz w:val="16"/>
+          <w:szCs w:val="16"/>
+          <w:lang w:val="en-US"/>
+        </w:rPr>
+      </w:pPr>
+      <w:r>
+        <w:rPr>
+          <w:rFonts w:ascii="Consolas" w:hAnsi="Consolas"/>
+          <w:sz w:val="16"/>
+          <w:szCs w:val="16"/>
+          <w:lang w:val="en-US"/>
+        </w:rPr>
+        <w:t xml:space="preserve">        </w:t>
+      </w:r>
+    </w:p>
+    <w:p>
+      <w:pPr>
+        <w:rPr>
+          <w:rFonts w:ascii="Consolas" w:hAnsi="Consolas"/>
+          <w:sz w:val="16"/>
+          <w:szCs w:val="16"/>
+        </w:rPr>
+      </w:pPr>
+      <w:r>
+        <w:rPr>
+          <w:rFonts w:ascii="Consolas" w:hAnsi="Consolas"/>
+          <w:sz w:val="16"/>
+          <w:szCs w:val="16"/>
+          <w:lang w:val="en-US"/>
+        </w:rPr>
+        <w:t xml:space="preserve">        </w:t>
+      </w:r>
+      <w:proofErr w:type="spellStart"/>
+      <w:proofErr w:type="gramStart"/>
+      <w:r>
+        <w:rPr>
+          <w:rFonts w:ascii="Consolas" w:hAnsi="Consolas"/>
+          <w:sz w:val="16"/>
+          <w:szCs w:val="16"/>
+        </w:rPr>
+        <w:t>printf</w:t>
+      </w:r>
+      <w:proofErr w:type="spellEnd"/>
+      <w:r>
+        <w:rPr>
+          <w:rFonts w:ascii="Consolas" w:hAnsi="Consolas"/>
+          <w:sz w:val="16"/>
+          <w:szCs w:val="16"/>
+        </w:rPr>
+        <w:t>(</w:t>
+      </w:r>
+      <w:proofErr w:type="gramEnd"/>
+      <w:r>
+        <w:rPr>
+          <w:rFonts w:ascii="Consolas" w:hAnsi="Consolas"/>
+          <w:sz w:val="16"/>
+          <w:szCs w:val="16"/>
+        </w:rPr>
+        <w:t>"\</w:t>
+      </w:r>
+      <w:proofErr w:type="spellStart"/>
+      <w:r>
+        <w:rPr>
+          <w:rFonts w:ascii="Consolas" w:hAnsi="Consolas"/>
+          <w:sz w:val="16"/>
+          <w:szCs w:val="16"/>
+        </w:rPr>
+        <w:t>nIngrese</w:t>
+      </w:r>
+      <w:proofErr w:type="spellEnd"/>
+      <w:r>
+        <w:rPr>
+          <w:rFonts w:ascii="Consolas" w:hAnsi="Consolas"/>
+          <w:sz w:val="16"/>
+          <w:szCs w:val="16"/>
+        </w:rPr>
+        <w:t xml:space="preserve"> el precio del producto: ");</w:t>
+      </w:r>
+    </w:p>
+    <w:p>
+      <w:pPr>
+        <w:rPr>
+          <w:rFonts w:ascii="Consolas" w:hAnsi="Consolas"/>
+          <w:sz w:val="16"/>
+          <w:szCs w:val="16"/>
+          <w:lang w:val="en-US"/>
+        </w:rPr>
+      </w:pPr>
+      <w:r>
+        <w:rPr>
+          <w:rFonts w:ascii="Consolas" w:hAnsi="Consolas"/>
+          <w:sz w:val="16"/>
+          <w:szCs w:val="16"/>
+        </w:rPr>
+        <w:t xml:space="preserve">        </w:t>
+      </w:r>
+      <w:proofErr w:type="spellStart"/>
+      <w:proofErr w:type="gramStart"/>
+      <w:r>
+        <w:rPr>
+          <w:rFonts w:ascii="Consolas" w:hAnsi="Consolas"/>
+          <w:sz w:val="16"/>
+          <w:szCs w:val="16"/>
+          <w:lang w:val="en-US"/>
+        </w:rPr>
+        <w:t>scanf</w:t>
+      </w:r>
+      <w:proofErr w:type="spellEnd"/>
+      <w:r>
+        <w:rPr>
+          <w:rFonts w:ascii="Consolas" w:hAnsi="Consolas"/>
+          <w:sz w:val="16"/>
+          <w:szCs w:val="16"/>
+          <w:lang w:val="en-US"/>
+        </w:rPr>
+        <w:t>(</w:t>
+      </w:r>
+      <w:proofErr w:type="gramEnd"/>
+      <w:r>
+        <w:rPr>
+          <w:rFonts w:ascii="Consolas" w:hAnsi="Consolas"/>
+          <w:sz w:val="16"/>
+          <w:szCs w:val="16"/>
+          <w:lang w:val="en-US"/>
+        </w:rPr>
+        <w:t>"%f", &amp;</w:t>
+      </w:r>
+      <w:proofErr w:type="spellStart"/>
+      <w:r>
+        <w:rPr>
+          <w:rFonts w:ascii="Consolas" w:hAnsi="Consolas"/>
+          <w:sz w:val="16"/>
+          <w:szCs w:val="16"/>
+          <w:lang w:val="en-US"/>
+        </w:rPr>
+        <w:t>precios</w:t>
+      </w:r>
+      <w:proofErr w:type="spellEnd"/>
+      <w:r>
+        <w:rPr>
+          <w:rFonts w:ascii="Consolas" w:hAnsi="Consolas"/>
+          <w:sz w:val="16"/>
+          <w:szCs w:val="16"/>
+          <w:lang w:val="en-US"/>
+        </w:rPr>
+        <w:t>[</w:t>
+      </w:r>
+      <w:proofErr w:type="spellStart"/>
+      <w:r>
+        <w:rPr>
+          <w:rFonts w:ascii="Consolas" w:hAnsi="Consolas"/>
+          <w:sz w:val="16"/>
+          <w:szCs w:val="16"/>
+          <w:lang w:val="en-US"/>
+        </w:rPr>
+        <w:t>i</w:t>
+      </w:r>
+      <w:proofErr w:type="spellEnd"/>
+      <w:r>
+        <w:rPr>
+          <w:rFonts w:ascii="Consolas" w:hAnsi="Consolas"/>
+          <w:sz w:val="16"/>
+          <w:szCs w:val="16"/>
+          <w:lang w:val="en-US"/>
+        </w:rPr>
+        <w:t>]);</w:t>
+      </w:r>
+    </w:p>
+    <w:p>
+      <w:pPr>
+        <w:rPr>
+          <w:rFonts w:ascii="Consolas" w:hAnsi="Consolas"/>
+          <w:sz w:val="16"/>
+          <w:szCs w:val="16"/>
+        </w:rPr>
+      </w:pPr>
+      <w:r>
+        <w:rPr>
+          <w:rFonts w:ascii="Consolas" w:hAnsi="Consolas"/>
+          <w:sz w:val="16"/>
+          <w:szCs w:val="16"/>
+          <w:lang w:val="en-US"/>
+        </w:rPr>
+        <w:t>        while(</w:t>
+      </w:r>
+      <w:proofErr w:type="spellStart"/>
+      <w:proofErr w:type="gramStart"/>
+      <w:r>
+        <w:rPr>
+          <w:rFonts w:ascii="Consolas" w:hAnsi="Consolas"/>
+          <w:sz w:val="16"/>
+          <w:szCs w:val="16"/>
+          <w:lang w:val="en-US"/>
+        </w:rPr>
+        <w:t>getchar</w:t>
+      </w:r>
+      <w:proofErr w:type="spellEnd"/>
+      <w:r>
+        <w:rPr>
+          <w:rFonts w:ascii="Consolas" w:hAnsi="Consolas"/>
+          <w:sz w:val="16"/>
+          <w:szCs w:val="16"/>
+          <w:lang w:val="en-US"/>
+        </w:rPr>
+        <w:t>(</w:t>
+      </w:r>
+      <w:proofErr w:type="gramEnd"/>
+      <w:r>
+        <w:rPr>
+          <w:rFonts w:ascii="Consolas" w:hAnsi="Consolas"/>
+          <w:sz w:val="16"/>
+          <w:szCs w:val="16"/>
+          <w:lang w:val="en-US"/>
+        </w:rPr>
+        <w:t xml:space="preserve">) != </w:t>
+      </w:r>
+      <w:r>
+        <w:rPr>
+          <w:rFonts w:ascii="Consolas" w:hAnsi="Consolas"/>
+          <w:sz w:val="16"/>
+          <w:szCs w:val="16"/>
+        </w:rPr>
+        <w:t>'\n');</w:t>
+      </w:r>
+    </w:p>
+    <w:p>
+      <w:pPr>
+        <w:rPr>
+          <w:rFonts w:ascii="Consolas" w:hAnsi="Consolas"/>
+          <w:sz w:val="16"/>
+          <w:szCs w:val="16"/>
+        </w:rPr>
+      </w:pPr>
+      <w:r>
+        <w:rPr>
+          <w:rFonts w:ascii="Consolas" w:hAnsi="Consolas"/>
+          <w:sz w:val="16"/>
+          <w:szCs w:val="16"/>
+        </w:rPr>
+        <w:t>    }</w:t>
+      </w:r>
+    </w:p>
+    <w:p>
+      <w:pPr>
+        <w:rPr>
+          <w:rFonts w:ascii="Consolas" w:hAnsi="Consolas"/>
+          <w:sz w:val="16"/>
+          <w:szCs w:val="16"/>
+        </w:rPr>
+      </w:pPr>
+      <w:r>
+        <w:rPr>
+          <w:rFonts w:ascii="Consolas" w:hAnsi="Consolas"/>
+          <w:sz w:val="16"/>
+          <w:szCs w:val="16"/>
+        </w:rPr>
+        <w:t xml:space="preserve">    </w:t>
+      </w:r>
+      <w:proofErr w:type="spellStart"/>
+      <w:r>
+        <w:rPr>
+          <w:rFonts w:ascii="Consolas" w:hAnsi="Consolas"/>
+          <w:sz w:val="16"/>
+          <w:szCs w:val="16"/>
+        </w:rPr>
+        <w:t>return</w:t>
+      </w:r>
+      <w:proofErr w:type="spellEnd"/>
+      <w:r>
+        <w:rPr>
+          <w:rFonts w:ascii="Consolas" w:hAnsi="Consolas"/>
+          <w:sz w:val="16"/>
+          <w:szCs w:val="16"/>
+        </w:rPr>
+        <w:t xml:space="preserve"> cantidad;</w:t>
+      </w:r>
+    </w:p>
+    <w:p>
+      <w:pPr>
+        <w:rPr>
+          <w:rFonts w:ascii="Consolas" w:hAnsi="Consolas"/>
+          <w:sz w:val="16"/>
+          <w:szCs w:val="16"/>
+        </w:rPr>
+      </w:pPr>
+      <w:r>
+        <w:rPr>
+          <w:rFonts w:ascii="Consolas" w:hAnsi="Consolas"/>
+          <w:sz w:val="16"/>
+          <w:szCs w:val="16"/>
+        </w:rPr>
+        <w:t>}</w:t>
+      </w:r>
+    </w:p>
+    <w:p>
+      <w:pPr>
+        <w:rPr>
+          <w:rFonts w:ascii="Consolas" w:hAnsi="Consolas"/>
+          <w:sz w:val="16"/>
+          <w:szCs w:val="16"/>
+        </w:rPr>
+      </w:pPr>
+    </w:p>
+    <w:p>
+      <w:pPr>
+        <w:rPr>
+          <w:rFonts w:ascii="Consolas" w:hAnsi="Consolas"/>
+          <w:sz w:val="16"/>
+          <w:szCs w:val="16"/>
+        </w:rPr>
+      </w:pPr>
+      <w:proofErr w:type="spellStart"/>
+      <w:r>
+        <w:rPr>
+          <w:rFonts w:ascii="Consolas" w:hAnsi="Consolas"/>
+          <w:sz w:val="16"/>
+          <w:szCs w:val="16"/>
+        </w:rPr>
+        <w:t>int</w:t>
+      </w:r>
+      <w:proofErr w:type="spellEnd"/>
+      <w:r>
+        <w:rPr>
+          <w:rFonts w:ascii="Consolas" w:hAnsi="Consolas"/>
+          <w:sz w:val="16"/>
+          <w:szCs w:val="16"/>
+        </w:rPr>
+        <w:t xml:space="preserve"> </w:t>
+      </w:r>
+      <w:proofErr w:type="spellStart"/>
+      <w:proofErr w:type="gramStart"/>
+      <w:r>
+        <w:rPr>
+          <w:rFonts w:ascii="Consolas" w:hAnsi="Consolas"/>
+          <w:sz w:val="16"/>
+          <w:szCs w:val="16"/>
+        </w:rPr>
+        <w:t>buscarProductoPorNombre</w:t>
+      </w:r>
+      <w:proofErr w:type="spellEnd"/>
+      <w:r>
+        <w:rPr>
+          <w:rFonts w:ascii="Consolas" w:hAnsi="Consolas"/>
+          <w:sz w:val="16"/>
+          <w:szCs w:val="16"/>
+        </w:rPr>
+        <w:t>(</w:t>
+      </w:r>
+      <w:proofErr w:type="spellStart"/>
+      <w:proofErr w:type="gramEnd"/>
+      <w:r>
+        <w:rPr>
+          <w:rFonts w:ascii="Consolas" w:hAnsi="Consolas"/>
+          <w:sz w:val="16"/>
+          <w:szCs w:val="16"/>
+        </w:rPr>
+        <w:t>char</w:t>
+      </w:r>
+      <w:proofErr w:type="spellEnd"/>
+      <w:r>
+        <w:rPr>
+          <w:rFonts w:ascii="Consolas" w:hAnsi="Consolas"/>
+          <w:sz w:val="16"/>
+          <w:szCs w:val="16"/>
+        </w:rPr>
+        <w:t xml:space="preserve"> nombres[][LARGO_NOMBRE], </w:t>
+      </w:r>
+      <w:proofErr w:type="spellStart"/>
+      <w:r>
+        <w:rPr>
+          <w:rFonts w:ascii="Consolas" w:hAnsi="Consolas"/>
+          <w:sz w:val="16"/>
+          <w:szCs w:val="16"/>
+        </w:rPr>
+        <w:t>int</w:t>
+      </w:r>
+      <w:proofErr w:type="spellEnd"/>
+      <w:r>
+        <w:rPr>
+          <w:rFonts w:ascii="Consolas" w:hAnsi="Consolas"/>
+          <w:sz w:val="16"/>
+          <w:szCs w:val="16"/>
+        </w:rPr>
+        <w:t xml:space="preserve"> cantidad, </w:t>
+      </w:r>
+      <w:proofErr w:type="spellStart"/>
+      <w:r>
+        <w:rPr>
+          <w:rFonts w:ascii="Consolas" w:hAnsi="Consolas"/>
+          <w:sz w:val="16"/>
+          <w:szCs w:val="16"/>
+        </w:rPr>
+        <w:t>char</w:t>
+      </w:r>
+      <w:proofErr w:type="spellEnd"/>
+      <w:r>
+        <w:rPr>
+          <w:rFonts w:ascii="Consolas" w:hAnsi="Consolas"/>
+          <w:sz w:val="16"/>
+          <w:szCs w:val="16"/>
+        </w:rPr>
+        <w:t xml:space="preserve"> </w:t>
+      </w:r>
+      <w:proofErr w:type="spellStart"/>
+      <w:r>
+        <w:rPr>
+          <w:rFonts w:ascii="Consolas" w:hAnsi="Consolas"/>
+          <w:sz w:val="16"/>
+          <w:szCs w:val="16"/>
+        </w:rPr>
+        <w:t>nombreBuscado</w:t>
+      </w:r>
+      <w:proofErr w:type="spellEnd"/>
+      <w:r>
+        <w:rPr>
+          <w:rFonts w:ascii="Consolas" w:hAnsi="Consolas"/>
+          <w:sz w:val="16"/>
+          <w:szCs w:val="16"/>
+        </w:rPr>
+        <w:t>[])</w:t>
+      </w:r>
+    </w:p>
+    <w:p>
+      <w:pPr>
+        <w:rPr>
+          <w:rFonts w:ascii="Consolas" w:hAnsi="Consolas"/>
+          <w:sz w:val="16"/>
+          <w:szCs w:val="16"/>
+          <w:lang w:val="en-US"/>
+        </w:rPr>
+      </w:pPr>
+      <w:r>
+        <w:rPr>
+          <w:rFonts w:ascii="Consolas" w:hAnsi="Consolas"/>
+          <w:sz w:val="16"/>
+          <w:szCs w:val="16"/>
+          <w:lang w:val="en-US"/>
+        </w:rPr>
+        <w:t>{</w:t>
+      </w:r>
+    </w:p>
+    <w:p>
+      <w:pPr>
+        <w:rPr>
+          <w:rFonts w:ascii="Consolas" w:hAnsi="Consolas"/>
+          <w:sz w:val="16"/>
+          <w:szCs w:val="16"/>
+          <w:lang w:val="en-US"/>
+        </w:rPr>
+      </w:pPr>
+      <w:r>
+        <w:rPr>
+          <w:rFonts w:ascii="Consolas" w:hAnsi="Consolas"/>
+          <w:sz w:val="16"/>
+          <w:szCs w:val="16"/>
+          <w:lang w:val="en-US"/>
+        </w:rPr>
+        <w:t xml:space="preserve">    int </w:t>
+      </w:r>
+      <w:proofErr w:type="spellStart"/>
+      <w:proofErr w:type="gramStart"/>
+      <w:r>
+        <w:rPr>
+          <w:rFonts w:ascii="Consolas" w:hAnsi="Consolas"/>
+          <w:sz w:val="16"/>
+          <w:szCs w:val="16"/>
+          <w:lang w:val="en-US"/>
+        </w:rPr>
+        <w:t>i</w:t>
+      </w:r>
+      <w:proofErr w:type="spellEnd"/>
+      <w:r>
+        <w:rPr>
+          <w:rFonts w:ascii="Consolas" w:hAnsi="Consolas"/>
+          <w:sz w:val="16"/>
+          <w:szCs w:val="16"/>
+          <w:lang w:val="en-US"/>
+        </w:rPr>
+        <w:t>;</w:t>
+      </w:r>
+      <w:proofErr w:type="gramEnd"/>
+    </w:p>
+    <w:p>
+      <w:pPr>
+        <w:rPr>
+          <w:rFonts w:ascii="Consolas" w:hAnsi="Consolas"/>
+          <w:sz w:val="16"/>
+          <w:szCs w:val="16"/>
+          <w:lang w:val="en-US"/>
+        </w:rPr>
+      </w:pPr>
+      <w:r>
+        <w:rPr>
+          <w:rFonts w:ascii="Consolas" w:hAnsi="Consolas"/>
+          <w:sz w:val="16"/>
+          <w:szCs w:val="16"/>
+          <w:lang w:val="en-US"/>
+        </w:rPr>
+        <w:t>    if (</w:t>
+      </w:r>
+      <w:proofErr w:type="spellStart"/>
+      <w:r>
+        <w:rPr>
+          <w:rFonts w:ascii="Consolas" w:hAnsi="Consolas"/>
+          <w:sz w:val="16"/>
+          <w:szCs w:val="16"/>
+          <w:lang w:val="en-US"/>
+        </w:rPr>
+        <w:t>cantidad</w:t>
+      </w:r>
+      <w:proofErr w:type="spellEnd"/>
+      <w:r>
+        <w:rPr>
+          <w:rFonts w:ascii="Consolas" w:hAnsi="Consolas"/>
+          <w:sz w:val="16"/>
+          <w:szCs w:val="16"/>
+          <w:lang w:val="en-US"/>
+        </w:rPr>
+        <w:t xml:space="preserve"> &lt;= 0) {</w:t>
+      </w:r>
+    </w:p>
+    <w:p>
+      <w:pPr>
+        <w:rPr>
+          <w:rFonts w:ascii="Consolas" w:hAnsi="Consolas"/>
+          <w:sz w:val="16"/>
+          <w:szCs w:val="16"/>
+          <w:lang w:val="en-US"/>
+        </w:rPr>
+      </w:pPr>
+      <w:r>
+        <w:rPr>
+          <w:rFonts w:ascii="Consolas" w:hAnsi="Consolas"/>
+          <w:sz w:val="16"/>
+          <w:szCs w:val="16"/>
+          <w:lang w:val="en-US"/>
+        </w:rPr>
+        <w:t xml:space="preserve">        return </w:t>
+      </w:r>
+      <w:proofErr w:type="gramStart"/>
+      <w:r>
+        <w:rPr>
+          <w:rFonts w:ascii="Consolas" w:hAnsi="Consolas"/>
+          <w:sz w:val="16"/>
+          <w:szCs w:val="16"/>
+          <w:lang w:val="en-US"/>
+        </w:rPr>
+        <w:t>-1;</w:t>
+      </w:r>
+      <w:proofErr w:type="gramEnd"/>
+    </w:p>
+    <w:p>
+      <w:pPr>
+        <w:rPr>
+          <w:rFonts w:ascii="Consolas" w:hAnsi="Consolas"/>
+          <w:sz w:val="16"/>
+          <w:szCs w:val="16"/>
+          <w:lang w:val="en-US"/>
+        </w:rPr>
+      </w:pPr>
+      <w:r>
+        <w:rPr>
+          <w:rFonts w:ascii="Consolas" w:hAnsi="Consolas"/>
+          <w:sz w:val="16"/>
+          <w:szCs w:val="16"/>
+          <w:lang w:val="en-US"/>
+        </w:rPr>
+        <w:t>    }</w:t>
+      </w:r>
+    </w:p>
+    <w:p>
+      <w:pPr>
+        <w:rPr>
+          <w:rFonts w:ascii="Consolas" w:hAnsi="Consolas"/>
+          <w:sz w:val="16"/>
+          <w:szCs w:val="16"/>
+          <w:lang w:val="en-US"/>
+        </w:rPr>
+      </w:pPr>
+      <w:r>
+        <w:rPr>
+          <w:rFonts w:ascii="Consolas" w:hAnsi="Consolas"/>
+          <w:sz w:val="16"/>
+          <w:szCs w:val="16"/>
+          <w:lang w:val="en-US"/>
+        </w:rPr>
+        <w:t>    for (</w:t>
+      </w:r>
+      <w:proofErr w:type="spellStart"/>
+      <w:r>
+        <w:rPr>
+          <w:rFonts w:ascii="Consolas" w:hAnsi="Consolas"/>
+          <w:sz w:val="16"/>
+          <w:szCs w:val="16"/>
+          <w:lang w:val="en-US"/>
+        </w:rPr>
+        <w:t>i</w:t>
+      </w:r>
+      <w:proofErr w:type="spellEnd"/>
+      <w:r>
+        <w:rPr>
+          <w:rFonts w:ascii="Consolas" w:hAnsi="Consolas"/>
+          <w:sz w:val="16"/>
+          <w:szCs w:val="16"/>
+          <w:lang w:val="en-US"/>
+        </w:rPr>
+        <w:t xml:space="preserve"> = 0; </w:t>
+      </w:r>
+      <w:proofErr w:type="spellStart"/>
+      <w:r>
+        <w:rPr>
+          <w:rFonts w:ascii="Consolas" w:hAnsi="Consolas"/>
+          <w:sz w:val="16"/>
+          <w:szCs w:val="16"/>
+          <w:lang w:val="en-US"/>
+        </w:rPr>
+        <w:t>i</w:t>
+      </w:r>
+      <w:proofErr w:type="spellEnd"/>
+      <w:r>
+        <w:rPr>
+          <w:rFonts w:ascii="Consolas" w:hAnsi="Consolas"/>
+          <w:sz w:val="16"/>
+          <w:szCs w:val="16"/>
+          <w:lang w:val="en-US"/>
+        </w:rPr>
+        <w:t xml:space="preserve"> &lt; </w:t>
+      </w:r>
+      <w:proofErr w:type="spellStart"/>
+      <w:r>
+        <w:rPr>
+          <w:rFonts w:ascii="Consolas" w:hAnsi="Consolas"/>
+          <w:sz w:val="16"/>
+          <w:szCs w:val="16"/>
+          <w:lang w:val="en-US"/>
+        </w:rPr>
+        <w:t>cantidad</w:t>
+      </w:r>
+      <w:proofErr w:type="spellEnd"/>
+      <w:r>
+        <w:rPr>
+          <w:rFonts w:ascii="Consolas" w:hAnsi="Consolas"/>
+          <w:sz w:val="16"/>
+          <w:szCs w:val="16"/>
+          <w:lang w:val="en-US"/>
+        </w:rPr>
+        <w:t xml:space="preserve">; </w:t>
+      </w:r>
+      <w:proofErr w:type="spellStart"/>
+      <w:r>
+        <w:rPr>
+          <w:rFonts w:ascii="Consolas" w:hAnsi="Consolas"/>
+          <w:sz w:val="16"/>
+          <w:szCs w:val="16"/>
+          <w:lang w:val="en-US"/>
+        </w:rPr>
+        <w:t>i</w:t>
+      </w:r>
+      <w:proofErr w:type="spellEnd"/>
+      <w:r>
+        <w:rPr>
+          <w:rFonts w:ascii="Consolas" w:hAnsi="Consolas"/>
+          <w:sz w:val="16"/>
+          <w:szCs w:val="16"/>
+          <w:lang w:val="en-US"/>
+        </w:rPr>
+        <w:t>++) {</w:t>
+      </w:r>
+    </w:p>
+    <w:p>
+      <w:pPr>
+        <w:rPr>
+          <w:rFonts w:ascii="Consolas" w:hAnsi="Consolas"/>
+          <w:sz w:val="16"/>
+          <w:szCs w:val="16"/>
+        </w:rPr>
+      </w:pPr>
+      <w:r>
+        <w:rPr>
+          <w:rFonts w:ascii="Consolas" w:hAnsi="Consolas"/>
+          <w:sz w:val="16"/>
+          <w:szCs w:val="16"/>
+          <w:lang w:val="en-US"/>
+        </w:rPr>
+        <w:t xml:space="preserve">        </w:t>
+      </w:r>
+      <w:proofErr w:type="spellStart"/>
+      <w:r>
+        <w:rPr>
+          <w:rFonts w:ascii="Consolas" w:hAnsi="Consolas"/>
+          <w:sz w:val="16"/>
+          <w:szCs w:val="16"/>
+        </w:rPr>
+        <w:t>if</w:t>
+      </w:r>
+      <w:proofErr w:type="spellEnd"/>
+      <w:r>
+        <w:rPr>
+          <w:rFonts w:ascii="Consolas" w:hAnsi="Consolas"/>
+          <w:sz w:val="16"/>
+          <w:szCs w:val="16"/>
+        </w:rPr>
+        <w:t xml:space="preserve"> (</w:t>
+      </w:r>
+      <w:proofErr w:type="spellStart"/>
+      <w:r>
+        <w:rPr>
+          <w:rFonts w:ascii="Consolas" w:hAnsi="Consolas"/>
+          <w:sz w:val="16"/>
+          <w:szCs w:val="16"/>
+        </w:rPr>
+        <w:t>strcmp</w:t>
+      </w:r>
+      <w:proofErr w:type="spellEnd"/>
+      <w:r>
+        <w:rPr>
+          <w:rFonts w:ascii="Consolas" w:hAnsi="Consolas"/>
+          <w:sz w:val="16"/>
+          <w:szCs w:val="16"/>
+        </w:rPr>
+        <w:t xml:space="preserve">(nombres[i], </w:t>
+      </w:r>
+      <w:proofErr w:type="spellStart"/>
+      <w:r>
+        <w:rPr>
+          <w:rFonts w:ascii="Consolas" w:hAnsi="Consolas"/>
+          <w:sz w:val="16"/>
+          <w:szCs w:val="16"/>
+        </w:rPr>
+        <w:t>nombreBuscado</w:t>
+      </w:r>
+      <w:proofErr w:type="spellEnd"/>
+      <w:r>
+        <w:rPr>
+          <w:rFonts w:ascii="Consolas" w:hAnsi="Consolas"/>
+          <w:sz w:val="16"/>
+          <w:szCs w:val="16"/>
+        </w:rPr>
+        <w:t>) == 0) {</w:t>
+      </w:r>
+    </w:p>
+    <w:p>
+      <w:pPr>
+        <w:rPr>
+          <w:rFonts w:ascii="Consolas" w:hAnsi="Consolas"/>
+          <w:sz w:val="16"/>
+          <w:szCs w:val="16"/>
+        </w:rPr>
+      </w:pPr>
+      <w:r>
+        <w:rPr>
+          <w:rFonts w:ascii="Consolas" w:hAnsi="Consolas"/>
+          <w:sz w:val="16"/>
+          <w:szCs w:val="16"/>
+        </w:rPr>
+        <w:t xml:space="preserve">            </w:t>
+      </w:r>
+      <w:proofErr w:type="spellStart"/>
+      <w:r>
+        <w:rPr>
+          <w:rFonts w:ascii="Consolas" w:hAnsi="Consolas"/>
+          <w:sz w:val="16"/>
+          <w:szCs w:val="16"/>
+        </w:rPr>
+        <w:t>return</w:t>
+      </w:r>
+      <w:proofErr w:type="spellEnd"/>
+      <w:r>
+        <w:rPr>
+          <w:rFonts w:ascii="Consolas" w:hAnsi="Consolas"/>
+          <w:sz w:val="16"/>
+          <w:szCs w:val="16"/>
+        </w:rPr>
+        <w:t xml:space="preserve"> i;</w:t>
+      </w:r>
+    </w:p>
+    <w:p>
+      <w:pPr>
+        <w:rPr>
+          <w:rFonts w:ascii="Consolas" w:hAnsi="Consolas"/>
+          <w:sz w:val="16"/>
+          <w:szCs w:val="16"/>
+        </w:rPr>
+      </w:pPr>
+      <w:r>
+        <w:rPr>
+          <w:rFonts w:ascii="Consolas" w:hAnsi="Consolas"/>
+          <w:sz w:val="16"/>
+          <w:szCs w:val="16"/>
+        </w:rPr>
+        <w:t>        }</w:t>
+      </w:r>
+    </w:p>
+    <w:p>
+      <w:pPr>
+        <w:rPr>
+          <w:rFonts w:ascii="Consolas" w:hAnsi="Consolas"/>
+          <w:sz w:val="16"/>
+          <w:szCs w:val="16"/>
+        </w:rPr>
+      </w:pPr>
+      <w:r>
+        <w:rPr>
+          <w:rFonts w:ascii="Consolas" w:hAnsi="Consolas"/>
+          <w:sz w:val="16"/>
+          <w:szCs w:val="16"/>
+        </w:rPr>
+        <w:t>    }</w:t>
+      </w:r>
+    </w:p>
+    <w:p>
+      <w:pPr>
+        <w:rPr>
+          <w:rFonts w:ascii="Consolas" w:hAnsi="Consolas"/>
+          <w:sz w:val="16"/>
+          <w:szCs w:val="16"/>
+        </w:rPr>
+      </w:pPr>
+      <w:r>
+        <w:rPr>
+          <w:rFonts w:ascii="Consolas" w:hAnsi="Consolas"/>
+          <w:sz w:val="16"/>
+          <w:szCs w:val="16"/>
+        </w:rPr>
+        <w:t xml:space="preserve">    </w:t>
+      </w:r>
+      <w:proofErr w:type="spellStart"/>
+      <w:r>
+        <w:rPr>
+          <w:rFonts w:ascii="Consolas" w:hAnsi="Consolas"/>
+          <w:sz w:val="16"/>
+          <w:szCs w:val="16"/>
+        </w:rPr>
+        <w:t>return</w:t>
+      </w:r>
+      <w:proofErr w:type="spellEnd"/>
+      <w:r>
+        <w:rPr>
+          <w:rFonts w:ascii="Consolas" w:hAnsi="Consolas"/>
+          <w:sz w:val="16"/>
+          <w:szCs w:val="16"/>
+        </w:rPr>
+        <w:t xml:space="preserve"> -1;</w:t>
+      </w:r>
+    </w:p>
+    <w:p>
+      <w:pPr>
+        <w:rPr>
+          <w:rFonts w:ascii="Consolas" w:hAnsi="Consolas"/>
+          <w:sz w:val="16"/>
+          <w:szCs w:val="16"/>
+        </w:rPr>
+      </w:pPr>
+      <w:r>
+        <w:rPr>
+          <w:rFonts w:ascii="Consolas" w:hAnsi="Consolas"/>
+          <w:sz w:val="16"/>
+          <w:szCs w:val="16"/>
+        </w:rPr>
+        <w:t>}</w:t>
+      </w:r>
+    </w:p>
+    <w:p>
+      <w:pPr>
+        <w:rPr>
+          <w:rFonts w:ascii="Consolas" w:hAnsi="Consolas"/>
+          <w:sz w:val="16"/>
+          <w:szCs w:val="16"/>
+        </w:rPr>
+      </w:pPr>
+      <w:r>
+        <w:rPr>
+          <w:rFonts w:ascii="Consolas" w:hAnsi="Consolas"/>
+          <w:sz w:val="16"/>
+          <w:szCs w:val="16"/>
+        </w:rPr>
+        <w:tab/>
+      </w:r>
+      <w:proofErr w:type="spellStart"/>
+      <w:r>
+        <w:rPr>
+          <w:rFonts w:ascii="Consolas" w:hAnsi="Consolas"/>
+          <w:sz w:val="16"/>
+          <w:szCs w:val="16"/>
+        </w:rPr>
+        <w:t>Main.c</w:t>
+      </w:r>
+      <w:proofErr w:type="spellEnd"/>
+    </w:p>
+    <w:p>
+      <w:pPr>
+        <w:rPr>
+          <w:rFonts w:ascii="Consolas" w:hAnsi="Consolas"/>
+          <w:sz w:val="16"/>
+          <w:szCs w:val="16"/>
+          <w:lang w:val="en-US"/>
+        </w:rPr>
+      </w:pPr>
+      <w:r>
+        <w:rPr>
+          <w:rFonts w:ascii="Consolas" w:hAnsi="Consolas"/>
+          <w:sz w:val="16"/>
+          <w:szCs w:val="16"/>
+          <w:lang w:val="en-US"/>
+        </w:rPr>
+        <w:t>#include &lt;</w:t>
+      </w:r>
+      <w:proofErr w:type="spellStart"/>
+      <w:r>
+        <w:rPr>
+          <w:rFonts w:ascii="Consolas" w:hAnsi="Consolas"/>
+          <w:sz w:val="16"/>
+          <w:szCs w:val="16"/>
+          <w:lang w:val="en-US"/>
+        </w:rPr>
+        <w:t>stdio.h</w:t>
+      </w:r>
+      <w:proofErr w:type="spellEnd"/>
+      <w:r>
+        <w:rPr>
+          <w:rFonts w:ascii="Consolas" w:hAnsi="Consolas"/>
+          <w:sz w:val="16"/>
+          <w:szCs w:val="16"/>
+          <w:lang w:val="en-US"/>
+        </w:rPr>
+        <w:t>&gt;</w:t>
+      </w:r>
+    </w:p>
+    <w:p>
+      <w:pPr>
+        <w:rPr>
+          <w:rFonts w:ascii="Consolas" w:hAnsi="Consolas"/>
+          <w:sz w:val="16"/>
+          <w:szCs w:val="16"/>
+          <w:lang w:val="en-US"/>
+        </w:rPr>
+      </w:pPr>
+      <w:r>
+        <w:rPr>
+          <w:rFonts w:ascii="Consolas" w:hAnsi="Consolas"/>
+          <w:sz w:val="16"/>
+          <w:szCs w:val="16"/>
+          <w:lang w:val="en-US"/>
+        </w:rPr>
+        <w:t>#include "</w:t>
+      </w:r>
+      <w:proofErr w:type="spellStart"/>
+      <w:r>
+        <w:rPr>
+          <w:rFonts w:ascii="Consolas" w:hAnsi="Consolas"/>
+          <w:sz w:val="16"/>
+          <w:szCs w:val="16"/>
+          <w:lang w:val="en-US"/>
+        </w:rPr>
+        <w:t>inventario.h</w:t>
+      </w:r>
+      <w:proofErr w:type="spellEnd"/>
+      <w:r>
+        <w:rPr>
+          <w:rFonts w:ascii="Consolas" w:hAnsi="Consolas"/>
+          <w:sz w:val="16"/>
+          <w:szCs w:val="16"/>
+          <w:lang w:val="en-US"/>
+        </w:rPr>
+        <w:t>"</w:t>
+      </w:r>
+    </w:p>
+    <w:p>
+      <w:pPr>
+        <w:rPr>
+          <w:rFonts w:ascii="Consolas" w:hAnsi="Consolas"/>
+          <w:sz w:val="16"/>
+          <w:szCs w:val="16"/>
+          <w:lang w:val="en-US"/>
+        </w:rPr>
+      </w:pPr>
+    </w:p>
+    <w:p>
+      <w:pPr>
+        <w:rPr>
+          <w:rFonts w:ascii="Consolas" w:hAnsi="Consolas"/>
+          <w:sz w:val="16"/>
+          <w:szCs w:val="16"/>
+        </w:rPr>
+      </w:pPr>
+      <w:proofErr w:type="spellStart"/>
+      <w:r>
+        <w:rPr>
+          <w:rFonts w:ascii="Consolas" w:hAnsi="Consolas"/>
+          <w:sz w:val="16"/>
+          <w:szCs w:val="16"/>
+        </w:rPr>
+        <w:t>int</w:t>
+      </w:r>
+      <w:proofErr w:type="spellEnd"/>
+      <w:r>
+        <w:rPr>
+          <w:rFonts w:ascii="Consolas" w:hAnsi="Consolas"/>
+          <w:sz w:val="16"/>
+          <w:szCs w:val="16"/>
+        </w:rPr>
+        <w:t xml:space="preserve"> </w:t>
+      </w:r>
+      <w:proofErr w:type="spellStart"/>
+      <w:r>
+        <w:rPr>
+          <w:rFonts w:ascii="Consolas" w:hAnsi="Consolas"/>
+          <w:sz w:val="16"/>
+          <w:szCs w:val="16"/>
+        </w:rPr>
+        <w:t>main</w:t>
+      </w:r>
+      <w:proofErr w:type="spellEnd"/>
+      <w:r>
+        <w:rPr>
+          <w:rFonts w:ascii="Consolas" w:hAnsi="Consolas"/>
+          <w:sz w:val="16"/>
+          <w:szCs w:val="16"/>
+        </w:rPr>
+        <w:t>(</w:t>
+      </w:r>
+      <w:proofErr w:type="spellStart"/>
+      <w:r>
+        <w:rPr>
+          <w:rFonts w:ascii="Consolas" w:hAnsi="Consolas"/>
+          <w:sz w:val="16"/>
+          <w:szCs w:val="16"/>
+        </w:rPr>
+        <w:t>void</w:t>
+      </w:r>
+      <w:proofErr w:type="spellEnd"/>
+      <w:r>
+        <w:rPr>
+          <w:rFonts w:ascii="Consolas" w:hAnsi="Consolas"/>
+          <w:sz w:val="16"/>
+          <w:szCs w:val="16"/>
+        </w:rPr>
+        <w:t>) {</w:t>
+      </w:r>
+    </w:p>
+    <w:p>
+      <w:pPr>
+        <w:rPr>
+          <w:rFonts w:ascii="Consolas" w:hAnsi="Consolas"/>
+          <w:sz w:val="16"/>
+          <w:szCs w:val="16"/>
+        </w:rPr>
+      </w:pPr>
+      <w:r>
+        <w:rPr>
+          <w:rFonts w:ascii="Consolas" w:hAnsi="Consolas"/>
+          <w:sz w:val="16"/>
+          <w:szCs w:val="16"/>
+        </w:rPr>
+        <w:t xml:space="preserve">    </w:t>
+      </w:r>
+      <w:proofErr w:type="spellStart"/>
+      <w:r>
+        <w:rPr>
+          <w:rFonts w:ascii="Consolas" w:hAnsi="Consolas"/>
+          <w:sz w:val="16"/>
+          <w:szCs w:val="16"/>
+        </w:rPr>
+        <w:t>float</w:t>
+      </w:r>
+      <w:proofErr w:type="spellEnd"/>
+      <w:r>
+        <w:rPr>
+          <w:rFonts w:ascii="Consolas" w:hAnsi="Consolas"/>
+          <w:sz w:val="16"/>
+          <w:szCs w:val="16"/>
+        </w:rPr>
+        <w:t xml:space="preserve"> </w:t>
+      </w:r>
+      <w:proofErr w:type="gramStart"/>
+      <w:r>
+        <w:rPr>
+          <w:rFonts w:ascii="Consolas" w:hAnsi="Consolas"/>
+          <w:sz w:val="16"/>
+          <w:szCs w:val="16"/>
+        </w:rPr>
+        <w:t>precios[</w:t>
+      </w:r>
+      <w:proofErr w:type="gramEnd"/>
+      <w:r>
+        <w:rPr>
+          <w:rFonts w:ascii="Consolas" w:hAnsi="Consolas"/>
+          <w:sz w:val="16"/>
+          <w:szCs w:val="16"/>
+        </w:rPr>
+        <w:t>PRODUCTOS_MAX];</w:t>
+      </w:r>
+    </w:p>
+    <w:p>
+      <w:pPr>
+        <w:rPr>
+          <w:rFonts w:ascii="Consolas" w:hAnsi="Consolas"/>
+          <w:sz w:val="16"/>
+          <w:szCs w:val="16"/>
+        </w:rPr>
+      </w:pPr>
+      <w:r>
+        <w:rPr>
+          <w:rFonts w:ascii="Consolas" w:hAnsi="Consolas"/>
+          <w:sz w:val="16"/>
+          <w:szCs w:val="16"/>
+        </w:rPr>
+        <w:t xml:space="preserve">    </w:t>
+      </w:r>
+      <w:proofErr w:type="spellStart"/>
+      <w:r>
+        <w:rPr>
+          <w:rFonts w:ascii="Consolas" w:hAnsi="Consolas"/>
+          <w:sz w:val="16"/>
+          <w:szCs w:val="16"/>
+        </w:rPr>
+        <w:t>char</w:t>
+      </w:r>
+      <w:proofErr w:type="spellEnd"/>
+      <w:r>
+        <w:rPr>
+          <w:rFonts w:ascii="Consolas" w:hAnsi="Consolas"/>
+          <w:sz w:val="16"/>
+          <w:szCs w:val="16"/>
+        </w:rPr>
+        <w:t xml:space="preserve"> </w:t>
+      </w:r>
+      <w:proofErr w:type="gramStart"/>
+      <w:r>
+        <w:rPr>
+          <w:rFonts w:ascii="Consolas" w:hAnsi="Consolas"/>
+          <w:sz w:val="16"/>
+          <w:szCs w:val="16"/>
+        </w:rPr>
+        <w:t>nombres[</w:t>
+      </w:r>
+      <w:proofErr w:type="gramEnd"/>
+      <w:r>
+        <w:rPr>
+          <w:rFonts w:ascii="Consolas" w:hAnsi="Consolas"/>
+          <w:sz w:val="16"/>
+          <w:szCs w:val="16"/>
+        </w:rPr>
+        <w:t>PRODUCTOS_MAX][LARGO_NOMBRE];</w:t>
+      </w:r>
+    </w:p>
+    <w:p>
+      <w:pPr>
+        <w:rPr>
+          <w:rFonts w:ascii="Consolas" w:hAnsi="Consolas"/>
+          <w:sz w:val="16"/>
+          <w:szCs w:val="16"/>
+          <w:lang w:val="en-US"/>
+        </w:rPr>
+      </w:pPr>
+      <w:r>
+        <w:rPr>
+          <w:rFonts w:ascii="Consolas" w:hAnsi="Consolas"/>
+          <w:sz w:val="16"/>
+          <w:szCs w:val="16"/>
+        </w:rPr>
+        <w:t xml:space="preserve">    </w:t>
+      </w:r>
+      <w:r>
+        <w:rPr>
+          <w:rFonts w:ascii="Consolas" w:hAnsi="Consolas"/>
+          <w:sz w:val="16"/>
+          <w:szCs w:val="16"/>
+          <w:lang w:val="en-US"/>
+        </w:rPr>
+        <w:t xml:space="preserve">int </w:t>
+      </w:r>
+      <w:proofErr w:type="spellStart"/>
+      <w:r>
+        <w:rPr>
+          <w:rFonts w:ascii="Consolas" w:hAnsi="Consolas"/>
+          <w:sz w:val="16"/>
+          <w:szCs w:val="16"/>
+          <w:lang w:val="en-US"/>
+        </w:rPr>
+        <w:t>cantidad</w:t>
+      </w:r>
+      <w:proofErr w:type="spellEnd"/>
+      <w:r>
+        <w:rPr>
+          <w:rFonts w:ascii="Consolas" w:hAnsi="Consolas"/>
+          <w:sz w:val="16"/>
+          <w:szCs w:val="16"/>
+          <w:lang w:val="en-US"/>
+        </w:rPr>
+        <w:t xml:space="preserve"> = </w:t>
+      </w:r>
+      <w:proofErr w:type="gramStart"/>
+      <w:r>
+        <w:rPr>
+          <w:rFonts w:ascii="Consolas" w:hAnsi="Consolas"/>
+          <w:sz w:val="16"/>
+          <w:szCs w:val="16"/>
+          <w:lang w:val="en-US"/>
+        </w:rPr>
+        <w:t>0;</w:t>
+      </w:r>
+      <w:proofErr w:type="gramEnd"/>
+    </w:p>
+    <w:p>
+      <w:pPr>
+        <w:rPr>
+          <w:rFonts w:ascii="Consolas" w:hAnsi="Consolas"/>
+          <w:sz w:val="16"/>
+          <w:szCs w:val="16"/>
+          <w:lang w:val="en-US"/>
+        </w:rPr>
+      </w:pPr>
+    </w:p>
+    <w:p>
+      <w:pPr>
+        <w:rPr>
+          <w:rFonts w:ascii="Consolas" w:hAnsi="Consolas"/>
+          <w:sz w:val="16"/>
+          <w:szCs w:val="16"/>
+          <w:lang w:val="en-US"/>
+        </w:rPr>
+      </w:pPr>
+      <w:r>
+        <w:rPr>
+          <w:rFonts w:ascii="Consolas" w:hAnsi="Consolas"/>
+          <w:sz w:val="16"/>
+          <w:szCs w:val="16"/>
+          <w:lang w:val="en-US"/>
+        </w:rPr>
+        <w:t xml:space="preserve">    float </w:t>
+      </w:r>
+      <w:proofErr w:type="gramStart"/>
+      <w:r>
+        <w:rPr>
+          <w:rFonts w:ascii="Consolas" w:hAnsi="Consolas"/>
+          <w:sz w:val="16"/>
+          <w:szCs w:val="16"/>
+          <w:lang w:val="en-US"/>
+        </w:rPr>
+        <w:t>total;</w:t>
+      </w:r>
+      <w:proofErr w:type="gramEnd"/>
+    </w:p>
+    <w:p>
+      <w:pPr>
+        <w:rPr>
+          <w:rFonts w:ascii="Consolas" w:hAnsi="Consolas"/>
+          <w:sz w:val="16"/>
+          <w:szCs w:val="16"/>
+          <w:lang w:val="en-US"/>
+        </w:rPr>
+      </w:pPr>
+      <w:r>
+        <w:rPr>
+          <w:rFonts w:ascii="Consolas" w:hAnsi="Consolas"/>
+          <w:sz w:val="16"/>
+          <w:szCs w:val="16"/>
+          <w:lang w:val="en-US"/>
+        </w:rPr>
+        <w:lastRenderedPageBreak/>
+        <w:t xml:space="preserve">    float </w:t>
+      </w:r>
+      <w:proofErr w:type="spellStart"/>
+      <w:proofErr w:type="gramStart"/>
+      <w:r>
+        <w:rPr>
+          <w:rFonts w:ascii="Consolas" w:hAnsi="Consolas"/>
+          <w:sz w:val="16"/>
+          <w:szCs w:val="16"/>
+          <w:lang w:val="en-US"/>
+        </w:rPr>
+        <w:t>promedio</w:t>
+      </w:r>
+      <w:proofErr w:type="spellEnd"/>
+      <w:r>
+        <w:rPr>
+          <w:rFonts w:ascii="Consolas" w:hAnsi="Consolas"/>
+          <w:sz w:val="16"/>
+          <w:szCs w:val="16"/>
+          <w:lang w:val="en-US"/>
+        </w:rPr>
+        <w:t>;</w:t>
+      </w:r>
+      <w:proofErr w:type="gramEnd"/>
+    </w:p>
+    <w:p>
+      <w:pPr>
+        <w:rPr>
+          <w:rFonts w:ascii="Consolas" w:hAnsi="Consolas"/>
+          <w:sz w:val="16"/>
+          <w:szCs w:val="16"/>
+        </w:rPr>
+      </w:pPr>
+      <w:r>
+        <w:rPr>
+          <w:rFonts w:ascii="Consolas" w:hAnsi="Consolas"/>
+          <w:sz w:val="16"/>
+          <w:szCs w:val="16"/>
+          <w:lang w:val="en-US"/>
+        </w:rPr>
+        <w:t xml:space="preserve">    </w:t>
+      </w:r>
+      <w:proofErr w:type="spellStart"/>
+      <w:r>
+        <w:rPr>
+          <w:rFonts w:ascii="Consolas" w:hAnsi="Consolas"/>
+          <w:sz w:val="16"/>
+          <w:szCs w:val="16"/>
+        </w:rPr>
+        <w:t>int</w:t>
+      </w:r>
+      <w:proofErr w:type="spellEnd"/>
+      <w:r>
+        <w:rPr>
+          <w:rFonts w:ascii="Consolas" w:hAnsi="Consolas"/>
+          <w:sz w:val="16"/>
+          <w:szCs w:val="16"/>
+        </w:rPr>
+        <w:t xml:space="preserve"> </w:t>
+      </w:r>
+      <w:proofErr w:type="spellStart"/>
+      <w:r>
+        <w:rPr>
+          <w:rFonts w:ascii="Consolas" w:hAnsi="Consolas"/>
+          <w:sz w:val="16"/>
+          <w:szCs w:val="16"/>
+        </w:rPr>
+        <w:t>indice_caro</w:t>
+      </w:r>
+      <w:proofErr w:type="spellEnd"/>
+      <w:r>
+        <w:rPr>
+          <w:rFonts w:ascii="Consolas" w:hAnsi="Consolas"/>
+          <w:sz w:val="16"/>
+          <w:szCs w:val="16"/>
+        </w:rPr>
+        <w:t>;</w:t>
+      </w:r>
+    </w:p>
+    <w:p>
+      <w:pPr>
+        <w:rPr>
+          <w:rFonts w:ascii="Consolas" w:hAnsi="Consolas"/>
+          <w:sz w:val="16"/>
+          <w:szCs w:val="16"/>
+        </w:rPr>
+      </w:pPr>
+      <w:r>
+        <w:rPr>
+          <w:rFonts w:ascii="Consolas" w:hAnsi="Consolas"/>
+          <w:sz w:val="16"/>
+          <w:szCs w:val="16"/>
+        </w:rPr>
+        <w:t xml:space="preserve">    </w:t>
+      </w:r>
+      <w:proofErr w:type="spellStart"/>
+      <w:r>
+        <w:rPr>
+          <w:rFonts w:ascii="Consolas" w:hAnsi="Consolas"/>
+          <w:sz w:val="16"/>
+          <w:szCs w:val="16"/>
+        </w:rPr>
+        <w:t>int</w:t>
+      </w:r>
+      <w:proofErr w:type="spellEnd"/>
+      <w:r>
+        <w:rPr>
+          <w:rFonts w:ascii="Consolas" w:hAnsi="Consolas"/>
+          <w:sz w:val="16"/>
+          <w:szCs w:val="16"/>
+        </w:rPr>
+        <w:t xml:space="preserve"> </w:t>
+      </w:r>
+      <w:proofErr w:type="spellStart"/>
+      <w:r>
+        <w:rPr>
+          <w:rFonts w:ascii="Consolas" w:hAnsi="Consolas"/>
+          <w:sz w:val="16"/>
+          <w:szCs w:val="16"/>
+        </w:rPr>
+        <w:t>indice_barato</w:t>
+      </w:r>
+      <w:proofErr w:type="spellEnd"/>
+      <w:r>
+        <w:rPr>
+          <w:rFonts w:ascii="Consolas" w:hAnsi="Consolas"/>
+          <w:sz w:val="16"/>
+          <w:szCs w:val="16"/>
+        </w:rPr>
+        <w:t>;</w:t>
+      </w:r>
+    </w:p>
+    <w:p>
+      <w:pPr>
+        <w:rPr>
+          <w:rFonts w:ascii="Consolas" w:hAnsi="Consolas"/>
+          <w:sz w:val="16"/>
+          <w:szCs w:val="16"/>
+        </w:rPr>
+      </w:pPr>
+    </w:p>
+    <w:p>
+      <w:pPr>
+        <w:rPr>
+          <w:rFonts w:ascii="Consolas" w:hAnsi="Consolas"/>
+          <w:sz w:val="16"/>
+          <w:szCs w:val="16"/>
+        </w:rPr>
+      </w:pPr>
+      <w:r>
+        <w:rPr>
+          <w:rFonts w:ascii="Consolas" w:hAnsi="Consolas"/>
+          <w:sz w:val="16"/>
+          <w:szCs w:val="16"/>
+        </w:rPr>
+        <w:t xml:space="preserve">    </w:t>
+      </w:r>
+      <w:proofErr w:type="spellStart"/>
+      <w:r>
+        <w:rPr>
+          <w:rFonts w:ascii="Consolas" w:hAnsi="Consolas"/>
+          <w:sz w:val="16"/>
+          <w:szCs w:val="16"/>
+        </w:rPr>
+        <w:t>char</w:t>
+      </w:r>
+      <w:proofErr w:type="spellEnd"/>
+      <w:r>
+        <w:rPr>
+          <w:rFonts w:ascii="Consolas" w:hAnsi="Consolas"/>
+          <w:sz w:val="16"/>
+          <w:szCs w:val="16"/>
+        </w:rPr>
+        <w:t xml:space="preserve"> </w:t>
+      </w:r>
+      <w:proofErr w:type="spellStart"/>
+      <w:proofErr w:type="gramStart"/>
+      <w:r>
+        <w:rPr>
+          <w:rFonts w:ascii="Consolas" w:hAnsi="Consolas"/>
+          <w:sz w:val="16"/>
+          <w:szCs w:val="16"/>
+        </w:rPr>
+        <w:t>nombreABuscar</w:t>
+      </w:r>
+      <w:proofErr w:type="spellEnd"/>
+      <w:r>
+        <w:rPr>
+          <w:rFonts w:ascii="Consolas" w:hAnsi="Consolas"/>
+          <w:sz w:val="16"/>
+          <w:szCs w:val="16"/>
+        </w:rPr>
+        <w:t>[</w:t>
+      </w:r>
+      <w:proofErr w:type="gramEnd"/>
+      <w:r>
+        <w:rPr>
+          <w:rFonts w:ascii="Consolas" w:hAnsi="Consolas"/>
+          <w:sz w:val="16"/>
+          <w:szCs w:val="16"/>
+        </w:rPr>
+        <w:t>LARGO_NOMBRE];</w:t>
+      </w:r>
+    </w:p>
+    <w:p>
+      <w:pPr>
+        <w:rPr>
+          <w:rFonts w:ascii="Consolas" w:hAnsi="Consolas"/>
+          <w:sz w:val="16"/>
+          <w:szCs w:val="16"/>
+        </w:rPr>
+      </w:pPr>
+      <w:r>
+        <w:rPr>
+          <w:rFonts w:ascii="Consolas" w:hAnsi="Consolas"/>
+          <w:sz w:val="16"/>
+          <w:szCs w:val="16"/>
+        </w:rPr>
+        <w:t xml:space="preserve">    </w:t>
+      </w:r>
+      <w:proofErr w:type="spellStart"/>
+      <w:r>
+        <w:rPr>
+          <w:rFonts w:ascii="Consolas" w:hAnsi="Consolas"/>
+          <w:sz w:val="16"/>
+          <w:szCs w:val="16"/>
+        </w:rPr>
+        <w:t>int</w:t>
+      </w:r>
+      <w:proofErr w:type="spellEnd"/>
+      <w:r>
+        <w:rPr>
+          <w:rFonts w:ascii="Consolas" w:hAnsi="Consolas"/>
+          <w:sz w:val="16"/>
+          <w:szCs w:val="16"/>
+        </w:rPr>
+        <w:t xml:space="preserve"> </w:t>
+      </w:r>
+      <w:proofErr w:type="spellStart"/>
+      <w:r>
+        <w:rPr>
+          <w:rFonts w:ascii="Consolas" w:hAnsi="Consolas"/>
+          <w:sz w:val="16"/>
+          <w:szCs w:val="16"/>
+        </w:rPr>
+        <w:t>posicion_buscada</w:t>
+      </w:r>
+      <w:proofErr w:type="spellEnd"/>
+      <w:r>
+        <w:rPr>
+          <w:rFonts w:ascii="Consolas" w:hAnsi="Consolas"/>
+          <w:sz w:val="16"/>
+          <w:szCs w:val="16"/>
+        </w:rPr>
+        <w:t>;</w:t>
+      </w:r>
+    </w:p>
+    <w:p>
+      <w:pPr>
+        <w:rPr>
+          <w:rFonts w:ascii="Consolas" w:hAnsi="Consolas"/>
+          <w:sz w:val="16"/>
+          <w:szCs w:val="16"/>
+        </w:rPr>
+      </w:pPr>
+    </w:p>
+    <w:p>
+      <w:pPr>
+        <w:rPr>
+          <w:rFonts w:ascii="Consolas" w:hAnsi="Consolas"/>
+          <w:sz w:val="16"/>
+          <w:szCs w:val="16"/>
+        </w:rPr>
+      </w:pPr>
+      <w:r>
+        <w:rPr>
+          <w:rFonts w:ascii="Consolas" w:hAnsi="Consolas"/>
+          <w:sz w:val="16"/>
+          <w:szCs w:val="16"/>
+        </w:rPr>
+        <w:t xml:space="preserve">    </w:t>
+      </w:r>
+      <w:proofErr w:type="spellStart"/>
+      <w:proofErr w:type="gramStart"/>
+      <w:r>
+        <w:rPr>
+          <w:rFonts w:ascii="Consolas" w:hAnsi="Consolas"/>
+          <w:sz w:val="16"/>
+          <w:szCs w:val="16"/>
+        </w:rPr>
+        <w:t>printf</w:t>
+      </w:r>
+      <w:proofErr w:type="spellEnd"/>
+      <w:r>
+        <w:rPr>
+          <w:rFonts w:ascii="Consolas" w:hAnsi="Consolas"/>
+          <w:sz w:val="16"/>
+          <w:szCs w:val="16"/>
+        </w:rPr>
+        <w:t>(</w:t>
+      </w:r>
+      <w:proofErr w:type="gramEnd"/>
+      <w:r>
+        <w:rPr>
+          <w:rFonts w:ascii="Consolas" w:hAnsi="Consolas"/>
+          <w:sz w:val="16"/>
+          <w:szCs w:val="16"/>
+        </w:rPr>
+        <w:t>"=====Registro de Productos=====\n");</w:t>
+      </w:r>
+    </w:p>
+    <w:p>
+      <w:pPr>
+        <w:rPr>
+          <w:rFonts w:ascii="Consolas" w:hAnsi="Consolas"/>
+          <w:sz w:val="16"/>
+          <w:szCs w:val="16"/>
+        </w:rPr>
+      </w:pPr>
+      <w:r>
+        <w:rPr>
+          <w:rFonts w:ascii="Consolas" w:hAnsi="Consolas"/>
+          <w:sz w:val="16"/>
+          <w:szCs w:val="16"/>
+        </w:rPr>
+        <w:t xml:space="preserve">    cantidad = </w:t>
+      </w:r>
+      <w:proofErr w:type="spellStart"/>
+      <w:proofErr w:type="gramStart"/>
+      <w:r>
+        <w:rPr>
+          <w:rFonts w:ascii="Consolas" w:hAnsi="Consolas"/>
+          <w:sz w:val="16"/>
+          <w:szCs w:val="16"/>
+        </w:rPr>
+        <w:t>ingresarProductos</w:t>
+      </w:r>
+      <w:proofErr w:type="spellEnd"/>
+      <w:r>
+        <w:rPr>
+          <w:rFonts w:ascii="Consolas" w:hAnsi="Consolas"/>
+          <w:sz w:val="16"/>
+          <w:szCs w:val="16"/>
+        </w:rPr>
+        <w:t>(</w:t>
+      </w:r>
+      <w:proofErr w:type="gramEnd"/>
+      <w:r>
+        <w:rPr>
+          <w:rFonts w:ascii="Consolas" w:hAnsi="Consolas"/>
+          <w:sz w:val="16"/>
+          <w:szCs w:val="16"/>
+        </w:rPr>
+        <w:t>nombres, precios);</w:t>
+      </w:r>
+    </w:p>
+    <w:p>
+      <w:pPr>
+        <w:rPr>
+          <w:rFonts w:ascii="Consolas" w:hAnsi="Consolas"/>
+          <w:sz w:val="16"/>
+          <w:szCs w:val="16"/>
+        </w:rPr>
+      </w:pPr>
+    </w:p>
+    <w:p>
+      <w:pPr>
+        <w:rPr>
+          <w:rFonts w:ascii="Consolas" w:hAnsi="Consolas"/>
+          <w:sz w:val="16"/>
+          <w:szCs w:val="16"/>
+        </w:rPr>
+      </w:pPr>
+      <w:r>
+        <w:rPr>
+          <w:rFonts w:ascii="Consolas" w:hAnsi="Consolas"/>
+          <w:sz w:val="16"/>
+          <w:szCs w:val="16"/>
+        </w:rPr>
+        <w:t xml:space="preserve">    total = </w:t>
+      </w:r>
+      <w:proofErr w:type="spellStart"/>
+      <w:proofErr w:type="gramStart"/>
+      <w:r>
+        <w:rPr>
+          <w:rFonts w:ascii="Consolas" w:hAnsi="Consolas"/>
+          <w:sz w:val="16"/>
+          <w:szCs w:val="16"/>
+        </w:rPr>
+        <w:t>calcularTotal</w:t>
+      </w:r>
+      <w:proofErr w:type="spellEnd"/>
+      <w:r>
+        <w:rPr>
+          <w:rFonts w:ascii="Consolas" w:hAnsi="Consolas"/>
+          <w:sz w:val="16"/>
+          <w:szCs w:val="16"/>
+        </w:rPr>
+        <w:t>(</w:t>
+      </w:r>
+      <w:proofErr w:type="gramEnd"/>
+      <w:r>
+        <w:rPr>
+          <w:rFonts w:ascii="Consolas" w:hAnsi="Consolas"/>
+          <w:sz w:val="16"/>
+          <w:szCs w:val="16"/>
+        </w:rPr>
+        <w:t>precios, cantidad);</w:t>
+      </w:r>
+    </w:p>
+    <w:p>
+      <w:pPr>
+        <w:rPr>
+          <w:rFonts w:ascii="Consolas" w:hAnsi="Consolas"/>
+          <w:sz w:val="16"/>
+          <w:szCs w:val="16"/>
+        </w:rPr>
+      </w:pPr>
+      <w:r>
+        <w:rPr>
+          <w:rFonts w:ascii="Consolas" w:hAnsi="Consolas"/>
+          <w:sz w:val="16"/>
+          <w:szCs w:val="16"/>
+        </w:rPr>
+        <w:t xml:space="preserve">    promedio = </w:t>
+      </w:r>
+      <w:proofErr w:type="spellStart"/>
+      <w:proofErr w:type="gramStart"/>
+      <w:r>
+        <w:rPr>
+          <w:rFonts w:ascii="Consolas" w:hAnsi="Consolas"/>
+          <w:sz w:val="16"/>
+          <w:szCs w:val="16"/>
+        </w:rPr>
+        <w:t>calcularPromedio</w:t>
+      </w:r>
+      <w:proofErr w:type="spellEnd"/>
+      <w:r>
+        <w:rPr>
+          <w:rFonts w:ascii="Consolas" w:hAnsi="Consolas"/>
+          <w:sz w:val="16"/>
+          <w:szCs w:val="16"/>
+        </w:rPr>
+        <w:t>(</w:t>
+      </w:r>
+      <w:proofErr w:type="gramEnd"/>
+      <w:r>
+        <w:rPr>
+          <w:rFonts w:ascii="Consolas" w:hAnsi="Consolas"/>
+          <w:sz w:val="16"/>
+          <w:szCs w:val="16"/>
+        </w:rPr>
+        <w:t>precios, cantidad);</w:t>
+      </w:r>
+    </w:p>
+    <w:p>
+      <w:pPr>
+        <w:rPr>
+          <w:rFonts w:ascii="Consolas" w:hAnsi="Consolas"/>
+          <w:sz w:val="16"/>
+          <w:szCs w:val="16"/>
+        </w:rPr>
+      </w:pPr>
+      <w:r>
+        <w:rPr>
+          <w:rFonts w:ascii="Consolas" w:hAnsi="Consolas"/>
+          <w:sz w:val="16"/>
+          <w:szCs w:val="16"/>
+        </w:rPr>
+        <w:t xml:space="preserve">    </w:t>
+      </w:r>
+      <w:proofErr w:type="spellStart"/>
+      <w:r>
+        <w:rPr>
+          <w:rFonts w:ascii="Consolas" w:hAnsi="Consolas"/>
+          <w:sz w:val="16"/>
+          <w:szCs w:val="16"/>
+        </w:rPr>
+        <w:t>indice_caro</w:t>
+      </w:r>
+      <w:proofErr w:type="spellEnd"/>
+      <w:r>
+        <w:rPr>
+          <w:rFonts w:ascii="Consolas" w:hAnsi="Consolas"/>
+          <w:sz w:val="16"/>
+          <w:szCs w:val="16"/>
+        </w:rPr>
+        <w:t xml:space="preserve"> = </w:t>
+      </w:r>
+      <w:proofErr w:type="spellStart"/>
+      <w:proofErr w:type="gramStart"/>
+      <w:r>
+        <w:rPr>
+          <w:rFonts w:ascii="Consolas" w:hAnsi="Consolas"/>
+          <w:sz w:val="16"/>
+          <w:szCs w:val="16"/>
+        </w:rPr>
+        <w:t>obtenerIndiceMasCaro</w:t>
+      </w:r>
+      <w:proofErr w:type="spellEnd"/>
+      <w:r>
+        <w:rPr>
+          <w:rFonts w:ascii="Consolas" w:hAnsi="Consolas"/>
+          <w:sz w:val="16"/>
+          <w:szCs w:val="16"/>
+        </w:rPr>
+        <w:t>(</w:t>
+      </w:r>
+      <w:proofErr w:type="gramEnd"/>
+      <w:r>
+        <w:rPr>
+          <w:rFonts w:ascii="Consolas" w:hAnsi="Consolas"/>
+          <w:sz w:val="16"/>
+          <w:szCs w:val="16"/>
+        </w:rPr>
+        <w:t>precios, cantidad);</w:t>
+      </w:r>
+    </w:p>
+    <w:p>
+      <w:pPr>
+        <w:rPr>
+          <w:rFonts w:ascii="Consolas" w:hAnsi="Consolas"/>
+          <w:sz w:val="16"/>
+          <w:szCs w:val="16"/>
+        </w:rPr>
+      </w:pPr>
+      <w:r>
+        <w:rPr>
+          <w:rFonts w:ascii="Consolas" w:hAnsi="Consolas"/>
+          <w:sz w:val="16"/>
+          <w:szCs w:val="16"/>
+        </w:rPr>
+        <w:t xml:space="preserve">    </w:t>
+      </w:r>
+      <w:proofErr w:type="spellStart"/>
+      <w:r>
+        <w:rPr>
+          <w:rFonts w:ascii="Consolas" w:hAnsi="Consolas"/>
+          <w:sz w:val="16"/>
+          <w:szCs w:val="16"/>
+        </w:rPr>
+        <w:t>indice_barato</w:t>
+      </w:r>
+      <w:proofErr w:type="spellEnd"/>
+      <w:r>
+        <w:rPr>
+          <w:rFonts w:ascii="Consolas" w:hAnsi="Consolas"/>
+          <w:sz w:val="16"/>
+          <w:szCs w:val="16"/>
+        </w:rPr>
+        <w:t xml:space="preserve"> = </w:t>
+      </w:r>
+      <w:proofErr w:type="spellStart"/>
+      <w:proofErr w:type="gramStart"/>
+      <w:r>
+        <w:rPr>
+          <w:rFonts w:ascii="Consolas" w:hAnsi="Consolas"/>
+          <w:sz w:val="16"/>
+          <w:szCs w:val="16"/>
+        </w:rPr>
+        <w:t>obtenerIndiceMasBarato</w:t>
+      </w:r>
+      <w:proofErr w:type="spellEnd"/>
+      <w:r>
+        <w:rPr>
+          <w:rFonts w:ascii="Consolas" w:hAnsi="Consolas"/>
+          <w:sz w:val="16"/>
+          <w:szCs w:val="16"/>
+        </w:rPr>
+        <w:t>(</w:t>
+      </w:r>
+      <w:proofErr w:type="gramEnd"/>
+      <w:r>
+        <w:rPr>
+          <w:rFonts w:ascii="Consolas" w:hAnsi="Consolas"/>
+          <w:sz w:val="16"/>
+          <w:szCs w:val="16"/>
+        </w:rPr>
+        <w:t>precios, cantidad);</w:t>
+      </w:r>
+    </w:p>
+    <w:p>
+      <w:pPr>
+        <w:rPr>
+          <w:rFonts w:ascii="Consolas" w:hAnsi="Consolas"/>
+          <w:sz w:val="16"/>
+          <w:szCs w:val="16"/>
+        </w:rPr>
+      </w:pPr>
+    </w:p>
+    <w:p>
+      <w:pPr>
+        <w:rPr>
+          <w:rFonts w:ascii="Consolas" w:hAnsi="Consolas"/>
+          <w:sz w:val="16"/>
+          <w:szCs w:val="16"/>
+        </w:rPr>
+      </w:pPr>
+      <w:r>
+        <w:rPr>
+          <w:rFonts w:ascii="Consolas" w:hAnsi="Consolas"/>
+          <w:sz w:val="16"/>
+          <w:szCs w:val="16"/>
+        </w:rPr>
+        <w:t xml:space="preserve">    </w:t>
+      </w:r>
+      <w:proofErr w:type="spellStart"/>
+      <w:r>
+        <w:rPr>
+          <w:rFonts w:ascii="Consolas" w:hAnsi="Consolas"/>
+          <w:sz w:val="16"/>
+          <w:szCs w:val="16"/>
+        </w:rPr>
+        <w:t>printf</w:t>
+      </w:r>
+      <w:proofErr w:type="spellEnd"/>
+      <w:r>
+        <w:rPr>
+          <w:rFonts w:ascii="Consolas" w:hAnsi="Consolas"/>
+          <w:sz w:val="16"/>
+          <w:szCs w:val="16"/>
+        </w:rPr>
+        <w:t>("=====Resultados=====\n");</w:t>
+      </w:r>
+    </w:p>
+    <w:p>
+      <w:pPr>
+        <w:rPr>
+          <w:rFonts w:ascii="Consolas" w:hAnsi="Consolas"/>
+          <w:sz w:val="16"/>
+          <w:szCs w:val="16"/>
+        </w:rPr>
+      </w:pPr>
+      <w:r>
+        <w:rPr>
+          <w:rFonts w:ascii="Consolas" w:hAnsi="Consolas"/>
+          <w:sz w:val="16"/>
+          <w:szCs w:val="16"/>
+        </w:rPr>
+        <w:t xml:space="preserve">    </w:t>
+      </w:r>
+      <w:proofErr w:type="spellStart"/>
+      <w:proofErr w:type="gramStart"/>
+      <w:r>
+        <w:rPr>
+          <w:rFonts w:ascii="Consolas" w:hAnsi="Consolas"/>
+          <w:sz w:val="16"/>
+          <w:szCs w:val="16"/>
+        </w:rPr>
+        <w:t>printf</w:t>
+      </w:r>
+      <w:proofErr w:type="spellEnd"/>
+      <w:r>
+        <w:rPr>
+          <w:rFonts w:ascii="Consolas" w:hAnsi="Consolas"/>
+          <w:sz w:val="16"/>
+          <w:szCs w:val="16"/>
+        </w:rPr>
+        <w:t>(</w:t>
+      </w:r>
+      <w:proofErr w:type="gramEnd"/>
+      <w:r>
+        <w:rPr>
+          <w:rFonts w:ascii="Consolas" w:hAnsi="Consolas"/>
+          <w:sz w:val="16"/>
+          <w:szCs w:val="16"/>
+        </w:rPr>
+        <w:t>"Total del inventario: $%.2f\n", total);</w:t>
+      </w:r>
+    </w:p>
+    <w:p>
+      <w:pPr>
+        <w:rPr>
+          <w:rFonts w:ascii="Consolas" w:hAnsi="Consolas"/>
+          <w:sz w:val="16"/>
+          <w:szCs w:val="16"/>
+        </w:rPr>
+      </w:pPr>
+      <w:r>
+        <w:rPr>
+          <w:rFonts w:ascii="Consolas" w:hAnsi="Consolas"/>
+          <w:sz w:val="16"/>
+          <w:szCs w:val="16"/>
+        </w:rPr>
+        <w:t xml:space="preserve">    </w:t>
+      </w:r>
+      <w:proofErr w:type="spellStart"/>
+      <w:proofErr w:type="gramStart"/>
+      <w:r>
+        <w:rPr>
+          <w:rFonts w:ascii="Consolas" w:hAnsi="Consolas"/>
+          <w:sz w:val="16"/>
+          <w:szCs w:val="16"/>
+        </w:rPr>
+        <w:t>printf</w:t>
+      </w:r>
+      <w:proofErr w:type="spellEnd"/>
+      <w:r>
+        <w:rPr>
+          <w:rFonts w:ascii="Consolas" w:hAnsi="Consolas"/>
+          <w:sz w:val="16"/>
+          <w:szCs w:val="16"/>
+        </w:rPr>
+        <w:t>(</w:t>
+      </w:r>
+      <w:proofErr w:type="gramEnd"/>
+      <w:r>
+        <w:rPr>
+          <w:rFonts w:ascii="Consolas" w:hAnsi="Consolas"/>
+          <w:sz w:val="16"/>
+          <w:szCs w:val="16"/>
+        </w:rPr>
+        <w:t>"Promedio de precios: $%.2f\n", promedio);</w:t>
+      </w:r>
+    </w:p>
+    <w:p>
+      <w:pPr>
+        <w:rPr>
+          <w:rFonts w:ascii="Consolas" w:hAnsi="Consolas"/>
+          <w:sz w:val="16"/>
+          <w:szCs w:val="16"/>
+        </w:rPr>
+      </w:pPr>
+    </w:p>
+    <w:p>
+      <w:pPr>
+        <w:rPr>
+          <w:rFonts w:ascii="Consolas" w:hAnsi="Consolas"/>
+          <w:sz w:val="16"/>
+          <w:szCs w:val="16"/>
+        </w:rPr>
+      </w:pPr>
+      <w:r>
+        <w:rPr>
+          <w:rFonts w:ascii="Consolas" w:hAnsi="Consolas"/>
+          <w:sz w:val="16"/>
+          <w:szCs w:val="16"/>
+        </w:rPr>
+        <w:t xml:space="preserve">    </w:t>
+      </w:r>
+      <w:proofErr w:type="spellStart"/>
+      <w:proofErr w:type="gramStart"/>
+      <w:r>
+        <w:rPr>
+          <w:rFonts w:ascii="Consolas" w:hAnsi="Consolas"/>
+          <w:sz w:val="16"/>
+          <w:szCs w:val="16"/>
+        </w:rPr>
+        <w:t>printf</w:t>
+      </w:r>
+      <w:proofErr w:type="spellEnd"/>
+      <w:r>
+        <w:rPr>
+          <w:rFonts w:ascii="Consolas" w:hAnsi="Consolas"/>
+          <w:sz w:val="16"/>
+          <w:szCs w:val="16"/>
+        </w:rPr>
+        <w:t>(</w:t>
+      </w:r>
+      <w:proofErr w:type="gramEnd"/>
+      <w:r>
+        <w:rPr>
+          <w:rFonts w:ascii="Consolas" w:hAnsi="Consolas"/>
+          <w:sz w:val="16"/>
+          <w:szCs w:val="16"/>
+        </w:rPr>
+        <w:t xml:space="preserve">"Producto </w:t>
+      </w:r>
+      <w:proofErr w:type="spellStart"/>
+      <w:r>
+        <w:rPr>
+          <w:rFonts w:ascii="Consolas" w:hAnsi="Consolas"/>
+          <w:sz w:val="16"/>
+          <w:szCs w:val="16"/>
+        </w:rPr>
+        <w:t>mas</w:t>
+      </w:r>
+      <w:proofErr w:type="spellEnd"/>
+      <w:r>
+        <w:rPr>
+          <w:rFonts w:ascii="Consolas" w:hAnsi="Consolas"/>
+          <w:sz w:val="16"/>
+          <w:szCs w:val="16"/>
+        </w:rPr>
+        <w:t xml:space="preserve"> caro: %s ($%.2f)\n", nombres[</w:t>
+      </w:r>
+      <w:proofErr w:type="spellStart"/>
+      <w:r>
+        <w:rPr>
+          <w:rFonts w:ascii="Consolas" w:hAnsi="Consolas"/>
+          <w:sz w:val="16"/>
+          <w:szCs w:val="16"/>
+        </w:rPr>
+        <w:t>indice_caro</w:t>
+      </w:r>
+      <w:proofErr w:type="spellEnd"/>
+      <w:r>
+        <w:rPr>
+          <w:rFonts w:ascii="Consolas" w:hAnsi="Consolas"/>
+          <w:sz w:val="16"/>
+          <w:szCs w:val="16"/>
+        </w:rPr>
+        <w:t>], precios[</w:t>
+      </w:r>
+      <w:proofErr w:type="spellStart"/>
+      <w:r>
+        <w:rPr>
+          <w:rFonts w:ascii="Consolas" w:hAnsi="Consolas"/>
+          <w:sz w:val="16"/>
+          <w:szCs w:val="16"/>
+        </w:rPr>
+        <w:t>indice_caro</w:t>
+      </w:r>
+      <w:proofErr w:type="spellEnd"/>
+      <w:r>
+        <w:rPr>
+          <w:rFonts w:ascii="Consolas" w:hAnsi="Consolas"/>
+          <w:sz w:val="16"/>
+          <w:szCs w:val="16"/>
+        </w:rPr>
+        <w:t>]);</w:t>
+      </w:r>
+    </w:p>
+    <w:p>
+      <w:pPr>
+        <w:rPr>
+          <w:rFonts w:ascii="Consolas" w:hAnsi="Consolas"/>
+          <w:sz w:val="16"/>
+          <w:szCs w:val="16"/>
+        </w:rPr>
+      </w:pPr>
+      <w:r>
+        <w:rPr>
+          <w:rFonts w:ascii="Consolas" w:hAnsi="Consolas"/>
+          <w:sz w:val="16"/>
+          <w:szCs w:val="16"/>
+        </w:rPr>
+        <w:t xml:space="preserve">    </w:t>
+      </w:r>
+      <w:proofErr w:type="spellStart"/>
+      <w:proofErr w:type="gramStart"/>
+      <w:r>
+        <w:rPr>
+          <w:rFonts w:ascii="Consolas" w:hAnsi="Consolas"/>
+          <w:sz w:val="16"/>
+          <w:szCs w:val="16"/>
+        </w:rPr>
+        <w:t>printf</w:t>
+      </w:r>
+      <w:proofErr w:type="spellEnd"/>
+      <w:r>
+        <w:rPr>
+          <w:rFonts w:ascii="Consolas" w:hAnsi="Consolas"/>
+          <w:sz w:val="16"/>
+          <w:szCs w:val="16"/>
+        </w:rPr>
+        <w:t>(</w:t>
+      </w:r>
+      <w:proofErr w:type="gramEnd"/>
+      <w:r>
+        <w:rPr>
+          <w:rFonts w:ascii="Consolas" w:hAnsi="Consolas"/>
+          <w:sz w:val="16"/>
+          <w:szCs w:val="16"/>
+        </w:rPr>
+        <w:t xml:space="preserve">"Producto </w:t>
+      </w:r>
+      <w:proofErr w:type="spellStart"/>
+      <w:r>
+        <w:rPr>
+          <w:rFonts w:ascii="Consolas" w:hAnsi="Consolas"/>
+          <w:sz w:val="16"/>
+          <w:szCs w:val="16"/>
+        </w:rPr>
+        <w:t>mas</w:t>
+      </w:r>
+      <w:proofErr w:type="spellEnd"/>
+      <w:r>
+        <w:rPr>
+          <w:rFonts w:ascii="Consolas" w:hAnsi="Consolas"/>
+          <w:sz w:val="16"/>
+          <w:szCs w:val="16"/>
+        </w:rPr>
+        <w:t xml:space="preserve"> barato: %s ($%.2f)\n", nombres[</w:t>
+      </w:r>
+      <w:proofErr w:type="spellStart"/>
+      <w:r>
+        <w:rPr>
+          <w:rFonts w:ascii="Consolas" w:hAnsi="Consolas"/>
+          <w:sz w:val="16"/>
+          <w:szCs w:val="16"/>
+        </w:rPr>
+        <w:t>indice_barato</w:t>
+      </w:r>
+      <w:proofErr w:type="spellEnd"/>
+      <w:r>
+        <w:rPr>
+          <w:rFonts w:ascii="Consolas" w:hAnsi="Consolas"/>
+          <w:sz w:val="16"/>
+          <w:szCs w:val="16"/>
+        </w:rPr>
+        <w:t>], precios[</w:t>
+      </w:r>
+      <w:proofErr w:type="spellStart"/>
+      <w:r>
+        <w:rPr>
+          <w:rFonts w:ascii="Consolas" w:hAnsi="Consolas"/>
+          <w:sz w:val="16"/>
+          <w:szCs w:val="16"/>
+        </w:rPr>
+        <w:t>indice_barato</w:t>
+      </w:r>
+      <w:proofErr w:type="spellEnd"/>
+      <w:r>
+        <w:rPr>
+          <w:rFonts w:ascii="Consolas" w:hAnsi="Consolas"/>
+          <w:sz w:val="16"/>
+          <w:szCs w:val="16"/>
+        </w:rPr>
+        <w:t>]);</w:t>
+      </w:r>
+    </w:p>
+    <w:p>
+      <w:pPr>
+        <w:rPr>
+          <w:rFonts w:ascii="Consolas" w:hAnsi="Consolas"/>
+          <w:sz w:val="16"/>
+          <w:szCs w:val="16"/>
+        </w:rPr>
+      </w:pPr>
+    </w:p>
+    <w:p>
+      <w:pPr>
+        <w:rPr>
+          <w:rFonts w:ascii="Consolas" w:hAnsi="Consolas"/>
+          <w:sz w:val="16"/>
+          <w:szCs w:val="16"/>
+        </w:rPr>
+      </w:pPr>
+      <w:r>
+        <w:rPr>
+          <w:rFonts w:ascii="Consolas" w:hAnsi="Consolas"/>
+          <w:sz w:val="16"/>
+          <w:szCs w:val="16"/>
+        </w:rPr>
+        <w:t xml:space="preserve">    </w:t>
+      </w:r>
+      <w:proofErr w:type="spellStart"/>
+      <w:r>
+        <w:rPr>
+          <w:rFonts w:ascii="Consolas" w:hAnsi="Consolas"/>
+          <w:sz w:val="16"/>
+          <w:szCs w:val="16"/>
+        </w:rPr>
+        <w:t>printf</w:t>
+      </w:r>
+      <w:proofErr w:type="spellEnd"/>
+      <w:r>
+        <w:rPr>
+          <w:rFonts w:ascii="Consolas" w:hAnsi="Consolas"/>
+          <w:sz w:val="16"/>
+          <w:szCs w:val="16"/>
+        </w:rPr>
+        <w:t>("=====</w:t>
+      </w:r>
+      <w:proofErr w:type="spellStart"/>
+      <w:r>
+        <w:rPr>
+          <w:rFonts w:ascii="Consolas" w:hAnsi="Consolas"/>
+          <w:sz w:val="16"/>
+          <w:szCs w:val="16"/>
+        </w:rPr>
+        <w:t>Busqueda</w:t>
+      </w:r>
+      <w:proofErr w:type="spellEnd"/>
+      <w:r>
+        <w:rPr>
+          <w:rFonts w:ascii="Consolas" w:hAnsi="Consolas"/>
+          <w:sz w:val="16"/>
+          <w:szCs w:val="16"/>
+        </w:rPr>
+        <w:t>=====\n");</w:t>
+      </w:r>
+    </w:p>
+    <w:p>
+      <w:pPr>
+        <w:rPr>
+          <w:rFonts w:ascii="Consolas" w:hAnsi="Consolas"/>
+          <w:sz w:val="16"/>
+          <w:szCs w:val="16"/>
+        </w:rPr>
+      </w:pPr>
+      <w:r>
+        <w:rPr>
+          <w:rFonts w:ascii="Consolas" w:hAnsi="Consolas"/>
+          <w:sz w:val="16"/>
+          <w:szCs w:val="16"/>
+        </w:rPr>
+        <w:t xml:space="preserve">    </w:t>
+      </w:r>
+      <w:proofErr w:type="spellStart"/>
+      <w:proofErr w:type="gramStart"/>
+      <w:r>
+        <w:rPr>
+          <w:rFonts w:ascii="Consolas" w:hAnsi="Consolas"/>
+          <w:sz w:val="16"/>
+          <w:szCs w:val="16"/>
+        </w:rPr>
+        <w:t>printf</w:t>
+      </w:r>
+      <w:proofErr w:type="spellEnd"/>
+      <w:r>
+        <w:rPr>
+          <w:rFonts w:ascii="Consolas" w:hAnsi="Consolas"/>
+          <w:sz w:val="16"/>
+          <w:szCs w:val="16"/>
+        </w:rPr>
+        <w:t>(</w:t>
+      </w:r>
+      <w:proofErr w:type="gramEnd"/>
+      <w:r>
+        <w:rPr>
+          <w:rFonts w:ascii="Consolas" w:hAnsi="Consolas"/>
+          <w:sz w:val="16"/>
+          <w:szCs w:val="16"/>
+        </w:rPr>
+        <w:t>"Ingrese el nombre del producto a buscar: ");</w:t>
+      </w:r>
+    </w:p>
+    <w:p>
+      <w:pPr>
+        <w:rPr>
+          <w:rFonts w:ascii="Consolas" w:hAnsi="Consolas"/>
+          <w:sz w:val="16"/>
+          <w:szCs w:val="16"/>
+        </w:rPr>
+      </w:pPr>
+      <w:r>
+        <w:rPr>
+          <w:rFonts w:ascii="Consolas" w:hAnsi="Consolas"/>
+          <w:sz w:val="16"/>
+          <w:szCs w:val="16"/>
+        </w:rPr>
+        <w:t xml:space="preserve">    </w:t>
+      </w:r>
+      <w:proofErr w:type="spellStart"/>
+      <w:proofErr w:type="gramStart"/>
+      <w:r>
+        <w:rPr>
+          <w:rFonts w:ascii="Consolas" w:hAnsi="Consolas"/>
+          <w:sz w:val="16"/>
+          <w:szCs w:val="16"/>
+        </w:rPr>
+        <w:t>scanf</w:t>
+      </w:r>
+      <w:proofErr w:type="spellEnd"/>
+      <w:r>
+        <w:rPr>
+          <w:rFonts w:ascii="Consolas" w:hAnsi="Consolas"/>
+          <w:sz w:val="16"/>
+          <w:szCs w:val="16"/>
+        </w:rPr>
+        <w:t>(</w:t>
+      </w:r>
+      <w:proofErr w:type="gramEnd"/>
+      <w:r>
+        <w:rPr>
+          <w:rFonts w:ascii="Consolas" w:hAnsi="Consolas"/>
+          <w:sz w:val="16"/>
+          <w:szCs w:val="16"/>
+        </w:rPr>
+        <w:t xml:space="preserve">"%30s", </w:t>
+      </w:r>
+      <w:proofErr w:type="spellStart"/>
+      <w:r>
+        <w:rPr>
+          <w:rFonts w:ascii="Consolas" w:hAnsi="Consolas"/>
+          <w:sz w:val="16"/>
+          <w:szCs w:val="16"/>
+        </w:rPr>
+        <w:t>nombreABuscar</w:t>
+      </w:r>
+      <w:proofErr w:type="spellEnd"/>
+      <w:r>
+        <w:rPr>
+          <w:rFonts w:ascii="Consolas" w:hAnsi="Consolas"/>
+          <w:sz w:val="16"/>
+          <w:szCs w:val="16"/>
+        </w:rPr>
+        <w:t>);</w:t>
+      </w:r>
+    </w:p>
+    <w:p>
+      <w:pPr>
+        <w:rPr>
+          <w:rFonts w:ascii="Consolas" w:hAnsi="Consolas"/>
+          <w:sz w:val="16"/>
+          <w:szCs w:val="16"/>
+        </w:rPr>
+      </w:pPr>
+    </w:p>
+    <w:p>
+      <w:pPr>
+        <w:rPr>
+          <w:rFonts w:ascii="Consolas" w:hAnsi="Consolas"/>
+          <w:sz w:val="16"/>
+          <w:szCs w:val="16"/>
+        </w:rPr>
+      </w:pPr>
+      <w:r>
+        <w:rPr>
+          <w:rFonts w:ascii="Consolas" w:hAnsi="Consolas"/>
+          <w:sz w:val="16"/>
+          <w:szCs w:val="16"/>
+        </w:rPr>
+        <w:t xml:space="preserve">    </w:t>
+      </w:r>
+      <w:proofErr w:type="spellStart"/>
+      <w:r>
+        <w:rPr>
+          <w:rFonts w:ascii="Consolas" w:hAnsi="Consolas"/>
+          <w:sz w:val="16"/>
+          <w:szCs w:val="16"/>
+        </w:rPr>
+        <w:t>posicion_buscada</w:t>
+      </w:r>
+      <w:proofErr w:type="spellEnd"/>
+      <w:r>
+        <w:rPr>
+          <w:rFonts w:ascii="Consolas" w:hAnsi="Consolas"/>
+          <w:sz w:val="16"/>
+          <w:szCs w:val="16"/>
+        </w:rPr>
+        <w:t xml:space="preserve"> = </w:t>
+      </w:r>
+      <w:proofErr w:type="spellStart"/>
+      <w:proofErr w:type="gramStart"/>
+      <w:r>
+        <w:rPr>
+          <w:rFonts w:ascii="Consolas" w:hAnsi="Consolas"/>
+          <w:sz w:val="16"/>
+          <w:szCs w:val="16"/>
+        </w:rPr>
+        <w:t>buscarProductoPorNombre</w:t>
+      </w:r>
+      <w:proofErr w:type="spellEnd"/>
+      <w:r>
+        <w:rPr>
+          <w:rFonts w:ascii="Consolas" w:hAnsi="Consolas"/>
+          <w:sz w:val="16"/>
+          <w:szCs w:val="16"/>
+        </w:rPr>
+        <w:t>(</w:t>
+      </w:r>
+      <w:proofErr w:type="gramEnd"/>
+      <w:r>
+        <w:rPr>
+          <w:rFonts w:ascii="Consolas" w:hAnsi="Consolas"/>
+          <w:sz w:val="16"/>
+          <w:szCs w:val="16"/>
+        </w:rPr>
+        <w:t xml:space="preserve">nombres, cantidad, </w:t>
+      </w:r>
+      <w:proofErr w:type="spellStart"/>
+      <w:r>
+        <w:rPr>
+          <w:rFonts w:ascii="Consolas" w:hAnsi="Consolas"/>
+          <w:sz w:val="16"/>
+          <w:szCs w:val="16"/>
+        </w:rPr>
+        <w:t>nombreABuscar</w:t>
+      </w:r>
+      <w:proofErr w:type="spellEnd"/>
+      <w:r>
+        <w:rPr>
+          <w:rFonts w:ascii="Consolas" w:hAnsi="Consolas"/>
+          <w:sz w:val="16"/>
+          <w:szCs w:val="16"/>
+        </w:rPr>
+        <w:t>);</w:t>
+      </w:r>
+    </w:p>
+    <w:p>
+      <w:pPr>
+        <w:rPr>
+          <w:rFonts w:ascii="Consolas" w:hAnsi="Consolas"/>
+          <w:sz w:val="16"/>
+          <w:szCs w:val="16"/>
+        </w:rPr>
+      </w:pPr>
+    </w:p>
+    <w:p>
+      <w:pPr>
+        <w:rPr>
+          <w:rFonts w:ascii="Consolas" w:hAnsi="Consolas"/>
+          <w:sz w:val="16"/>
+          <w:szCs w:val="16"/>
+        </w:rPr>
+      </w:pPr>
+      <w:r>
+        <w:rPr>
+          <w:rFonts w:ascii="Consolas" w:hAnsi="Consolas"/>
+          <w:sz w:val="16"/>
+          <w:szCs w:val="16"/>
+        </w:rPr>
+        <w:t xml:space="preserve">    </w:t>
+      </w:r>
+      <w:proofErr w:type="spellStart"/>
+      <w:r>
+        <w:rPr>
+          <w:rFonts w:ascii="Consolas" w:hAnsi="Consolas"/>
+          <w:sz w:val="16"/>
+          <w:szCs w:val="16"/>
+        </w:rPr>
+        <w:t>if</w:t>
+      </w:r>
+      <w:proofErr w:type="spellEnd"/>
+      <w:r>
+        <w:rPr>
+          <w:rFonts w:ascii="Consolas" w:hAnsi="Consolas"/>
+          <w:sz w:val="16"/>
+          <w:szCs w:val="16"/>
+        </w:rPr>
+        <w:t xml:space="preserve"> (</w:t>
+      </w:r>
+      <w:proofErr w:type="spellStart"/>
+      <w:r>
+        <w:rPr>
+          <w:rFonts w:ascii="Consolas" w:hAnsi="Consolas"/>
+          <w:sz w:val="16"/>
+          <w:szCs w:val="16"/>
+        </w:rPr>
+        <w:t>posicion_buscada</w:t>
+      </w:r>
+      <w:proofErr w:type="spellEnd"/>
+      <w:r>
+        <w:rPr>
+          <w:rFonts w:ascii="Consolas" w:hAnsi="Consolas"/>
+          <w:sz w:val="16"/>
+          <w:szCs w:val="16"/>
+        </w:rPr>
+        <w:t xml:space="preserve"> == -1) {</w:t>
+      </w:r>
+    </w:p>
+    <w:p>
+      <w:pPr>
+        <w:rPr>
+          <w:rFonts w:ascii="Consolas" w:hAnsi="Consolas"/>
+          <w:sz w:val="16"/>
+          <w:szCs w:val="16"/>
+        </w:rPr>
+      </w:pPr>
+      <w:r>
+        <w:rPr>
+          <w:rFonts w:ascii="Consolas" w:hAnsi="Consolas"/>
+          <w:sz w:val="16"/>
+          <w:szCs w:val="16"/>
+        </w:rPr>
+        <w:t xml:space="preserve">        </w:t>
+      </w:r>
+      <w:proofErr w:type="spellStart"/>
+      <w:proofErr w:type="gramStart"/>
+      <w:r>
+        <w:rPr>
+          <w:rFonts w:ascii="Consolas" w:hAnsi="Consolas"/>
+          <w:sz w:val="16"/>
+          <w:szCs w:val="16"/>
+        </w:rPr>
+        <w:t>printf</w:t>
+      </w:r>
+      <w:proofErr w:type="spellEnd"/>
+      <w:r>
+        <w:rPr>
+          <w:rFonts w:ascii="Consolas" w:hAnsi="Consolas"/>
+          <w:sz w:val="16"/>
+          <w:szCs w:val="16"/>
+        </w:rPr>
+        <w:t>(</w:t>
+      </w:r>
+      <w:proofErr w:type="gramEnd"/>
+      <w:r>
+        <w:rPr>
+          <w:rFonts w:ascii="Consolas" w:hAnsi="Consolas"/>
+          <w:sz w:val="16"/>
+          <w:szCs w:val="16"/>
+        </w:rPr>
+        <w:t>"El producto no se encuentra dentro del inventario.\n");</w:t>
+      </w:r>
+    </w:p>
+    <w:p>
+      <w:pPr>
+        <w:rPr>
+          <w:rFonts w:ascii="Consolas" w:hAnsi="Consolas"/>
+          <w:sz w:val="16"/>
+          <w:szCs w:val="16"/>
+        </w:rPr>
+      </w:pPr>
+      <w:r>
+        <w:rPr>
+          <w:rFonts w:ascii="Consolas" w:hAnsi="Consolas"/>
+          <w:sz w:val="16"/>
+          <w:szCs w:val="16"/>
+        </w:rPr>
+        <w:t xml:space="preserve">    } </w:t>
+      </w:r>
+      <w:proofErr w:type="spellStart"/>
+      <w:r>
+        <w:rPr>
+          <w:rFonts w:ascii="Consolas" w:hAnsi="Consolas"/>
+          <w:sz w:val="16"/>
+          <w:szCs w:val="16"/>
+        </w:rPr>
+        <w:t>else</w:t>
+      </w:r>
+      <w:proofErr w:type="spellEnd"/>
+      <w:r>
+        <w:rPr>
+          <w:rFonts w:ascii="Consolas" w:hAnsi="Consolas"/>
+          <w:sz w:val="16"/>
+          <w:szCs w:val="16"/>
+        </w:rPr>
+        <w:t xml:space="preserve"> {</w:t>
+      </w:r>
+    </w:p>
+    <w:p>
+      <w:pPr>
+        <w:rPr>
+          <w:rFonts w:ascii="Consolas" w:hAnsi="Consolas"/>
+          <w:sz w:val="16"/>
+          <w:szCs w:val="16"/>
+        </w:rPr>
+      </w:pPr>
+      <w:r>
+        <w:rPr>
+          <w:rFonts w:ascii="Consolas" w:hAnsi="Consolas"/>
+          <w:sz w:val="16"/>
+          <w:szCs w:val="16"/>
+        </w:rPr>
+        <w:t xml:space="preserve">        </w:t>
+      </w:r>
+      <w:proofErr w:type="spellStart"/>
+      <w:proofErr w:type="gramStart"/>
+      <w:r>
+        <w:rPr>
+          <w:rFonts w:ascii="Consolas" w:hAnsi="Consolas"/>
+          <w:sz w:val="16"/>
+          <w:szCs w:val="16"/>
+        </w:rPr>
+        <w:t>printf</w:t>
+      </w:r>
+      <w:proofErr w:type="spellEnd"/>
+      <w:r>
+        <w:rPr>
+          <w:rFonts w:ascii="Consolas" w:hAnsi="Consolas"/>
+          <w:sz w:val="16"/>
+          <w:szCs w:val="16"/>
+        </w:rPr>
+        <w:t>(</w:t>
+      </w:r>
+      <w:proofErr w:type="gramEnd"/>
+      <w:r>
+        <w:rPr>
+          <w:rFonts w:ascii="Consolas" w:hAnsi="Consolas"/>
+          <w:sz w:val="16"/>
+          <w:szCs w:val="16"/>
+        </w:rPr>
+        <w:t>"El producto fue encontrado. El precio es: $%.2f\n", precios[</w:t>
+      </w:r>
+      <w:proofErr w:type="spellStart"/>
+      <w:r>
+        <w:rPr>
+          <w:rFonts w:ascii="Consolas" w:hAnsi="Consolas"/>
+          <w:sz w:val="16"/>
+          <w:szCs w:val="16"/>
+        </w:rPr>
+        <w:t>posicion_buscada</w:t>
+      </w:r>
+      <w:proofErr w:type="spellEnd"/>
+      <w:r>
+        <w:rPr>
+          <w:rFonts w:ascii="Consolas" w:hAnsi="Consolas"/>
+          <w:sz w:val="16"/>
+          <w:szCs w:val="16"/>
+        </w:rPr>
+        <w:t>]);</w:t>
+      </w:r>
+    </w:p>
+    <w:p>
+      <w:pPr>
+        <w:rPr>
+          <w:rFonts w:ascii="Consolas" w:hAnsi="Consolas"/>
+          <w:sz w:val="16"/>
+          <w:szCs w:val="16"/>
+        </w:rPr>
+      </w:pPr>
+      <w:r>
+        <w:rPr>
+          <w:rFonts w:ascii="Consolas" w:hAnsi="Consolas"/>
+          <w:sz w:val="16"/>
+          <w:szCs w:val="16"/>
+        </w:rPr>
+        <w:t>    }</w:t>
+      </w:r>
+    </w:p>
+    <w:p>
+      <w:pPr>
+        <w:rPr>
+          <w:rFonts w:ascii="Consolas" w:hAnsi="Consolas"/>
+          <w:sz w:val="16"/>
+          <w:szCs w:val="16"/>
+        </w:rPr>
+      </w:pPr>
+      <w:r>
+        <w:rPr>
+          <w:rFonts w:ascii="Consolas" w:hAnsi="Consolas"/>
+          <w:sz w:val="16"/>
+          <w:szCs w:val="16"/>
+        </w:rPr>
+        <w:t xml:space="preserve">    </w:t>
+      </w:r>
+      <w:proofErr w:type="spellStart"/>
+      <w:proofErr w:type="gramStart"/>
+      <w:r>
+        <w:rPr>
+          <w:rFonts w:ascii="Consolas" w:hAnsi="Consolas"/>
+          <w:sz w:val="16"/>
+          <w:szCs w:val="16"/>
+        </w:rPr>
+        <w:t>printf</w:t>
+      </w:r>
+      <w:proofErr w:type="spellEnd"/>
+      <w:r>
+        <w:rPr>
+          <w:rFonts w:ascii="Consolas" w:hAnsi="Consolas"/>
+          <w:sz w:val="16"/>
+          <w:szCs w:val="16"/>
+        </w:rPr>
+        <w:t>(</w:t>
+      </w:r>
+      <w:proofErr w:type="gramEnd"/>
+      <w:r>
+        <w:rPr>
+          <w:rFonts w:ascii="Consolas" w:hAnsi="Consolas"/>
+          <w:sz w:val="16"/>
+          <w:szCs w:val="16"/>
+        </w:rPr>
+        <w:t>"\</w:t>
+      </w:r>
+      <w:proofErr w:type="spellStart"/>
+      <w:r>
+        <w:rPr>
+          <w:rFonts w:ascii="Consolas" w:hAnsi="Consolas"/>
+          <w:sz w:val="16"/>
+          <w:szCs w:val="16"/>
+        </w:rPr>
+        <w:t>nPresione</w:t>
+      </w:r>
+      <w:proofErr w:type="spellEnd"/>
+      <w:r>
+        <w:rPr>
+          <w:rFonts w:ascii="Consolas" w:hAnsi="Consolas"/>
+          <w:sz w:val="16"/>
+          <w:szCs w:val="16"/>
+        </w:rPr>
+        <w:t xml:space="preserve"> </w:t>
+      </w:r>
+      <w:proofErr w:type="spellStart"/>
+      <w:r>
+        <w:rPr>
+          <w:rFonts w:ascii="Consolas" w:hAnsi="Consolas"/>
+          <w:sz w:val="16"/>
+          <w:szCs w:val="16"/>
+        </w:rPr>
+        <w:t>enter</w:t>
+      </w:r>
+      <w:proofErr w:type="spellEnd"/>
+      <w:r>
+        <w:rPr>
+          <w:rFonts w:ascii="Consolas" w:hAnsi="Consolas"/>
+          <w:sz w:val="16"/>
+          <w:szCs w:val="16"/>
+        </w:rPr>
+        <w:t xml:space="preserve"> para salir.....");</w:t>
+      </w:r>
+    </w:p>
+    <w:p>
+      <w:pPr>
+        <w:rPr>
+          <w:rFonts w:ascii="Consolas" w:hAnsi="Consolas"/>
+          <w:sz w:val="16"/>
+          <w:szCs w:val="16"/>
+          <w:lang w:val="en-US"/>
+        </w:rPr>
+      </w:pPr>
+      <w:r>
+        <w:rPr>
+          <w:rFonts w:ascii="Consolas" w:hAnsi="Consolas"/>
+          <w:sz w:val="16"/>
+          <w:szCs w:val="16"/>
+        </w:rPr>
+        <w:t xml:space="preserve">    </w:t>
+      </w:r>
+      <w:r>
+        <w:rPr>
+          <w:rFonts w:ascii="Consolas" w:hAnsi="Consolas"/>
+          <w:sz w:val="16"/>
+          <w:szCs w:val="16"/>
+          <w:lang w:val="en-US"/>
+        </w:rPr>
+        <w:t>while(</w:t>
+      </w:r>
+      <w:proofErr w:type="spellStart"/>
+      <w:proofErr w:type="gramStart"/>
+      <w:r>
+        <w:rPr>
+          <w:rFonts w:ascii="Consolas" w:hAnsi="Consolas"/>
+          <w:sz w:val="16"/>
+          <w:szCs w:val="16"/>
+          <w:lang w:val="en-US"/>
+        </w:rPr>
+        <w:t>getchar</w:t>
+      </w:r>
+      <w:proofErr w:type="spellEnd"/>
+      <w:r>
+        <w:rPr>
+          <w:rFonts w:ascii="Consolas" w:hAnsi="Consolas"/>
+          <w:sz w:val="16"/>
+          <w:szCs w:val="16"/>
+          <w:lang w:val="en-US"/>
+        </w:rPr>
+        <w:t>(</w:t>
+      </w:r>
+      <w:proofErr w:type="gramEnd"/>
+      <w:r>
+        <w:rPr>
+          <w:rFonts w:ascii="Consolas" w:hAnsi="Consolas"/>
+          <w:sz w:val="16"/>
+          <w:szCs w:val="16"/>
+          <w:lang w:val="en-US"/>
+        </w:rPr>
+        <w:t>) != '\n');</w:t>
+      </w:r>
+    </w:p>
+    <w:p>
+      <w:pPr>
+        <w:rPr>
+          <w:rFonts w:ascii="Consolas" w:hAnsi="Consolas"/>
+          <w:sz w:val="16"/>
+          <w:szCs w:val="16"/>
+          <w:lang w:val="en-US"/>
+        </w:rPr>
+      </w:pPr>
+      <w:r>
+        <w:rPr>
+          <w:rFonts w:ascii="Consolas" w:hAnsi="Consolas"/>
+          <w:sz w:val="16"/>
+          <w:szCs w:val="16"/>
+          <w:lang w:val="en-US"/>
+        </w:rPr>
+        <w:t xml:space="preserve">    </w:t>
+      </w:r>
+      <w:proofErr w:type="spellStart"/>
+      <w:proofErr w:type="gramStart"/>
+      <w:r>
+        <w:rPr>
+          <w:rFonts w:ascii="Consolas" w:hAnsi="Consolas"/>
+          <w:sz w:val="16"/>
+          <w:szCs w:val="16"/>
+          <w:lang w:val="en-US"/>
+        </w:rPr>
+        <w:t>getchar</w:t>
+      </w:r>
+      <w:proofErr w:type="spellEnd"/>
+      <w:r>
+        <w:rPr>
+          <w:rFonts w:ascii="Consolas" w:hAnsi="Consolas"/>
+          <w:sz w:val="16"/>
+          <w:szCs w:val="16"/>
+          <w:lang w:val="en-US"/>
+        </w:rPr>
+        <w:t>(</w:t>
+      </w:r>
+      <w:proofErr w:type="gramEnd"/>
+      <w:r>
+        <w:rPr>
+          <w:rFonts w:ascii="Consolas" w:hAnsi="Consolas"/>
+          <w:sz w:val="16"/>
+          <w:szCs w:val="16"/>
+          <w:lang w:val="en-US"/>
+        </w:rPr>
+        <w:t>);</w:t>
+      </w:r>
+    </w:p>
+    <w:p>
+      <w:pPr>
+        <w:rPr>
+          <w:rFonts w:ascii="Consolas" w:hAnsi="Consolas"/>
+          <w:sz w:val="16"/>
+          <w:szCs w:val="16"/>
+        </w:rPr>
+      </w:pPr>
+      <w:r>
+        <w:rPr>
+          <w:rFonts w:ascii="Consolas" w:hAnsi="Consolas"/>
+          <w:sz w:val="16"/>
+          <w:szCs w:val="16"/>
+          <w:lang w:val="en-US"/>
+        </w:rPr>
+        <w:t xml:space="preserve">    </w:t>
+      </w:r>
+      <w:proofErr w:type="spellStart"/>
+      <w:r>
+        <w:rPr>
+          <w:rFonts w:ascii="Consolas" w:hAnsi="Consolas"/>
+          <w:sz w:val="16"/>
+          <w:szCs w:val="16"/>
+        </w:rPr>
+        <w:t>return</w:t>
+      </w:r>
+      <w:proofErr w:type="spellEnd"/>
+      <w:r>
+        <w:rPr>
+          <w:rFonts w:ascii="Consolas" w:hAnsi="Consolas"/>
+          <w:sz w:val="16"/>
+          <w:szCs w:val="16"/>
+        </w:rPr>
+        <w:t xml:space="preserve"> 0;</w:t>
+      </w:r>
+    </w:p>
+    <w:p>
+      <w:pPr>
+        <w:rPr>
+          <w:rFonts w:ascii="Consolas" w:hAnsi="Consolas"/>
+          <w:sz w:val="16"/>
+          <w:szCs w:val="16"/>
+        </w:rPr>
+      </w:pPr>
+      <w:r>
+        <w:rPr>
+          <w:rFonts w:ascii="Consolas" w:hAnsi="Consolas"/>
+          <w:sz w:val="16"/>
+          <w:szCs w:val="16"/>
+        </w:rPr>
+        <w:t>}</w:t>
+      </w:r>
+    </w:p>
+    <w:p>
+      <w:r>
+        <w:t>Evidencia:</w:t>
+      </w:r>
+    </w:p>
+    <w:p>
+      <w:pPr>
+        <w:rPr>
+          <w:rFonts w:ascii="Consolas" w:hAnsi="Consolas"/>
+          <w:sz w:val="16"/>
+          <w:szCs w:val="16"/>
+        </w:rPr>
+      </w:pPr>
+      <w:r>
+        <w:rPr>
+          <w:rFonts w:ascii="Consolas" w:hAnsi="Consolas"/>
+          <w:sz w:val="16"/>
+          <w:szCs w:val="16"/>
+        </w:rPr>
+        <w:lastRenderedPageBreak/>
+        <w:tab/>
+      </w:r>
+      <w:r>
+        <w:rPr>
+          <w:rFonts w:ascii="Consolas" w:hAnsi="Consolas"/>
+          <w:sz w:val="16"/>
+          <w:szCs w:val="16"/>
+        </w:rPr>
+        <w:drawing>
+          <wp:inline distT="0" distB="0" distL="0" distR="0" wp14:anchorId="6A0FADA1" wp14:editId="644F6549">
+            <wp:extent cx="4410691" cy="5191850"/>
+            <wp:effectExtent l="0" t="0" r="9525" b="8890"/>
+            <wp:docPr id="2128957885" name="Imagen 1" descr="Texto&#10;&#10;Descripción generada automáticamente"/>
+            <wp:cNvGraphicFramePr>
+              <a:graphicFrameLocks xmlns:a="http://schemas.openxmlformats.org/drawingml/2006/main" noChangeAspect="1"/>
+            </wp:cNvGraphicFramePr>
+            <a:graphic xmlns:a="http://schemas.openxmlformats.org/drawingml/2006/main">
+              <a:graphicData uri="http://schemas.openxmlformats.org/drawingml/2006/picture">
+                <pic:pic xmlns:pic="http://schemas.openxmlformats.org/drawingml/2006/picture">
+                  <pic:nvPicPr>
+                    <pic:cNvPr id="2128957885" name="Imagen 1" descr="Texto&#10;&#10;Descripción generada automáticamente"/>
+                    <pic:cNvPicPr/>
+                  </pic:nvPicPr>
+                  <pic:blipFill>
+                    <a:blip r:embed="rId5"/>
+                    <a:stretch>
+                      <a:fillRect/>
+                    </a:stretch>
+                  </pic:blipFill>
+                  <pic:spPr>
+                    <a:xfrm>
+                      <a:off x="0" y="0"/>
+                      <a:ext cx="4410691" cy="5191850"/>
+                    </a:xfrm>
+                    <a:prstGeom prst="rect">
+                      <a:avLst/>
+                    </a:prstGeom>
+                  </pic:spPr>
+                </pic:pic>
+              </a:graphicData>
+            </a:graphic>
+          </wp:inline>
+        </w:drawing>
+      </w:r>
+    </w:p>
     <w:sectPr>
       <w:pgSz w:w="11906" w:h="16838"/>
-      <w:pgMar w:top="1417" w:right="1701" w:bottom="1417" w:left="1701" w:header="708" w:footer="708" w:gutter="0"/>
+      <w:pgMar w:top="720" w:right="720" w:bottom="720" w:left="720" w:header="708" w:footer="708" w:gutter="0"/>
       <w:cols w:space="708"/>
       <w:docGrid w:linePitch="360"/>
     </w:sectPr>
@@ -1258,7 +8263,6 @@
   <w:style w:type="character" w:default="1" w:styleId="Fuentedeprrafopredeter">
     <w:name w:val="Default Paragraph Font"/>
     <w:uiPriority w:val="1"/>
-    <w:semiHidden/>
     <w:unhideWhenUsed/>
   </w:style>
   <w:style w:type="table" w:default="1" w:styleId="Tablanormal">
